--- a/fuentes/CFA5_124108_DU.docx
+++ b/fuentes/CFA5_124108_DU.docx
@@ -578,7 +578,7 @@
           <w:r>
             <w:fldChar w:fldCharType="separate"/>
           </w:r>
-          <w:hyperlink w:anchor="_Toc225622639" w:history="1">
+          <w:hyperlink w:anchor="_Toc225761838" w:history="1">
             <w:r>
               <w:rPr>
                 <w:rStyle w:val="Hipervnculo"/>
@@ -605,7 +605,7 @@
                 <w:noProof/>
                 <w:webHidden/>
               </w:rPr>
-              <w:instrText xml:space="preserve"> PAGEREF _Toc225622639 \h </w:instrText>
+              <w:instrText xml:space="preserve"> PAGEREF _Toc225761838 \h </w:instrText>
             </w:r>
             <w:r>
               <w:rPr>
@@ -651,7 +651,7 @@
               <w:lang w:eastAsia="es-CO"/>
             </w:rPr>
           </w:pPr>
-          <w:hyperlink w:anchor="_Toc225622640" w:history="1">
+          <w:hyperlink w:anchor="_Toc225761839" w:history="1">
             <w:r>
               <w:rPr>
                 <w:rStyle w:val="Hipervnculo"/>
@@ -695,7 +695,7 @@
                 <w:noProof/>
                 <w:webHidden/>
               </w:rPr>
-              <w:instrText xml:space="preserve"> PAGEREF _Toc225622640 \h </w:instrText>
+              <w:instrText xml:space="preserve"> PAGEREF _Toc225761839 \h </w:instrText>
             </w:r>
             <w:r>
               <w:rPr>
@@ -737,7 +737,7 @@
               <w:lang w:eastAsia="es-CO"/>
             </w:rPr>
           </w:pPr>
-          <w:hyperlink w:anchor="_Toc225622641" w:history="1">
+          <w:hyperlink w:anchor="_Toc225761840" w:history="1">
             <w:r>
               <w:rPr>
                 <w:rStyle w:val="Hipervnculo"/>
@@ -781,7 +781,7 @@
                 <w:noProof/>
                 <w:webHidden/>
               </w:rPr>
-              <w:instrText xml:space="preserve"> PAGEREF _Toc225622641 \h </w:instrText>
+              <w:instrText xml:space="preserve"> PAGEREF _Toc225761840 \h </w:instrText>
             </w:r>
             <w:r>
               <w:rPr>
@@ -823,7 +823,7 @@
               <w:lang w:eastAsia="es-CO"/>
             </w:rPr>
           </w:pPr>
-          <w:hyperlink w:anchor="_Toc225622642" w:history="1">
+          <w:hyperlink w:anchor="_Toc225761841" w:history="1">
             <w:r>
               <w:rPr>
                 <w:rStyle w:val="Hipervnculo"/>
@@ -867,7 +867,7 @@
                 <w:noProof/>
                 <w:webHidden/>
               </w:rPr>
-              <w:instrText xml:space="preserve"> PAGEREF _Toc225622642 \h </w:instrText>
+              <w:instrText xml:space="preserve"> PAGEREF _Toc225761841 \h </w:instrText>
             </w:r>
             <w:r>
               <w:rPr>
@@ -909,7 +909,7 @@
               <w:lang w:eastAsia="es-CO"/>
             </w:rPr>
           </w:pPr>
-          <w:hyperlink w:anchor="_Toc225622643" w:history="1">
+          <w:hyperlink w:anchor="_Toc225761842" w:history="1">
             <w:r>
               <w:rPr>
                 <w:rStyle w:val="Hipervnculo"/>
@@ -957,7 +957,7 @@
                 <w:noProof/>
                 <w:webHidden/>
               </w:rPr>
-              <w:instrText xml:space="preserve"> PAGEREF _Toc225622643 \h </w:instrText>
+              <w:instrText xml:space="preserve"> PAGEREF _Toc225761842 \h </w:instrText>
             </w:r>
             <w:r>
               <w:rPr>
@@ -1003,7 +1003,7 @@
               <w:lang w:eastAsia="es-CO"/>
             </w:rPr>
           </w:pPr>
-          <w:hyperlink w:anchor="_Toc225622644" w:history="1">
+          <w:hyperlink w:anchor="_Toc225761843" w:history="1">
             <w:r>
               <w:rPr>
                 <w:rStyle w:val="Hipervnculo"/>
@@ -1047,7 +1047,7 @@
                 <w:noProof/>
                 <w:webHidden/>
               </w:rPr>
-              <w:instrText xml:space="preserve"> PAGEREF _Toc225622644 \h </w:instrText>
+              <w:instrText xml:space="preserve"> PAGEREF _Toc225761843 \h </w:instrText>
             </w:r>
             <w:r>
               <w:rPr>
@@ -1089,7 +1089,7 @@
               <w:lang w:eastAsia="es-CO"/>
             </w:rPr>
           </w:pPr>
-          <w:hyperlink w:anchor="_Toc225622645" w:history="1">
+          <w:hyperlink w:anchor="_Toc225761844" w:history="1">
             <w:r>
               <w:rPr>
                 <w:rStyle w:val="Hipervnculo"/>
@@ -1133,7 +1133,7 @@
                 <w:noProof/>
                 <w:webHidden/>
               </w:rPr>
-              <w:instrText xml:space="preserve"> PAGEREF _Toc225622645 \h </w:instrText>
+              <w:instrText xml:space="preserve"> PAGEREF _Toc225761844 \h </w:instrText>
             </w:r>
             <w:r>
               <w:rPr>
@@ -1175,7 +1175,7 @@
               <w:lang w:eastAsia="es-CO"/>
             </w:rPr>
           </w:pPr>
-          <w:hyperlink w:anchor="_Toc225622646" w:history="1">
+          <w:hyperlink w:anchor="_Toc225761845" w:history="1">
             <w:r>
               <w:rPr>
                 <w:rStyle w:val="Hipervnculo"/>
@@ -1219,7 +1219,7 @@
                 <w:noProof/>
                 <w:webHidden/>
               </w:rPr>
-              <w:instrText xml:space="preserve"> PAGEREF _Toc225622646 \h </w:instrText>
+              <w:instrText xml:space="preserve"> PAGEREF _Toc225761845 \h </w:instrText>
             </w:r>
             <w:r>
               <w:rPr>
@@ -1265,7 +1265,7 @@
               <w:lang w:eastAsia="es-CO"/>
             </w:rPr>
           </w:pPr>
-          <w:hyperlink w:anchor="_Toc225622647" w:history="1">
+          <w:hyperlink w:anchor="_Toc225761846" w:history="1">
             <w:r>
               <w:rPr>
                 <w:rStyle w:val="Hipervnculo"/>
@@ -1309,7 +1309,7 @@
                 <w:noProof/>
                 <w:webHidden/>
               </w:rPr>
-              <w:instrText xml:space="preserve"> PAGEREF _Toc225622647 \h </w:instrText>
+              <w:instrText xml:space="preserve"> PAGEREF _Toc225761846 \h </w:instrText>
             </w:r>
             <w:r>
               <w:rPr>
@@ -1355,7 +1355,7 @@
               <w:lang w:eastAsia="es-CO"/>
             </w:rPr>
           </w:pPr>
-          <w:hyperlink w:anchor="_Toc225622648" w:history="1">
+          <w:hyperlink w:anchor="_Toc225761847" w:history="1">
             <w:r>
               <w:rPr>
                 <w:rStyle w:val="Hipervnculo"/>
@@ -1399,7 +1399,7 @@
                 <w:noProof/>
                 <w:webHidden/>
               </w:rPr>
-              <w:instrText xml:space="preserve"> PAGEREF _Toc225622648 \h </w:instrText>
+              <w:instrText xml:space="preserve"> PAGEREF _Toc225761847 \h </w:instrText>
             </w:r>
             <w:r>
               <w:rPr>
@@ -1441,7 +1441,7 @@
               <w:lang w:eastAsia="es-CO"/>
             </w:rPr>
           </w:pPr>
-          <w:hyperlink w:anchor="_Toc225622649" w:history="1">
+          <w:hyperlink w:anchor="_Toc225761848" w:history="1">
             <w:r>
               <w:rPr>
                 <w:rStyle w:val="Hipervnculo"/>
@@ -1485,7 +1485,7 @@
                 <w:noProof/>
                 <w:webHidden/>
               </w:rPr>
-              <w:instrText xml:space="preserve"> PAGEREF _Toc225622649 \h </w:instrText>
+              <w:instrText xml:space="preserve"> PAGEREF _Toc225761848 \h </w:instrText>
             </w:r>
             <w:r>
               <w:rPr>
@@ -1527,7 +1527,7 @@
               <w:lang w:eastAsia="es-CO"/>
             </w:rPr>
           </w:pPr>
-          <w:hyperlink w:anchor="_Toc225622650" w:history="1">
+          <w:hyperlink w:anchor="_Toc225761849" w:history="1">
             <w:r>
               <w:rPr>
                 <w:rStyle w:val="Hipervnculo"/>
@@ -1571,7 +1571,7 @@
                 <w:noProof/>
                 <w:webHidden/>
               </w:rPr>
-              <w:instrText xml:space="preserve"> PAGEREF _Toc225622650 \h </w:instrText>
+              <w:instrText xml:space="preserve"> PAGEREF _Toc225761849 \h </w:instrText>
             </w:r>
             <w:r>
               <w:rPr>
@@ -1613,7 +1613,7 @@
               <w:lang w:eastAsia="es-CO"/>
             </w:rPr>
           </w:pPr>
-          <w:hyperlink w:anchor="_Toc225622651" w:history="1">
+          <w:hyperlink w:anchor="_Toc225761850" w:history="1">
             <w:r>
               <w:rPr>
                 <w:rStyle w:val="Hipervnculo"/>
@@ -1657,7 +1657,7 @@
                 <w:noProof/>
                 <w:webHidden/>
               </w:rPr>
-              <w:instrText xml:space="preserve"> PAGEREF _Toc225622651 \h </w:instrText>
+              <w:instrText xml:space="preserve"> PAGEREF _Toc225761850 \h </w:instrText>
             </w:r>
             <w:r>
               <w:rPr>
@@ -1702,7 +1702,7 @@
               <w:lang w:eastAsia="es-CO"/>
             </w:rPr>
           </w:pPr>
-          <w:hyperlink w:anchor="_Toc225622652" w:history="1">
+          <w:hyperlink w:anchor="_Toc225761851" w:history="1">
             <w:r>
               <w:rPr>
                 <w:rStyle w:val="Hipervnculo"/>
@@ -1729,7 +1729,7 @@
                 <w:noProof/>
                 <w:webHidden/>
               </w:rPr>
-              <w:instrText xml:space="preserve"> PAGEREF _Toc225622652 \h </w:instrText>
+              <w:instrText xml:space="preserve"> PAGEREF _Toc225761851 \h </w:instrText>
             </w:r>
             <w:r>
               <w:rPr>
@@ -1749,7 +1749,7 @@
                 <w:noProof/>
                 <w:webHidden/>
               </w:rPr>
-              <w:t>35</w:t>
+              <w:t>33</w:t>
             </w:r>
             <w:r>
               <w:rPr>
@@ -1774,7 +1774,7 @@
               <w:lang w:eastAsia="es-CO"/>
             </w:rPr>
           </w:pPr>
-          <w:hyperlink w:anchor="_Toc225622653" w:history="1">
+          <w:hyperlink w:anchor="_Toc225761852" w:history="1">
             <w:r>
               <w:rPr>
                 <w:rStyle w:val="Hipervnculo"/>
@@ -1801,7 +1801,7 @@
                 <w:noProof/>
                 <w:webHidden/>
               </w:rPr>
-              <w:instrText xml:space="preserve"> PAGEREF _Toc225622653 \h </w:instrText>
+              <w:instrText xml:space="preserve"> PAGEREF _Toc225761852 \h </w:instrText>
             </w:r>
             <w:r>
               <w:rPr>
@@ -1821,7 +1821,7 @@
                 <w:noProof/>
                 <w:webHidden/>
               </w:rPr>
-              <w:t>36</w:t>
+              <w:t>34</w:t>
             </w:r>
             <w:r>
               <w:rPr>
@@ -1846,7 +1846,7 @@
               <w:lang w:eastAsia="es-CO"/>
             </w:rPr>
           </w:pPr>
-          <w:hyperlink w:anchor="_Toc225622654" w:history="1">
+          <w:hyperlink w:anchor="_Toc225761853" w:history="1">
             <w:r>
               <w:rPr>
                 <w:rStyle w:val="Hipervnculo"/>
@@ -1873,7 +1873,7 @@
                 <w:noProof/>
                 <w:webHidden/>
               </w:rPr>
-              <w:instrText xml:space="preserve"> PAGEREF _Toc225622654 \h </w:instrText>
+              <w:instrText xml:space="preserve"> PAGEREF _Toc225761853 \h </w:instrText>
             </w:r>
             <w:r>
               <w:rPr>
@@ -1893,7 +1893,7 @@
                 <w:noProof/>
                 <w:webHidden/>
               </w:rPr>
-              <w:t>37</w:t>
+              <w:t>35</w:t>
             </w:r>
             <w:r>
               <w:rPr>
@@ -1918,7 +1918,7 @@
               <w:lang w:eastAsia="es-CO"/>
             </w:rPr>
           </w:pPr>
-          <w:hyperlink w:anchor="_Toc225622655" w:history="1">
+          <w:hyperlink w:anchor="_Toc225761854" w:history="1">
             <w:r>
               <w:rPr>
                 <w:rStyle w:val="Hipervnculo"/>
@@ -1945,7 +1945,7 @@
                 <w:noProof/>
                 <w:webHidden/>
               </w:rPr>
-              <w:instrText xml:space="preserve"> PAGEREF _Toc225622655 \h </w:instrText>
+              <w:instrText xml:space="preserve"> PAGEREF _Toc225761854 \h </w:instrText>
             </w:r>
             <w:r>
               <w:rPr>
@@ -1965,7 +1965,7 @@
                 <w:noProof/>
                 <w:webHidden/>
               </w:rPr>
-              <w:t>39</w:t>
+              <w:t>37</w:t>
             </w:r>
             <w:r>
               <w:rPr>
@@ -2010,7 +2010,7 @@
       <w:pPr>
         <w:pStyle w:val="Titulosgenerales"/>
       </w:pPr>
-      <w:bookmarkStart w:id="0" w:name="_Toc225622639"/>
+      <w:bookmarkStart w:id="0" w:name="_Toc225761838"/>
       <w:r>
         <w:lastRenderedPageBreak/>
         <w:t>Introducción</w:t>
@@ -2364,7 +2364,7 @@
       <w:pPr>
         <w:pStyle w:val="Ttulo1"/>
       </w:pPr>
-      <w:bookmarkStart w:id="1" w:name="_Toc225622640"/>
+      <w:bookmarkStart w:id="1" w:name="_Toc225761839"/>
       <w:r>
         <w:lastRenderedPageBreak/>
         <w:t>Qué es una venta y tipos de venta</w:t>
@@ -2539,7 +2539,7 @@
         <w:pStyle w:val="Prrafodelista"/>
         <w:numPr>
           <w:ilvl w:val="0"/>
-          <w:numId w:val="25"/>
+          <w:numId w:val="29"/>
         </w:numPr>
         <w:rPr>
           <w:rFonts w:ascii="Calibri" w:hAnsi="Calibri" w:cs="Calibri"/>
@@ -2569,7 +2569,7 @@
         <w:pStyle w:val="Prrafodelista"/>
         <w:numPr>
           <w:ilvl w:val="0"/>
-          <w:numId w:val="25"/>
+          <w:numId w:val="29"/>
         </w:numPr>
         <w:rPr>
           <w:rFonts w:ascii="Calibri" w:hAnsi="Calibri" w:cs="Calibri"/>
@@ -2653,13 +2653,13 @@
       <w:pPr>
         <w:rPr>
           <w:rFonts w:ascii="Calibri" w:hAnsi="Calibri" w:cs="Calibri"/>
+          <w:b/>
+          <w:bCs/>
           <w:szCs w:val="28"/>
           <w:lang w:val="es-419"/>
         </w:rPr>
       </w:pPr>
-    </w:p>
-    <w:p>
-      <w:pPr>
+      <w:r>
         <w:rPr>
           <w:rFonts w:ascii="Calibri" w:hAnsi="Calibri" w:cs="Calibri"/>
           <w:b/>
@@ -2667,15 +2667,7 @@
           <w:szCs w:val="28"/>
           <w:lang w:val="es-419"/>
         </w:rPr>
-      </w:pPr>
-      <w:r>
-        <w:rPr>
-          <w:rFonts w:ascii="Calibri" w:hAnsi="Calibri" w:cs="Calibri"/>
-          <w:b/>
-          <w:bCs/>
-          <w:szCs w:val="28"/>
-          <w:lang w:val="es-419"/>
-        </w:rPr>
+        <w:lastRenderedPageBreak/>
         <w:t xml:space="preserve">Ventas simples / </w:t>
       </w:r>
       <w:r>
@@ -2884,6 +2876,29 @@
     </w:p>
     <w:p>
       <w:pPr>
+        <w:spacing w:before="0" w:after="160" w:line="259" w:lineRule="auto"/>
+        <w:ind w:firstLine="0"/>
+        <w:rPr>
+          <w:rFonts w:ascii="Calibri" w:hAnsi="Calibri" w:cs="Calibri"/>
+          <w:b/>
+          <w:bCs/>
+          <w:szCs w:val="28"/>
+          <w:lang w:val="es-419"/>
+        </w:rPr>
+      </w:pPr>
+      <w:r>
+        <w:rPr>
+          <w:rFonts w:ascii="Calibri" w:hAnsi="Calibri" w:cs="Calibri"/>
+          <w:b/>
+          <w:bCs/>
+          <w:szCs w:val="28"/>
+          <w:lang w:val="es-419"/>
+        </w:rPr>
+        <w:br w:type="page"/>
+      </w:r>
+    </w:p>
+    <w:p>
+      <w:pPr>
         <w:rPr>
           <w:rFonts w:ascii="Calibri" w:hAnsi="Calibri" w:cs="Calibri"/>
           <w:b/>
@@ -3099,7 +3114,7 @@
       <w:pPr>
         <w:pStyle w:val="Ttulo2"/>
       </w:pPr>
-      <w:bookmarkStart w:id="2" w:name="_Toc225622641"/>
+      <w:bookmarkStart w:id="2" w:name="_Toc225761840"/>
       <w:r>
         <w:t>Proceso de venta</w:t>
       </w:r>
@@ -3564,7 +3579,7 @@
       <w:pPr>
         <w:pStyle w:val="Ttulo2"/>
       </w:pPr>
-      <w:bookmarkStart w:id="3" w:name="_Toc225622642"/>
+      <w:bookmarkStart w:id="3" w:name="_Toc225761841"/>
       <w:r>
         <w:lastRenderedPageBreak/>
         <w:t>Canales de venta</w:t>
@@ -4153,7 +4168,7 @@
           <w:rStyle w:val="Extranjerismo"/>
         </w:rPr>
       </w:pPr>
-      <w:bookmarkStart w:id="4" w:name="_Toc225622643"/>
+      <w:bookmarkStart w:id="4" w:name="_Toc225761842"/>
       <w:r>
         <w:rPr>
           <w:rStyle w:val="Extranjerismo"/>
@@ -4469,7 +4484,7 @@
       <w:pPr>
         <w:pStyle w:val="Ttulo1"/>
       </w:pPr>
-      <w:bookmarkStart w:id="5" w:name="_Toc225622644"/>
+      <w:bookmarkStart w:id="5" w:name="_Toc225761843"/>
       <w:r>
         <w:lastRenderedPageBreak/>
         <w:t>Comunicación asertiva con clientes</w:t>
@@ -4506,7 +4521,7 @@
           <w:noProof/>
         </w:rPr>
         <w:drawing>
-          <wp:inline distT="0" distB="0" distL="0" distR="0" wp14:anchorId="0DED42E7" wp14:editId="38AE1059">
+          <wp:inline distT="0" distB="0" distL="0" distR="0" wp14:anchorId="0DED42E7" wp14:editId="14C2540C">
             <wp:extent cx="4310743" cy="2424792"/>
             <wp:effectExtent l="0" t="0" r="0" b="0"/>
             <wp:docPr id="1854435317" name="Imagen 1854435317">
@@ -4916,7 +4931,7 @@
       <w:pPr>
         <w:pStyle w:val="Ttulo2"/>
       </w:pPr>
-      <w:bookmarkStart w:id="6" w:name="_Toc225622645"/>
+      <w:bookmarkStart w:id="6" w:name="_Toc225761844"/>
       <w:r>
         <w:lastRenderedPageBreak/>
         <w:t>Redacción para medios de comunicación digitales</w:t>
@@ -5433,7 +5448,7 @@
       <w:pPr>
         <w:pStyle w:val="Ttulo2"/>
       </w:pPr>
-      <w:bookmarkStart w:id="7" w:name="_Toc225622646"/>
+      <w:bookmarkStart w:id="7" w:name="_Toc225761845"/>
       <w:r>
         <w:t>Bases para un plan de medios digitales</w:t>
       </w:r>
@@ -6048,7 +6063,7 @@
       <w:pPr>
         <w:pStyle w:val="Ttulo1"/>
       </w:pPr>
-      <w:bookmarkStart w:id="8" w:name="_Toc225622647"/>
+      <w:bookmarkStart w:id="8" w:name="_Toc225761846"/>
       <w:r>
         <w:lastRenderedPageBreak/>
         <w:t>Introducción al CRM</w:t>
@@ -6310,7 +6325,7 @@
       <w:pPr>
         <w:pStyle w:val="Ttulo1"/>
       </w:pPr>
-      <w:bookmarkStart w:id="9" w:name="_Toc225622648"/>
+      <w:bookmarkStart w:id="9" w:name="_Toc225761847"/>
       <w:r>
         <w:lastRenderedPageBreak/>
         <w:t>Fidelización y mantenimiento de servicio al cliente en las redes sociales</w:t>
@@ -6923,7 +6938,7 @@
       <w:pPr>
         <w:pStyle w:val="Ttulo2"/>
       </w:pPr>
-      <w:bookmarkStart w:id="10" w:name="_Toc225622649"/>
+      <w:bookmarkStart w:id="10" w:name="_Toc225761848"/>
       <w:r>
         <w:t>Implementación de bases de datos</w:t>
       </w:r>
@@ -7011,7 +7026,7 @@
       <w:pPr>
         <w:pStyle w:val="Ttulo2"/>
       </w:pPr>
-      <w:bookmarkStart w:id="11" w:name="_Toc225622650"/>
+      <w:bookmarkStart w:id="11" w:name="_Toc225761849"/>
       <w:r>
         <w:t>Generación de una base de datos</w:t>
       </w:r>
@@ -7204,7 +7219,7 @@
       <w:pPr>
         <w:pStyle w:val="Ttulo2"/>
       </w:pPr>
-      <w:bookmarkStart w:id="12" w:name="_Toc225622651"/>
+      <w:bookmarkStart w:id="12" w:name="_Toc225761850"/>
       <w:r>
         <w:t>Trazabilidad del servicio</w:t>
       </w:r>
@@ -7212,31 +7227,339 @@
     </w:p>
     <w:p>
       <w:pPr>
-        <w:pStyle w:val="Video"/>
-      </w:pPr>
-      <w:r>
-        <w:t>Trazabilidad del servicio</w:t>
-      </w:r>
-    </w:p>
-    <w:p>
-      <w:pPr>
-        <w:jc w:val="center"/>
+        <w:rPr>
+          <w:lang w:val="es-419" w:eastAsia="es-CO"/>
+        </w:rPr>
+      </w:pPr>
+      <w:r>
+        <w:rPr>
+          <w:lang w:val="es-419" w:eastAsia="es-CO"/>
+        </w:rPr>
+        <w:t>Dentro de la fidelización de clientes inherente al servicio al cliente, se debe determinar en qué punto se encuentra el cliente potencial con relación al proceso de venta. De esta monitorización surge la necesidad de la trazabilidad del servicio para saber cómo reaccionar ante los eventos que se susciten. El poder de la trazabilidad se ajusta al conocimiento del cliente determinando en qué punto se encuentra, si es necesario instruirlo acerca del producto que está interesado en adquirir o simplemente incentivarlo un poco para que lleve a cabo la compra. Según el portal web Leader</w:t>
+      </w:r>
+      <w:r>
+        <w:rPr>
+          <w:lang w:val="es-419" w:eastAsia="es-CO"/>
+        </w:rPr>
+        <w:t xml:space="preserve"> </w:t>
+      </w:r>
+      <w:r>
+        <w:rPr>
+          <w:lang w:val="es-419" w:eastAsia="es-CO"/>
+        </w:rPr>
+        <w:t xml:space="preserve">Marketing </w:t>
+      </w:r>
+      <w:proofErr w:type="spellStart"/>
+      <w:r>
+        <w:rPr>
+          <w:lang w:val="es-419" w:eastAsia="es-CO"/>
+        </w:rPr>
+        <w:t>Solutions</w:t>
+      </w:r>
+      <w:proofErr w:type="spellEnd"/>
+      <w:r>
+        <w:rPr>
+          <w:lang w:val="es-419" w:eastAsia="es-CO"/>
+        </w:rPr>
+        <w:t xml:space="preserve"> (2018), el lead puede ubicarse en uno de los siguientes escenarios:</w:t>
+      </w:r>
+    </w:p>
+    <w:p>
+      <w:pPr>
+        <w:pStyle w:val="Prrafodelista"/>
+        <w:numPr>
+          <w:ilvl w:val="0"/>
+          <w:numId w:val="27"/>
+        </w:numPr>
+        <w:rPr>
+          <w:lang w:val="es-419" w:eastAsia="es-CO"/>
+        </w:rPr>
+      </w:pPr>
+      <w:r>
+        <w:rPr>
+          <w:lang w:val="es-419" w:eastAsia="es-CO"/>
+        </w:rPr>
+        <w:t>Concienciación.</w:t>
+      </w:r>
+    </w:p>
+    <w:p>
+      <w:pPr>
+        <w:pStyle w:val="Prrafodelista"/>
+        <w:numPr>
+          <w:ilvl w:val="0"/>
+          <w:numId w:val="27"/>
+        </w:numPr>
+        <w:rPr>
+          <w:lang w:val="es-419" w:eastAsia="es-CO"/>
+        </w:rPr>
+      </w:pPr>
+      <w:r>
+        <w:rPr>
+          <w:lang w:val="es-419" w:eastAsia="es-CO"/>
+        </w:rPr>
+        <w:t>Investigación.</w:t>
+      </w:r>
+    </w:p>
+    <w:p>
+      <w:pPr>
+        <w:pStyle w:val="Prrafodelista"/>
+        <w:numPr>
+          <w:ilvl w:val="0"/>
+          <w:numId w:val="27"/>
+        </w:numPr>
+        <w:rPr>
+          <w:lang w:val="es-419" w:eastAsia="es-CO"/>
+        </w:rPr>
+      </w:pPr>
+      <w:r>
+        <w:rPr>
+          <w:lang w:val="es-419" w:eastAsia="es-CO"/>
+        </w:rPr>
+        <w:t>Decisión.</w:t>
+      </w:r>
+    </w:p>
+    <w:p>
+      <w:pPr>
+        <w:pStyle w:val="Prrafodelista"/>
+        <w:numPr>
+          <w:ilvl w:val="0"/>
+          <w:numId w:val="27"/>
+        </w:numPr>
+        <w:rPr>
+          <w:lang w:val="es-419" w:eastAsia="es-CO"/>
+        </w:rPr>
+      </w:pPr>
+      <w:r>
+        <w:rPr>
+          <w:lang w:val="es-419" w:eastAsia="es-CO"/>
+        </w:rPr>
+        <w:lastRenderedPageBreak/>
+        <w:t xml:space="preserve">Acción. </w:t>
+      </w:r>
+    </w:p>
+    <w:p>
+      <w:pPr>
+        <w:rPr>
+          <w:lang w:val="es-419" w:eastAsia="es-CO"/>
+        </w:rPr>
+      </w:pPr>
+      <w:r>
+        <w:rPr>
+          <w:lang w:val="es-419" w:eastAsia="es-CO"/>
+        </w:rPr>
+        <w:t xml:space="preserve">Junto a lo anterior, también se debe determinar el canal más adecuado para que </w:t>
+      </w:r>
+      <w:r>
+        <w:rPr>
+          <w:lang w:val="es-419" w:eastAsia="es-CO"/>
+        </w:rPr>
+        <w:t xml:space="preserve">cada </w:t>
+      </w:r>
+      <w:r>
+        <w:rPr>
+          <w:rStyle w:val="Extranjerismo"/>
+          <w:lang w:val="es-419" w:eastAsia="es-CO"/>
+        </w:rPr>
+        <w:t>lead</w:t>
+      </w:r>
+      <w:r>
+        <w:rPr>
+          <w:lang w:val="es-419" w:eastAsia="es-CO"/>
+        </w:rPr>
+        <w:t xml:space="preserve"> llegue hasta la venta; por ello, seguir un proceso de monitoreo es imprescindible. Aquí toman gran importancia las herramientas del entorno digital que se encargan de segmentar a los </w:t>
+      </w:r>
+      <w:r>
+        <w:rPr>
+          <w:rStyle w:val="Extranjerismo"/>
+          <w:lang w:val="es-419" w:eastAsia="es-CO"/>
+        </w:rPr>
+        <w:t>leads</w:t>
+      </w:r>
+      <w:r>
+        <w:rPr>
+          <w:lang w:val="es-419" w:eastAsia="es-CO"/>
+        </w:rPr>
+        <w:t xml:space="preserve"> de acuerdo con su posición en el proceso de venta. A partir de los resultados obtenidos, es como </w:t>
+      </w:r>
+      <w:r>
+        <w:rPr>
+          <w:lang w:val="es-419" w:eastAsia="es-CO"/>
+        </w:rPr>
+        <w:t>la empresa encaminará sus esfuerzos para concretar la venta. Por ello, en este punto es tan importante automatizar e invertir en el software que mejor se acomode a las circunstancias de la empresa.</w:t>
+      </w:r>
+    </w:p>
+    <w:p>
+      <w:pPr>
+        <w:rPr>
+          <w:lang w:val="es-419" w:eastAsia="es-CO"/>
+        </w:rPr>
+      </w:pPr>
+      <w:r>
+        <w:rPr>
+          <w:lang w:val="es-419" w:eastAsia="es-CO"/>
+        </w:rPr>
+        <w:t xml:space="preserve">Hasta aquí se ha llegado en esta experiencia de aprendizaje que, más allá de brindar información, espera que haya una apropiación de ella para ser competentes y alcanzar los resultados de aprendizaje esperados. Es necesario mantener una actitud de curiosidad y aprendizaje a lo largo de la vida para ser un excelente colaborador o empresario en el </w:t>
+      </w:r>
+      <w:r>
+        <w:rPr>
+          <w:lang w:val="es-419" w:eastAsia="es-CO"/>
+        </w:rPr>
+        <w:t xml:space="preserve">marco del </w:t>
+      </w:r>
+      <w:r>
+        <w:rPr>
+          <w:rStyle w:val="Extranjerismo"/>
+          <w:lang w:val="es-419" w:eastAsia="es-CO"/>
+        </w:rPr>
+        <w:t>marketing</w:t>
+      </w:r>
+      <w:r>
+        <w:rPr>
+          <w:lang w:val="es-419" w:eastAsia="es-CO"/>
+        </w:rPr>
+        <w:t xml:space="preserve"> digital</w:t>
+      </w:r>
+      <w:r>
+        <w:rPr>
+          <w:lang w:val="es-419" w:eastAsia="es-CO"/>
+        </w:rPr>
+        <w:t>.</w:t>
+      </w:r>
+    </w:p>
+    <w:p>
+      <w:pPr>
+        <w:spacing w:before="0" w:after="160" w:line="259" w:lineRule="auto"/>
+        <w:ind w:firstLine="0"/>
+        <w:rPr>
+          <w:rFonts w:ascii="Calibri" w:eastAsiaTheme="majorEastAsia" w:hAnsi="Calibri" w:cstheme="majorBidi"/>
+          <w:b/>
+          <w:color w:val="000000" w:themeColor="text1"/>
+          <w:kern w:val="0"/>
+          <w:sz w:val="32"/>
+          <w:szCs w:val="26"/>
+          <w:lang w:val="es-419" w:eastAsia="es-CO"/>
+          <w14:ligatures w14:val="none"/>
+        </w:rPr>
+      </w:pPr>
+      <w:r>
+        <w:rPr>
+          <w:rFonts w:ascii="Calibri" w:eastAsiaTheme="majorEastAsia" w:hAnsi="Calibri" w:cstheme="majorBidi"/>
+          <w:b/>
+          <w:color w:val="000000" w:themeColor="text1"/>
+          <w:kern w:val="0"/>
+          <w:sz w:val="32"/>
+          <w:szCs w:val="26"/>
+          <w:lang w:val="es-419" w:eastAsia="es-CO"/>
+          <w14:ligatures w14:val="none"/>
+        </w:rPr>
+        <w:br w:type="page"/>
+      </w:r>
+    </w:p>
+    <w:p>
+      <w:pPr>
+        <w:pStyle w:val="Titulosgenerales"/>
+      </w:pPr>
+      <w:bookmarkStart w:id="13" w:name="_Toc225761851"/>
+      <w:r>
+        <w:lastRenderedPageBreak/>
+        <w:t>S</w:t>
+      </w:r>
+      <w:r>
+        <w:t>íntesis</w:t>
+      </w:r>
+      <w:bookmarkEnd w:id="13"/>
+      <w:r>
+        <w:t xml:space="preserve"> </w:t>
+      </w:r>
+    </w:p>
+    <w:p>
+      <w:pPr>
+        <w:rPr>
+          <w:lang w:val="es-419" w:eastAsia="es-CO"/>
+        </w:rPr>
+      </w:pPr>
+      <w:r>
+        <w:rPr>
+          <w:lang w:val="es-419" w:eastAsia="es-CO"/>
+        </w:rPr>
+        <w:t xml:space="preserve">El </w:t>
+      </w:r>
+      <w:r>
+        <w:rPr>
+          <w:lang w:val="es-419" w:eastAsia="es-CO"/>
+        </w:rPr>
+        <w:t>c</w:t>
+      </w:r>
+      <w:r>
+        <w:rPr>
+          <w:lang w:val="es-419" w:eastAsia="es-CO"/>
+        </w:rPr>
+        <w:t xml:space="preserve">omponente </w:t>
+      </w:r>
+      <w:r>
+        <w:rPr>
+          <w:lang w:val="es-419" w:eastAsia="es-CO"/>
+        </w:rPr>
+        <w:t>f</w:t>
+      </w:r>
+      <w:r>
+        <w:rPr>
+          <w:lang w:val="es-419" w:eastAsia="es-CO"/>
+        </w:rPr>
+        <w:t xml:space="preserve">ormativo Interacción con clientes para el proceso de venta ofrece al aprendiz una comprensión sobre el proceso de ventas y la interacción con clientes en contextos empresariales y digitales. A través del estudio del concepto de venta, los tipos de venta y el proceso comercial, se analizan etapas como prospección, preparación, argumentación, cierre y posventa. Asimismo, se presentan los canales de venta y el </w:t>
+      </w:r>
+      <w:r>
+        <w:rPr>
+          <w:rStyle w:val="Extranjerismo"/>
+          <w:lang w:val="es-419" w:eastAsia="es-CO"/>
+        </w:rPr>
+        <w:t xml:space="preserve">social </w:t>
+      </w:r>
+      <w:proofErr w:type="spellStart"/>
+      <w:r>
+        <w:rPr>
+          <w:rStyle w:val="Extranjerismo"/>
+          <w:lang w:val="es-419" w:eastAsia="es-CO"/>
+        </w:rPr>
+        <w:t>selling</w:t>
+      </w:r>
+      <w:proofErr w:type="spellEnd"/>
+      <w:r>
+        <w:rPr>
+          <w:lang w:val="es-419" w:eastAsia="es-CO"/>
+        </w:rPr>
+        <w:t>, destacando la importancia de las estrategias de comunicación y relación con clientes en el entorno digital.</w:t>
+      </w:r>
+    </w:p>
+    <w:p>
+      <w:pPr>
+        <w:rPr>
+          <w:lang w:val="es-419" w:eastAsia="es-CO"/>
+        </w:rPr>
+      </w:pPr>
+      <w:r>
+        <w:rPr>
+          <w:lang w:val="es-419" w:eastAsia="es-CO"/>
+        </w:rPr>
+        <w:t>El componente también desarrolla temas relacionados con la comunicación asertiva con clientes y la redacción para medios digitales, así como las bases para la planificación de medios digitales orientados al posicionamiento de marca. Además, aborda la implementación de sistemas CRM y su relación con personas, procesos y tecnología. Finalmente, se estudian estrategias de fidelización de clientes mediante el uso de bases de datos, trazabilidad del servicio y mantenimiento de relaciones comerciales en redes sociales.</w:t>
+      </w:r>
+    </w:p>
+    <w:p>
+      <w:pPr>
+        <w:rPr>
+          <w:lang w:val="es-419" w:eastAsia="es-CO"/>
+        </w:rPr>
       </w:pPr>
       <w:r>
         <w:rPr>
           <w:noProof/>
+          <w:lang w:val="es-419" w:eastAsia="es-CO"/>
         </w:rPr>
         <w:drawing>
-          <wp:inline distT="0" distB="0" distL="0" distR="0" wp14:anchorId="1D81E64E" wp14:editId="3B795491">
-            <wp:extent cx="4319313" cy="2429614"/>
-            <wp:effectExtent l="0" t="0" r="5080" b="8890"/>
-            <wp:docPr id="1174027598" name="Imagen 1174027598">
-              <a:extLst xmlns:a="http://schemas.openxmlformats.org/drawingml/2006/main">
-                <a:ext uri="{C183D7F6-B498-43B3-948B-1728B52AA6E4}">
-                  <adec:decorative xmlns:adec="http://schemas.microsoft.com/office/drawing/2017/decorative" val="1"/>
-                </a:ext>
-              </a:extLst>
-            </wp:docPr>
+          <wp:inline distT="0" distB="0" distL="0" distR="0" wp14:anchorId="5819B849" wp14:editId="22AAC425">
+            <wp:extent cx="5456054" cy="1947083"/>
+            <wp:effectExtent l="0" t="0" r="0" b="0"/>
+            <wp:docPr id="1339812386" name="Imagen 5" descr="La imagen presenta un esquema sobre la interacción con clientes en el proceso de venta, organizado en cuatro ejes principales: primero, los fundamentos de la venta, que incluyen el proceso, los canales y el social selling; segundo, la comunicación asertiva con clientes, enfocada en la redacción y planificación de medios digitales; tercero, la introducción al CRM como herramienta de gestión; y cuarto, la fidelización y mantenimiento del servicio al cliente en redes sociales, mediante la implementación, generación de bases de datos y trazabilidad del servicio."/>
             <wp:cNvGraphicFramePr>
               <a:graphicFrameLocks xmlns:a="http://schemas.openxmlformats.org/drawingml/2006/main" noChangeAspect="1"/>
             </wp:cNvGraphicFramePr>
@@ -7244,25 +7567,20 @@
               <a:graphicData uri="http://schemas.openxmlformats.org/drawingml/2006/picture">
                 <pic:pic xmlns:pic="http://schemas.openxmlformats.org/drawingml/2006/picture">
                   <pic:nvPicPr>
-                    <pic:cNvPr id="1174027598" name="Imagen 1174027598">
-                      <a:extLst>
-                        <a:ext uri="{C183D7F6-B498-43B3-948B-1728B52AA6E4}">
-                          <adec:decorative xmlns:adec="http://schemas.microsoft.com/office/drawing/2017/decorative" val="1"/>
-                        </a:ext>
-                      </a:extLst>
-                    </pic:cNvPr>
+                    <pic:cNvPr id="1339812386" name="Imagen 5" descr="La imagen presenta un esquema sobre la interacción con clientes en el proceso de venta, organizado en cuatro ejes principales: primero, los fundamentos de la venta, que incluyen el proceso, los canales y el social selling; segundo, la comunicación asertiva con clientes, enfocada en la redacción y planificación de medios digitales; tercero, la introducción al CRM como herramienta de gestión; y cuarto, la fidelización y mantenimiento del servicio al cliente en redes sociales, mediante la implementación, generación de bases de datos y trazabilidad del servicio."/>
                     <pic:cNvPicPr>
                       <a:picLocks noChangeAspect="1" noChangeArrowheads="1"/>
                     </pic:cNvPicPr>
                   </pic:nvPicPr>
                   <pic:blipFill>
-                    <a:blip r:embed="rId16" cstate="print">
+                    <a:blip r:embed="rId16">
                       <a:extLst>
                         <a:ext uri="{28A0092B-C50C-407E-A947-70E740481C1C}">
                           <a14:useLocalDpi xmlns:a14="http://schemas.microsoft.com/office/drawing/2010/main" val="0"/>
                         </a:ext>
                       </a:extLst>
                     </a:blip>
+                    <a:srcRect/>
                     <a:stretch>
                       <a:fillRect/>
                     </a:stretch>
@@ -7270,15 +7588,12 @@
                   <pic:spPr bwMode="auto">
                     <a:xfrm>
                       <a:off x="0" y="0"/>
-                      <a:ext cx="4319313" cy="2429614"/>
+                      <a:ext cx="5471319" cy="1952530"/>
                     </a:xfrm>
                     <a:prstGeom prst="rect">
                       <a:avLst/>
                     </a:prstGeom>
                     <a:noFill/>
-                    <a:ln>
-                      <a:noFill/>
-                    </a:ln>
                   </pic:spPr>
                 </pic:pic>
               </a:graphicData>
@@ -7289,654 +7604,17 @@
     </w:p>
     <w:p>
       <w:pPr>
-        <w:ind w:left="1415" w:firstLine="1"/>
-      </w:pPr>
-      <w:r>
-        <w:t>Nota. SENA, (2026).</w:t>
-      </w:r>
-    </w:p>
-    <w:p>
-      <w:pPr>
-        <w:rPr>
-          <w:b/>
-          <w:lang w:val="es-419"/>
-        </w:rPr>
-      </w:pPr>
-      <w:r>
-        <w:t xml:space="preserve">                </w:t>
-      </w:r>
-      <w:r>
-        <w:rPr>
-          <w:b/>
-          <w:bCs/>
-          <w:sz w:val="24"/>
-          <w:szCs w:val="24"/>
-        </w:rPr>
-        <w:t xml:space="preserve">                </w:t>
-      </w:r>
-      <w:r>
-        <w:t xml:space="preserve">     </w:t>
-      </w:r>
-      <w:r>
-        <w:rPr>
-          <w:noProof/>
-        </w:rPr>
-        <w:t xml:space="preserve">      </w:t>
-      </w:r>
-      <w:hyperlink r:id="rId17" w:history="1">
-        <w:r>
-          <w:rPr>
-            <w:rStyle w:val="Hipervnculo"/>
-            <w:b/>
-            <w:lang w:val="es-419"/>
-          </w:rPr>
-          <w:t>Enlace de reproducción del video</w:t>
-        </w:r>
-      </w:hyperlink>
-    </w:p>
-    <w:tbl>
-      <w:tblPr>
-        <w:tblStyle w:val="Tablaconcuadrcula"/>
-        <w:tblW w:w="0" w:type="auto"/>
-        <w:tblLook w:val="04A0" w:firstRow="1" w:lastRow="0" w:firstColumn="1" w:lastColumn="0" w:noHBand="0" w:noVBand="1"/>
-      </w:tblPr>
-      <w:tblGrid>
-        <w:gridCol w:w="9962"/>
-      </w:tblGrid>
-      <w:tr>
-        <w:tc>
-          <w:tcPr>
-            <w:tcW w:w="9962" w:type="dxa"/>
-          </w:tcPr>
-          <w:p>
-            <w:pPr>
-              <w:pStyle w:val="Video"/>
-              <w:numPr>
-                <w:ilvl w:val="0"/>
-                <w:numId w:val="0"/>
-              </w:numPr>
-              <w:ind w:left="306"/>
-              <w:jc w:val="left"/>
-              <w:rPr>
-                <w:b/>
-                <w:lang w:val="es-419"/>
-              </w:rPr>
-            </w:pPr>
-            <w:r>
-              <w:rPr>
-                <w:b/>
-                <w:lang w:val="es-419"/>
-              </w:rPr>
-              <w:lastRenderedPageBreak/>
-              <w:t>Síntesis del video:</w:t>
-            </w:r>
-            <w:r>
-              <w:rPr>
-                <w:b/>
-                <w:lang w:val="es-419"/>
-              </w:rPr>
-              <w:t xml:space="preserve"> </w:t>
-            </w:r>
-            <w:r>
-              <w:rPr>
-                <w:bCs/>
-              </w:rPr>
-              <w:t>Trazabilidad del servicio</w:t>
-            </w:r>
-          </w:p>
-        </w:tc>
-      </w:tr>
-      <w:tr>
-        <w:tc>
-          <w:tcPr>
-            <w:tcW w:w="9962" w:type="dxa"/>
-          </w:tcPr>
-          <w:p>
-            <w:pPr>
-              <w:rPr>
-                <w:rFonts w:cstheme="minorHAnsi"/>
-                <w:szCs w:val="28"/>
-              </w:rPr>
-            </w:pPr>
-            <w:r>
-              <w:rPr>
-                <w:rFonts w:cstheme="minorHAnsi"/>
-                <w:szCs w:val="28"/>
-              </w:rPr>
-              <w:t>Dentro de la fidelización de clientes, inherente al servicio al cliente, se debe determinar en qué punto se encuentra el cliente potencial con relación al proceso de venta. De esta monitorización surge la necesidad de la trazabilidad del servicio, para saber cómo reaccionar ante los eventos que se susciten.</w:t>
-            </w:r>
-          </w:p>
-          <w:p>
-            <w:pPr>
-              <w:rPr>
-                <w:rFonts w:cstheme="minorHAnsi"/>
-                <w:szCs w:val="28"/>
-              </w:rPr>
-            </w:pPr>
-            <w:r>
-              <w:rPr>
-                <w:rFonts w:cstheme="minorHAnsi"/>
-                <w:szCs w:val="28"/>
-              </w:rPr>
-              <w:t xml:space="preserve">El poder de la trazabilidad se ajusta al conocimiento del cliente, determinando en qué punto se encuentra: si es necesario instruirlo acerca del producto que está interesado en adquirir o simplemente incentivarlo un poco para que lleve a cabo la compra. Según el portal web </w:t>
-            </w:r>
-            <w:r>
-              <w:rPr>
-                <w:rFonts w:cstheme="minorHAnsi"/>
-                <w:szCs w:val="28"/>
-              </w:rPr>
-              <w:t xml:space="preserve">Leader Marketing </w:t>
-            </w:r>
-            <w:proofErr w:type="spellStart"/>
-            <w:r>
-              <w:rPr>
-                <w:rFonts w:cstheme="minorHAnsi"/>
-                <w:szCs w:val="28"/>
-              </w:rPr>
-              <w:t>Solutions</w:t>
-            </w:r>
-            <w:proofErr w:type="spellEnd"/>
-            <w:r>
-              <w:rPr>
-                <w:rFonts w:cstheme="minorHAnsi"/>
-                <w:szCs w:val="28"/>
-              </w:rPr>
-              <w:t xml:space="preserve">, </w:t>
-            </w:r>
-            <w:r>
-              <w:rPr>
-                <w:rFonts w:cstheme="minorHAnsi"/>
-                <w:szCs w:val="28"/>
-              </w:rPr>
-              <w:t xml:space="preserve">el </w:t>
-            </w:r>
-            <w:r>
-              <w:rPr>
-                <w:rStyle w:val="Extranjerismo"/>
-              </w:rPr>
-              <w:t>lead</w:t>
-            </w:r>
-            <w:r>
-              <w:rPr>
-                <w:rFonts w:cstheme="minorHAnsi"/>
-                <w:szCs w:val="28"/>
-              </w:rPr>
-              <w:t xml:space="preserve"> </w:t>
-            </w:r>
-            <w:r>
-              <w:rPr>
-                <w:rFonts w:cstheme="minorHAnsi"/>
-                <w:szCs w:val="28"/>
-              </w:rPr>
-              <w:t xml:space="preserve">puede ubicarse en uno de los siguientes escenarios: concienciación, investigación, </w:t>
-            </w:r>
-            <w:r>
-              <w:rPr>
-                <w:rFonts w:cstheme="minorHAnsi"/>
-                <w:szCs w:val="28"/>
-              </w:rPr>
-              <w:t xml:space="preserve">decisión, </w:t>
-            </w:r>
-            <w:r>
-              <w:rPr>
-                <w:rFonts w:cstheme="minorHAnsi"/>
-                <w:szCs w:val="28"/>
-              </w:rPr>
-              <w:t>acci</w:t>
-            </w:r>
-            <w:r>
-              <w:rPr>
-                <w:rFonts w:cstheme="minorHAnsi"/>
-                <w:szCs w:val="28"/>
-              </w:rPr>
-              <w:t>ón</w:t>
-            </w:r>
-            <w:r>
-              <w:rPr>
-                <w:rFonts w:cstheme="minorHAnsi"/>
-                <w:szCs w:val="28"/>
-              </w:rPr>
-              <w:t>.</w:t>
-            </w:r>
-          </w:p>
-          <w:p>
-            <w:pPr>
-              <w:rPr>
-                <w:rFonts w:cstheme="minorHAnsi"/>
-                <w:szCs w:val="28"/>
-              </w:rPr>
-            </w:pPr>
-            <w:r>
-              <w:rPr>
-                <w:rFonts w:cstheme="minorHAnsi"/>
-                <w:szCs w:val="28"/>
-              </w:rPr>
-              <w:t xml:space="preserve">Junto a lo anterior, también se debe determinar el canal más adecuado para que cada </w:t>
-            </w:r>
-            <w:r>
-              <w:rPr>
-                <w:rStyle w:val="Extranjerismo"/>
-              </w:rPr>
-              <w:t>lead</w:t>
-            </w:r>
-            <w:r>
-              <w:rPr>
-                <w:rFonts w:cstheme="minorHAnsi"/>
-                <w:szCs w:val="28"/>
-              </w:rPr>
-              <w:t xml:space="preserve"> llegue hasta la venta; por ello, seguir un proceso de monitoreo es imprescindible. Aquí toman gran importancia las herramientas del entorno digital, que se encargan de segmentar a los leads de acuerdo con su posición en el proceso de venta.</w:t>
-            </w:r>
-            <w:r>
-              <w:rPr>
-                <w:rFonts w:cstheme="minorHAnsi"/>
-                <w:szCs w:val="28"/>
-              </w:rPr>
-              <w:t xml:space="preserve"> </w:t>
-            </w:r>
-          </w:p>
-          <w:p>
-            <w:pPr>
-              <w:rPr>
-                <w:rFonts w:cstheme="minorHAnsi"/>
-                <w:szCs w:val="28"/>
-              </w:rPr>
-            </w:pPr>
-            <w:r>
-              <w:rPr>
-                <w:rFonts w:cstheme="minorHAnsi"/>
-                <w:szCs w:val="28"/>
-              </w:rPr>
-              <w:t>A partir de los resultados obtenidos es como la empresa encamina</w:t>
-            </w:r>
-            <w:r>
-              <w:rPr>
-                <w:rFonts w:cstheme="minorHAnsi"/>
-                <w:szCs w:val="28"/>
-              </w:rPr>
-              <w:t xml:space="preserve">rá </w:t>
-            </w:r>
-            <w:r>
-              <w:rPr>
-                <w:rFonts w:cstheme="minorHAnsi"/>
-                <w:szCs w:val="28"/>
-              </w:rPr>
-              <w:t>sus esfuerzos para concretar la venta; por ello, en este punto es tan importante automatizar e invertir en el software que mejor se acomode a las circunstancias de la empresa.</w:t>
-            </w:r>
-          </w:p>
-          <w:p>
-            <w:pPr>
-              <w:rPr>
-                <w:rFonts w:cstheme="minorHAnsi"/>
-                <w:szCs w:val="28"/>
-              </w:rPr>
-            </w:pPr>
-            <w:r>
-              <w:rPr>
-                <w:rFonts w:cstheme="minorHAnsi"/>
-                <w:szCs w:val="28"/>
-              </w:rPr>
-              <w:t xml:space="preserve">Hasta aquí se ha llegado en esta experiencia de aprendizaje, que más allá de brindar información espera que haya una apropiación de ella para ser competentes y alcanzar los resultados de aprendizaje esperados. Es necesario mantener una actitud </w:t>
-            </w:r>
-            <w:r>
-              <w:rPr>
-                <w:rFonts w:cstheme="minorHAnsi"/>
-                <w:szCs w:val="28"/>
-              </w:rPr>
-              <w:lastRenderedPageBreak/>
-              <w:t xml:space="preserve">de curiosidad y aprendizaje a lo largo de la vida, para ser un excelente colaborador o empresario en el marco del </w:t>
-            </w:r>
-            <w:r>
-              <w:rPr>
-                <w:rStyle w:val="Extranjerismo"/>
-              </w:rPr>
-              <w:t>marketing</w:t>
-            </w:r>
-            <w:r>
-              <w:rPr>
-                <w:rFonts w:cstheme="minorHAnsi"/>
-                <w:szCs w:val="28"/>
-              </w:rPr>
-              <w:t xml:space="preserve"> digital.</w:t>
-            </w:r>
-          </w:p>
-          <w:p>
-            <w:pPr>
-              <w:rPr>
-                <w:lang w:val="es-419"/>
-              </w:rPr>
-            </w:pPr>
-          </w:p>
-        </w:tc>
-      </w:tr>
-    </w:tbl>
-    <w:p>
-      <w:pPr>
-        <w:rPr>
-          <w:lang w:val="es-419" w:eastAsia="es-CO"/>
-        </w:rPr>
-      </w:pPr>
-      <w:r>
-        <w:rPr>
-          <w:lang w:val="es-419" w:eastAsia="es-CO"/>
-        </w:rPr>
-        <w:lastRenderedPageBreak/>
-        <w:t>Dentro de la fidelización de clientes inherente al servicio al cliente, se debe determinar en qué punto se encuentra el cliente potencial con relación al proceso de venta. De esta monitorización surge la necesidad de la trazabilidad del servicio para saber cómo reaccionar ante los eventos que se susciten. El poder de la trazabilidad se ajusta al conocimiento del cliente determinando en qué punto se encuentra, si es necesario instruirlo acerca del producto que está interesado en adquirir o simplemente incentivarlo un poco para que lleve a cabo la compra. Según el portal web Leader</w:t>
-      </w:r>
-      <w:r>
-        <w:rPr>
-          <w:lang w:val="es-419" w:eastAsia="es-CO"/>
-        </w:rPr>
-        <w:t xml:space="preserve"> </w:t>
-      </w:r>
-      <w:r>
-        <w:rPr>
-          <w:lang w:val="es-419" w:eastAsia="es-CO"/>
-        </w:rPr>
-        <w:t xml:space="preserve">Marketing </w:t>
-      </w:r>
-      <w:proofErr w:type="spellStart"/>
-      <w:r>
-        <w:rPr>
-          <w:lang w:val="es-419" w:eastAsia="es-CO"/>
-        </w:rPr>
-        <w:t>Solutions</w:t>
-      </w:r>
-      <w:proofErr w:type="spellEnd"/>
-      <w:r>
-        <w:rPr>
-          <w:lang w:val="es-419" w:eastAsia="es-CO"/>
-        </w:rPr>
-        <w:t xml:space="preserve"> (2018), el lead puede ubicarse en uno de los siguientes escenarios:</w:t>
-      </w:r>
-    </w:p>
-    <w:p>
-      <w:pPr>
-        <w:pStyle w:val="Prrafodelista"/>
-        <w:numPr>
-          <w:ilvl w:val="0"/>
-          <w:numId w:val="27"/>
-        </w:numPr>
-        <w:rPr>
-          <w:lang w:val="es-419" w:eastAsia="es-CO"/>
-        </w:rPr>
-      </w:pPr>
-      <w:r>
-        <w:rPr>
-          <w:lang w:val="es-419" w:eastAsia="es-CO"/>
-        </w:rPr>
-        <w:t>Concienciación.</w:t>
-      </w:r>
-    </w:p>
-    <w:p>
-      <w:pPr>
-        <w:pStyle w:val="Prrafodelista"/>
-        <w:numPr>
-          <w:ilvl w:val="0"/>
-          <w:numId w:val="27"/>
-        </w:numPr>
-        <w:rPr>
-          <w:lang w:val="es-419" w:eastAsia="es-CO"/>
-        </w:rPr>
-      </w:pPr>
-      <w:r>
-        <w:rPr>
-          <w:lang w:val="es-419" w:eastAsia="es-CO"/>
-        </w:rPr>
-        <w:t>Investigación.</w:t>
-      </w:r>
-    </w:p>
-    <w:p>
-      <w:pPr>
-        <w:pStyle w:val="Prrafodelista"/>
-        <w:numPr>
-          <w:ilvl w:val="0"/>
-          <w:numId w:val="27"/>
-        </w:numPr>
-        <w:rPr>
-          <w:lang w:val="es-419" w:eastAsia="es-CO"/>
-        </w:rPr>
-      </w:pPr>
-      <w:r>
-        <w:rPr>
-          <w:lang w:val="es-419" w:eastAsia="es-CO"/>
-        </w:rPr>
-        <w:t>Decisión.</w:t>
-      </w:r>
-    </w:p>
-    <w:p>
-      <w:pPr>
-        <w:pStyle w:val="Prrafodelista"/>
-        <w:numPr>
-          <w:ilvl w:val="0"/>
-          <w:numId w:val="27"/>
-        </w:numPr>
-        <w:rPr>
-          <w:lang w:val="es-419" w:eastAsia="es-CO"/>
-        </w:rPr>
-      </w:pPr>
-      <w:r>
-        <w:rPr>
-          <w:lang w:val="es-419" w:eastAsia="es-CO"/>
-        </w:rPr>
-        <w:t xml:space="preserve">Acción. </w:t>
-      </w:r>
-    </w:p>
-    <w:p>
-      <w:pPr>
-        <w:rPr>
-          <w:lang w:val="es-419" w:eastAsia="es-CO"/>
-        </w:rPr>
-      </w:pPr>
-      <w:r>
-        <w:rPr>
-          <w:lang w:val="es-419" w:eastAsia="es-CO"/>
-        </w:rPr>
-        <w:t xml:space="preserve">Junto a lo anterior, también se debe determinar el canal más adecuado para que </w:t>
-      </w:r>
-      <w:r>
-        <w:rPr>
-          <w:lang w:val="es-419" w:eastAsia="es-CO"/>
-        </w:rPr>
-        <w:t xml:space="preserve">cada </w:t>
-      </w:r>
-      <w:r>
-        <w:rPr>
-          <w:rStyle w:val="Extranjerismo"/>
-          <w:lang w:val="es-419" w:eastAsia="es-CO"/>
-        </w:rPr>
-        <w:t>lead</w:t>
-      </w:r>
-      <w:r>
-        <w:rPr>
-          <w:lang w:val="es-419" w:eastAsia="es-CO"/>
-        </w:rPr>
-        <w:t xml:space="preserve"> llegue hasta la venta; por ello, seguir un proceso de monitoreo es imprescindible. Aquí toman gran importancia las herramientas del entorno digital que se encargan de segmentar a los </w:t>
-      </w:r>
-      <w:r>
-        <w:rPr>
-          <w:rStyle w:val="Extranjerismo"/>
-          <w:lang w:val="es-419" w:eastAsia="es-CO"/>
-        </w:rPr>
-        <w:t>leads</w:t>
-      </w:r>
-      <w:r>
-        <w:rPr>
-          <w:lang w:val="es-419" w:eastAsia="es-CO"/>
-        </w:rPr>
-        <w:t xml:space="preserve"> de acuerdo con su posición en el proceso de venta. A partir de los resultados obtenidos, es como </w:t>
-      </w:r>
-      <w:r>
-        <w:rPr>
-          <w:lang w:val="es-419" w:eastAsia="es-CO"/>
-        </w:rPr>
-        <w:t>la empresa encaminará sus esfuerzos para concretar la venta. Por ello, en este punto es tan importante automatizar e invertir en el software que mejor se acomode a las circunstancias de la empresa.</w:t>
-      </w:r>
-    </w:p>
-    <w:p>
-      <w:pPr>
-        <w:rPr>
-          <w:lang w:val="es-419" w:eastAsia="es-CO"/>
-        </w:rPr>
-      </w:pPr>
-    </w:p>
-    <w:p>
-      <w:pPr>
-        <w:rPr>
-          <w:lang w:val="es-419" w:eastAsia="es-CO"/>
-        </w:rPr>
-      </w:pPr>
-      <w:r>
-        <w:rPr>
-          <w:lang w:val="es-419" w:eastAsia="es-CO"/>
-        </w:rPr>
-        <w:lastRenderedPageBreak/>
-        <w:t xml:space="preserve">Hasta aquí se ha llegado en esta experiencia de aprendizaje que, más allá de brindar información, espera que haya una apropiación de ella para ser competentes y alcanzar los resultados de aprendizaje esperados. Es necesario mantener una actitud de curiosidad y aprendizaje a lo largo de la vida para ser un excelente colaborador o empresario en el </w:t>
-      </w:r>
-      <w:r>
-        <w:rPr>
-          <w:lang w:val="es-419" w:eastAsia="es-CO"/>
-        </w:rPr>
-        <w:t xml:space="preserve">marco del </w:t>
-      </w:r>
-      <w:r>
-        <w:rPr>
-          <w:rStyle w:val="Extranjerismo"/>
-          <w:lang w:val="es-419" w:eastAsia="es-CO"/>
-        </w:rPr>
-        <w:t>marketing</w:t>
-      </w:r>
-      <w:r>
-        <w:rPr>
-          <w:lang w:val="es-419" w:eastAsia="es-CO"/>
-        </w:rPr>
-        <w:t xml:space="preserve"> digital</w:t>
-      </w:r>
-      <w:r>
-        <w:rPr>
-          <w:lang w:val="es-419" w:eastAsia="es-CO"/>
-        </w:rPr>
-        <w:t>.</w:t>
-      </w:r>
-    </w:p>
-    <w:p>
-      <w:pPr>
-        <w:spacing w:before="0" w:after="160" w:line="259" w:lineRule="auto"/>
         <w:ind w:firstLine="0"/>
         <w:rPr>
-          <w:rFonts w:ascii="Calibri" w:eastAsiaTheme="majorEastAsia" w:hAnsi="Calibri" w:cstheme="majorBidi"/>
-          <w:b/>
-          <w:color w:val="000000" w:themeColor="text1"/>
-          <w:kern w:val="0"/>
-          <w:sz w:val="32"/>
-          <w:szCs w:val="26"/>
-          <w:lang w:val="es-419" w:eastAsia="es-CO"/>
-          <w14:ligatures w14:val="none"/>
-        </w:rPr>
-      </w:pPr>
-      <w:r>
-        <w:rPr>
-          <w:rFonts w:ascii="Calibri" w:eastAsiaTheme="majorEastAsia" w:hAnsi="Calibri" w:cstheme="majorBidi"/>
-          <w:b/>
-          <w:color w:val="000000" w:themeColor="text1"/>
-          <w:kern w:val="0"/>
-          <w:sz w:val="32"/>
-          <w:szCs w:val="26"/>
-          <w:lang w:val="es-419" w:eastAsia="es-CO"/>
-          <w14:ligatures w14:val="none"/>
-        </w:rPr>
-        <w:br w:type="page"/>
-      </w:r>
+          <w:lang w:val="es-419" w:eastAsia="es-CO"/>
+        </w:rPr>
+      </w:pPr>
     </w:p>
     <w:p>
       <w:pPr>
         <w:pStyle w:val="Titulosgenerales"/>
       </w:pPr>
-      <w:bookmarkStart w:id="13" w:name="_Toc225622652"/>
-      <w:r>
-        <w:lastRenderedPageBreak/>
-        <w:t>S</w:t>
-      </w:r>
-      <w:r>
-        <w:t>íntesis</w:t>
-      </w:r>
-      <w:bookmarkEnd w:id="13"/>
-      <w:r>
-        <w:t xml:space="preserve"> </w:t>
-      </w:r>
-    </w:p>
-    <w:p>
-      <w:pPr>
-        <w:rPr>
-          <w:lang w:val="es-419" w:eastAsia="es-CO"/>
-        </w:rPr>
-      </w:pPr>
-      <w:r>
-        <w:rPr>
-          <w:lang w:val="es-419" w:eastAsia="es-CO"/>
-        </w:rPr>
-        <w:t>El componente formativo Metales, insumos y cálculos para aleaciones aborda los fundamentos necesarios para el trabajo técnico en joyería, desde su comprensión conceptual hasta su aplicación en procesos de elaboración. Se inicia con el estudio de los metales, sus clases, propiedades, aplicaciones, origen y simbología. Posteriormente, se profundiza en la merma, lo que permite establecer su importancia en el control y optimización de materiales. Asimismo, se analizan los insumos y su cálculo, proporcionando herramientas para su correcta selección y uso. Se presentan los materiales e insumos para fundición, que influyen en la calidad del metal fundido, así como sus características técnicas. La documentación aborda también las piezas para joyería, sus conceptos, clases, características y técnicas básicas de elaboración. Para fortalecer la aplicación de estos contenidos, se incluyen aspectos de matemática básica y unidades de medida relacionadas con longitud, masa y volumen. Finalmente, se analiza el manejo de los instrumentos de peso, esenciales para garantizar precisión durante todo el proceso de trabajo con metales y aleaciones</w:t>
-      </w:r>
-      <w:r>
-        <w:rPr>
-          <w:lang w:val="es-419" w:eastAsia="es-CO"/>
-        </w:rPr>
-        <w:t>.</w:t>
-      </w:r>
-    </w:p>
-    <w:p>
-      <w:pPr>
-        <w:ind w:firstLine="0"/>
-        <w:rPr>
-          <w:lang w:val="es-419" w:eastAsia="es-CO"/>
-        </w:rPr>
-      </w:pPr>
-      <w:r>
-        <w:rPr>
-          <w:noProof/>
-          <w:lang w:val="es-419" w:eastAsia="es-CO"/>
-        </w:rPr>
-        <w:drawing>
-          <wp:inline distT="0" distB="0" distL="0" distR="0" wp14:anchorId="15852BE2" wp14:editId="2AE71D53">
-            <wp:extent cx="6332220" cy="2795905"/>
-            <wp:effectExtent l="0" t="0" r="0" b="4445"/>
-            <wp:docPr id="1" name="Imagen 1" descr="El componente formativo Metales, insumos y cálculos para aleaciones ofrece una aproximación integral a los conocimientos fundamentales sobre los metales empleados en joyería y los insumos necesarios para su transformación. Este módulo analiza detalladamente sus clases, propiedades, aplicaciones y procesos básicos, resaltando su papel en la calidad de las aleaciones, y se desglosan también los elementos relacionados con la simbología técnica. Asimismo, se estudian los conceptos y cálculos de merma, claves para el control del material. La propuesta profundiza en los diferentes insumos y en los materiales para fundición, así como en sus características y función en el proceso.&#10;Además, se destacan los contenidos sobre piezas de joyería junto con sus clases, características y técnicas de elaboración, enfatizando los aspectos esenciales para su fabricación. Para complementar, se integran nociones de matemática básica, unidades de medida y manejo de instrumentos de peso, necesarios para la precisión en el trabajo con metales.&#10;"/>
-            <wp:cNvGraphicFramePr>
-              <a:graphicFrameLocks xmlns:a="http://schemas.openxmlformats.org/drawingml/2006/main" noChangeAspect="1"/>
-            </wp:cNvGraphicFramePr>
-            <a:graphic xmlns:a="http://schemas.openxmlformats.org/drawingml/2006/main">
-              <a:graphicData uri="http://schemas.openxmlformats.org/drawingml/2006/picture">
-                <pic:pic xmlns:pic="http://schemas.openxmlformats.org/drawingml/2006/picture">
-                  <pic:nvPicPr>
-                    <pic:cNvPr id="1" name="Imagen 1" descr="El componente formativo Metales, insumos y cálculos para aleaciones ofrece una aproximación integral a los conocimientos fundamentales sobre los metales empleados en joyería y los insumos necesarios para su transformación. Este módulo analiza detalladamente sus clases, propiedades, aplicaciones y procesos básicos, resaltando su papel en la calidad de las aleaciones, y se desglosan también los elementos relacionados con la simbología técnica. Asimismo, se estudian los conceptos y cálculos de merma, claves para el control del material. La propuesta profundiza en los diferentes insumos y en los materiales para fundición, así como en sus características y función en el proceso.&#10;Además, se destacan los contenidos sobre piezas de joyería junto con sus clases, características y técnicas de elaboración, enfatizando los aspectos esenciales para su fabricación. Para complementar, se integran nociones de matemática básica, unidades de medida y manejo de instrumentos de peso, necesarios para la precisión en el trabajo con metales.&#10;"/>
-                    <pic:cNvPicPr/>
-                  </pic:nvPicPr>
-                  <pic:blipFill>
-                    <a:blip r:embed="rId18"/>
-                    <a:stretch>
-                      <a:fillRect/>
-                    </a:stretch>
-                  </pic:blipFill>
-                  <pic:spPr>
-                    <a:xfrm>
-                      <a:off x="0" y="0"/>
-                      <a:ext cx="6332220" cy="2795905"/>
-                    </a:xfrm>
-                    <a:prstGeom prst="rect">
-                      <a:avLst/>
-                    </a:prstGeom>
-                  </pic:spPr>
-                </pic:pic>
-              </a:graphicData>
-            </a:graphic>
-          </wp:inline>
-        </w:drawing>
-      </w:r>
-    </w:p>
-    <w:p>
-      <w:pPr>
-        <w:pStyle w:val="Titulosgenerales"/>
-      </w:pPr>
-      <w:bookmarkStart w:id="14" w:name="_Toc225622653"/>
+      <w:bookmarkStart w:id="14" w:name="_Toc225761852"/>
       <w:r>
         <w:lastRenderedPageBreak/>
         <w:t>Glosario</w:t>
@@ -8100,7 +7778,7 @@
       <w:pPr>
         <w:pStyle w:val="Titulosgenerales"/>
       </w:pPr>
-      <w:bookmarkStart w:id="15" w:name="_Toc225622654"/>
+      <w:bookmarkStart w:id="15" w:name="_Toc225761853"/>
       <w:r>
         <w:lastRenderedPageBreak/>
         <w:t>Referencias bibliográficas</w:t>
@@ -8256,7 +7934,7 @@
         </w:rPr>
         <w:t xml:space="preserve">: La guía de ventas en redes sociales. Hootsuite. </w:t>
       </w:r>
-      <w:hyperlink r:id="rId19" w:anchor=":%7E:text=El%20social%20selling%20es%20el,significativas%20con%20los%20clientes%20potenciales" w:history="1">
+      <w:hyperlink r:id="rId17" w:anchor=":%7E:text=El%20social%20selling%20es%20el,significativas%20con%20los%20clientes%20potenciales" w:history="1">
         <w:r>
           <w:rPr>
             <w:rStyle w:val="Hipervnculo"/>
@@ -8351,7 +8029,7 @@
         </w:rPr>
         <w:t xml:space="preserve">: Diseño web. Diseño gráfico. Marketing online. </w:t>
       </w:r>
-      <w:hyperlink r:id="rId20" w:history="1">
+      <w:hyperlink r:id="rId18" w:history="1">
         <w:r>
           <w:rPr>
             <w:rStyle w:val="Hipervnculo"/>
@@ -8482,7 +8160,7 @@
         </w:rPr>
         <w:t xml:space="preserve"> 28 de 2021). Canales de venta: ¿cuáles son los más eficientes hoy en día? </w:t>
       </w:r>
-      <w:hyperlink r:id="rId21" w:anchor=":%7E:text=Los%20canales%20de%20venta%20son,con%20el%20negocio%20que%20ofreces" w:history="1">
+      <w:hyperlink r:id="rId19" w:anchor=":%7E:text=Los%20canales%20de%20venta%20son,con%20el%20negocio%20que%20ofreces" w:history="1">
         <w:r>
           <w:rPr>
             <w:rStyle w:val="Hipervnculo"/>
@@ -8659,7 +8337,7 @@
         </w:rPr>
         <w:t xml:space="preserve"> 19 de 2018). Sistemas para mantener la trazabilidad de leads. </w:t>
       </w:r>
-      <w:hyperlink r:id="rId22" w:history="1">
+      <w:hyperlink r:id="rId20" w:history="1">
         <w:r>
           <w:rPr>
             <w:rStyle w:val="Hipervnculo"/>
@@ -8736,7 +8414,7 @@
         </w:rPr>
         <w:t xml:space="preserve"> 22 de 2018). Tipos de ventas: ¿cuáles existen y en qué se distinguen? Rock Content - ES. </w:t>
       </w:r>
-      <w:hyperlink r:id="rId23" w:history="1">
+      <w:hyperlink r:id="rId21" w:history="1">
         <w:r>
           <w:rPr>
             <w:rStyle w:val="Hipervnculo"/>
@@ -8801,7 +8479,7 @@
         </w:rPr>
         <w:t xml:space="preserve"> 10 de 2014). Cómo escribir en Internet: técnicas de redacción periodística. IEBS. </w:t>
       </w:r>
-      <w:hyperlink r:id="rId24" w:history="1">
+      <w:hyperlink r:id="rId22" w:history="1">
         <w:r>
           <w:rPr>
             <w:rStyle w:val="Hipervnculo"/>
@@ -8868,7 +8546,7 @@
         </w:rPr>
         <w:t xml:space="preserve">.). Ventas: estrategias, técnicas y todo lo que necesitas saber. </w:t>
       </w:r>
-      <w:hyperlink r:id="rId25" w:history="1">
+      <w:hyperlink r:id="rId23" w:history="1">
         <w:r>
           <w:rPr>
             <w:rStyle w:val="Hipervnculo"/>
@@ -8917,7 +8595,7 @@
         </w:rPr>
         <w:t xml:space="preserve">Soria, M. (2016). Plan de medios de comunicación e Internet (1ª ed.). CEP. </w:t>
       </w:r>
-      <w:hyperlink r:id="rId26" w:history="1">
+      <w:hyperlink r:id="rId24" w:history="1">
         <w:r>
           <w:rPr>
             <w:rStyle w:val="Hipervnculo"/>
@@ -9012,7 +8690,7 @@
         </w:rPr>
         <w:t xml:space="preserve"> para implementar un CRM exitoso en tu empresa. </w:t>
       </w:r>
-      <w:hyperlink r:id="rId27" w:history="1">
+      <w:hyperlink r:id="rId25" w:history="1">
         <w:r>
           <w:rPr>
             <w:rStyle w:val="Hipervnculo"/>
@@ -9089,7 +8767,7 @@
         </w:rPr>
         <w:t xml:space="preserve"> 29 de 2020). Conoce las 7 etapas del proceso de ventas. </w:t>
       </w:r>
-      <w:hyperlink r:id="rId28" w:history="1">
+      <w:hyperlink r:id="rId26" w:history="1">
         <w:r>
           <w:rPr>
             <w:rStyle w:val="Hipervnculo"/>
@@ -9116,7 +8794,7 @@
       <w:pPr>
         <w:pStyle w:val="Titulosgenerales"/>
       </w:pPr>
-      <w:bookmarkStart w:id="16" w:name="_Toc225622655"/>
+      <w:bookmarkStart w:id="16" w:name="_Toc225761854"/>
       <w:r>
         <w:lastRenderedPageBreak/>
         <w:t>C</w:t>
@@ -10351,8 +10029,8 @@
       </w:pPr>
     </w:p>
     <w:sectPr>
-      <w:headerReference w:type="default" r:id="rId29"/>
-      <w:footerReference w:type="default" r:id="rId30"/>
+      <w:headerReference w:type="default" r:id="rId27"/>
+      <w:footerReference w:type="default" r:id="rId28"/>
       <w:pgSz w:w="12240" w:h="15840"/>
       <w:pgMar w:top="1701" w:right="1134" w:bottom="1134" w:left="1134" w:header="709" w:footer="737" w:gutter="0"/>
       <w:pgNumType w:start="1"/>
@@ -12398,6 +12076,119 @@
     </w:lvl>
   </w:abstractNum>
   <w:abstractNum w:abstractNumId="17" w15:restartNumberingAfterBreak="0">
+    <w:nsid w:val="62CF686D"/>
+    <w:multiLevelType w:val="hybridMultilevel"/>
+    <w:tmpl w:val="ABE4BB16"/>
+    <w:lvl w:ilvl="0" w:tplc="240A0015">
+      <w:start w:val="1"/>
+      <w:numFmt w:val="upperLetter"/>
+      <w:lvlText w:val="%1."/>
+      <w:lvlJc w:val="left"/>
+      <w:pPr>
+        <w:ind w:left="1429" w:hanging="360"/>
+      </w:pPr>
+      <w:rPr>
+        <w:rFonts w:hint="default"/>
+      </w:rPr>
+    </w:lvl>
+    <w:lvl w:ilvl="1" w:tplc="FFFFFFFF" w:tentative="1">
+      <w:start w:val="1"/>
+      <w:numFmt w:val="bullet"/>
+      <w:lvlText w:val="o"/>
+      <w:lvlJc w:val="left"/>
+      <w:pPr>
+        <w:ind w:left="2149" w:hanging="360"/>
+      </w:pPr>
+      <w:rPr>
+        <w:rFonts w:ascii="Courier New" w:hAnsi="Courier New" w:cs="Courier New" w:hint="default"/>
+      </w:rPr>
+    </w:lvl>
+    <w:lvl w:ilvl="2" w:tplc="FFFFFFFF" w:tentative="1">
+      <w:start w:val="1"/>
+      <w:numFmt w:val="bullet"/>
+      <w:lvlText w:val=""/>
+      <w:lvlJc w:val="left"/>
+      <w:pPr>
+        <w:ind w:left="2869" w:hanging="360"/>
+      </w:pPr>
+      <w:rPr>
+        <w:rFonts w:ascii="Wingdings" w:hAnsi="Wingdings" w:hint="default"/>
+      </w:rPr>
+    </w:lvl>
+    <w:lvl w:ilvl="3" w:tplc="FFFFFFFF" w:tentative="1">
+      <w:start w:val="1"/>
+      <w:numFmt w:val="bullet"/>
+      <w:lvlText w:val=""/>
+      <w:lvlJc w:val="left"/>
+      <w:pPr>
+        <w:ind w:left="3589" w:hanging="360"/>
+      </w:pPr>
+      <w:rPr>
+        <w:rFonts w:ascii="Symbol" w:hAnsi="Symbol" w:hint="default"/>
+      </w:rPr>
+    </w:lvl>
+    <w:lvl w:ilvl="4" w:tplc="FFFFFFFF" w:tentative="1">
+      <w:start w:val="1"/>
+      <w:numFmt w:val="bullet"/>
+      <w:lvlText w:val="o"/>
+      <w:lvlJc w:val="left"/>
+      <w:pPr>
+        <w:ind w:left="4309" w:hanging="360"/>
+      </w:pPr>
+      <w:rPr>
+        <w:rFonts w:ascii="Courier New" w:hAnsi="Courier New" w:cs="Courier New" w:hint="default"/>
+      </w:rPr>
+    </w:lvl>
+    <w:lvl w:ilvl="5" w:tplc="FFFFFFFF" w:tentative="1">
+      <w:start w:val="1"/>
+      <w:numFmt w:val="bullet"/>
+      <w:lvlText w:val=""/>
+      <w:lvlJc w:val="left"/>
+      <w:pPr>
+        <w:ind w:left="5029" w:hanging="360"/>
+      </w:pPr>
+      <w:rPr>
+        <w:rFonts w:ascii="Wingdings" w:hAnsi="Wingdings" w:hint="default"/>
+      </w:rPr>
+    </w:lvl>
+    <w:lvl w:ilvl="6" w:tplc="FFFFFFFF" w:tentative="1">
+      <w:start w:val="1"/>
+      <w:numFmt w:val="bullet"/>
+      <w:lvlText w:val=""/>
+      <w:lvlJc w:val="left"/>
+      <w:pPr>
+        <w:ind w:left="5749" w:hanging="360"/>
+      </w:pPr>
+      <w:rPr>
+        <w:rFonts w:ascii="Symbol" w:hAnsi="Symbol" w:hint="default"/>
+      </w:rPr>
+    </w:lvl>
+    <w:lvl w:ilvl="7" w:tplc="FFFFFFFF" w:tentative="1">
+      <w:start w:val="1"/>
+      <w:numFmt w:val="bullet"/>
+      <w:lvlText w:val="o"/>
+      <w:lvlJc w:val="left"/>
+      <w:pPr>
+        <w:ind w:left="6469" w:hanging="360"/>
+      </w:pPr>
+      <w:rPr>
+        <w:rFonts w:ascii="Courier New" w:hAnsi="Courier New" w:cs="Courier New" w:hint="default"/>
+      </w:rPr>
+    </w:lvl>
+    <w:lvl w:ilvl="8" w:tplc="FFFFFFFF" w:tentative="1">
+      <w:start w:val="1"/>
+      <w:numFmt w:val="bullet"/>
+      <w:lvlText w:val=""/>
+      <w:lvlJc w:val="left"/>
+      <w:pPr>
+        <w:ind w:left="7189" w:hanging="360"/>
+      </w:pPr>
+      <w:rPr>
+        <w:rFonts w:ascii="Wingdings" w:hAnsi="Wingdings" w:hint="default"/>
+      </w:rPr>
+    </w:lvl>
+  </w:abstractNum>
+  <w:abstractNum w:abstractNumId="18" w15:restartNumberingAfterBreak="0">
     <w:nsid w:val="647D6816"/>
     <w:multiLevelType w:val="hybridMultilevel"/>
     <w:tmpl w:val="9EB8A09E"/>
@@ -12510,7 +12301,7 @@
       </w:rPr>
     </w:lvl>
   </w:abstractNum>
-  <w:abstractNum w:abstractNumId="18" w15:restartNumberingAfterBreak="0">
+  <w:abstractNum w:abstractNumId="19" w15:restartNumberingAfterBreak="0">
     <w:nsid w:val="66786805"/>
     <w:multiLevelType w:val="hybridMultilevel"/>
     <w:tmpl w:val="9DE4AFEE"/>
@@ -12623,7 +12414,7 @@
       </w:rPr>
     </w:lvl>
   </w:abstractNum>
-  <w:abstractNum w:abstractNumId="19" w15:restartNumberingAfterBreak="0">
+  <w:abstractNum w:abstractNumId="20" w15:restartNumberingAfterBreak="0">
     <w:nsid w:val="670D1875"/>
     <w:multiLevelType w:val="hybridMultilevel"/>
     <w:tmpl w:val="FD64AA06"/>
@@ -12736,7 +12527,7 @@
       </w:rPr>
     </w:lvl>
   </w:abstractNum>
-  <w:abstractNum w:abstractNumId="20" w15:restartNumberingAfterBreak="0">
+  <w:abstractNum w:abstractNumId="21" w15:restartNumberingAfterBreak="0">
     <w:nsid w:val="67BF47B5"/>
     <w:multiLevelType w:val="hybridMultilevel"/>
     <w:tmpl w:val="51F0B6F6"/>
@@ -12849,7 +12640,7 @@
       </w:rPr>
     </w:lvl>
   </w:abstractNum>
-  <w:abstractNum w:abstractNumId="21" w15:restartNumberingAfterBreak="0">
+  <w:abstractNum w:abstractNumId="22" w15:restartNumberingAfterBreak="0">
     <w:nsid w:val="69B51790"/>
     <w:multiLevelType w:val="hybridMultilevel"/>
     <w:tmpl w:val="43301B68"/>
@@ -12935,7 +12726,7 @@
       </w:pPr>
     </w:lvl>
   </w:abstractNum>
-  <w:abstractNum w:abstractNumId="22" w15:restartNumberingAfterBreak="0">
+  <w:abstractNum w:abstractNumId="23" w15:restartNumberingAfterBreak="0">
     <w:nsid w:val="6F8767AA"/>
     <w:multiLevelType w:val="hybridMultilevel"/>
     <w:tmpl w:val="F7C867B0"/>
@@ -13048,7 +12839,7 @@
       </w:rPr>
     </w:lvl>
   </w:abstractNum>
-  <w:abstractNum w:abstractNumId="23" w15:restartNumberingAfterBreak="0">
+  <w:abstractNum w:abstractNumId="24" w15:restartNumberingAfterBreak="0">
     <w:nsid w:val="6FCC3AB7"/>
     <w:multiLevelType w:val="hybridMultilevel"/>
     <w:tmpl w:val="9D38F466"/>
@@ -13161,7 +12952,7 @@
       </w:rPr>
     </w:lvl>
   </w:abstractNum>
-  <w:abstractNum w:abstractNumId="24" w15:restartNumberingAfterBreak="0">
+  <w:abstractNum w:abstractNumId="25" w15:restartNumberingAfterBreak="0">
     <w:nsid w:val="77EC6815"/>
     <w:multiLevelType w:val="hybridMultilevel"/>
     <w:tmpl w:val="729E9E0C"/>
@@ -13274,7 +13065,7 @@
       </w:rPr>
     </w:lvl>
   </w:abstractNum>
-  <w:abstractNum w:abstractNumId="25" w15:restartNumberingAfterBreak="0">
+  <w:abstractNum w:abstractNumId="26" w15:restartNumberingAfterBreak="0">
     <w:nsid w:val="788B51F7"/>
     <w:multiLevelType w:val="hybridMultilevel"/>
     <w:tmpl w:val="6EC4D54E"/>
@@ -13387,7 +13178,7 @@
       </w:rPr>
     </w:lvl>
   </w:abstractNum>
-  <w:abstractNum w:abstractNumId="26" w15:restartNumberingAfterBreak="0">
+  <w:abstractNum w:abstractNumId="27" w15:restartNumberingAfterBreak="0">
     <w:nsid w:val="7A5B3DE0"/>
     <w:multiLevelType w:val="hybridMultilevel"/>
     <w:tmpl w:val="F418EBF4"/>
@@ -13500,7 +13291,7 @@
       </w:rPr>
     </w:lvl>
   </w:abstractNum>
-  <w:abstractNum w:abstractNumId="27" w15:restartNumberingAfterBreak="0">
+  <w:abstractNum w:abstractNumId="28" w15:restartNumberingAfterBreak="0">
     <w:nsid w:val="7D1561AE"/>
     <w:multiLevelType w:val="hybridMultilevel"/>
     <w:tmpl w:val="54DC0A6C"/>
@@ -13629,16 +13420,16 @@
     <w:abstractNumId w:val="15"/>
   </w:num>
   <w:num w:numId="6" w16cid:durableId="883566586">
-    <w:abstractNumId w:val="19"/>
+    <w:abstractNumId w:val="20"/>
   </w:num>
   <w:num w:numId="7" w16cid:durableId="843515822">
-    <w:abstractNumId w:val="21"/>
+    <w:abstractNumId w:val="22"/>
   </w:num>
   <w:num w:numId="8" w16cid:durableId="1763989838">
-    <w:abstractNumId w:val="27"/>
+    <w:abstractNumId w:val="28"/>
   </w:num>
   <w:num w:numId="9" w16cid:durableId="901260457">
-    <w:abstractNumId w:val="26"/>
+    <w:abstractNumId w:val="27"/>
   </w:num>
   <w:num w:numId="10" w16cid:durableId="2090156235">
     <w:abstractNumId w:val="5"/>
@@ -13656,25 +13447,25 @@
     <w:abstractNumId w:val="3"/>
   </w:num>
   <w:num w:numId="15" w16cid:durableId="555092178">
-    <w:abstractNumId w:val="25"/>
+    <w:abstractNumId w:val="26"/>
   </w:num>
   <w:num w:numId="16" w16cid:durableId="1929338649">
     <w:abstractNumId w:val="7"/>
   </w:num>
   <w:num w:numId="17" w16cid:durableId="347678653">
-    <w:abstractNumId w:val="23"/>
+    <w:abstractNumId w:val="24"/>
   </w:num>
   <w:num w:numId="18" w16cid:durableId="82341372">
-    <w:abstractNumId w:val="18"/>
+    <w:abstractNumId w:val="19"/>
   </w:num>
   <w:num w:numId="19" w16cid:durableId="800995483">
     <w:abstractNumId w:val="16"/>
   </w:num>
   <w:num w:numId="20" w16cid:durableId="1690643407">
-    <w:abstractNumId w:val="17"/>
+    <w:abstractNumId w:val="18"/>
   </w:num>
   <w:num w:numId="21" w16cid:durableId="16738832">
-    <w:abstractNumId w:val="20"/>
+    <w:abstractNumId w:val="21"/>
   </w:num>
   <w:num w:numId="22" w16cid:durableId="552040762">
     <w:abstractNumId w:val="6"/>
@@ -13689,13 +13480,16 @@
     <w:abstractNumId w:val="1"/>
   </w:num>
   <w:num w:numId="26" w16cid:durableId="1548757641">
-    <w:abstractNumId w:val="24"/>
+    <w:abstractNumId w:val="25"/>
   </w:num>
   <w:num w:numId="27" w16cid:durableId="1157652569">
-    <w:abstractNumId w:val="22"/>
+    <w:abstractNumId w:val="23"/>
   </w:num>
   <w:num w:numId="28" w16cid:durableId="940063517">
     <w:abstractNumId w:val="4"/>
+  </w:num>
+  <w:num w:numId="29" w16cid:durableId="1665432205">
+    <w:abstractNumId w:val="17"/>
   </w:num>
   <w:numIdMacAtCleanup w:val="21"/>
 </w:numbering>
@@ -15409,12 +15203,7 @@
 </file>
 
 <file path=customXml/item2.xml><?xml version="1.0" encoding="utf-8"?>
-<?mso-contentType ?>
-<FormTemplates xmlns="http://schemas.microsoft.com/sharepoint/v3/contenttype/forms">
-  <Display>DocumentLibraryForm</Display>
-  <Edit>DocumentLibraryForm</Edit>
-  <New>DocumentLibraryForm</New>
-</FormTemplates>
+<b:Sources xmlns:b="http://schemas.openxmlformats.org/officeDocument/2006/bibliography" xmlns="http://schemas.openxmlformats.org/officeDocument/2006/bibliography" SelectedStyle="\APASixthEditionOfficeOnline.xsl" StyleName="APA" Version="6"/>
 </file>
 
 <file path=customXml/item3.xml><?xml version="1.0" encoding="utf-8"?>
@@ -15653,7 +15442,12 @@
 </file>
 
 <file path=customXml/item4.xml><?xml version="1.0" encoding="utf-8"?>
-<b:Sources xmlns:b="http://schemas.openxmlformats.org/officeDocument/2006/bibliography" xmlns="http://schemas.openxmlformats.org/officeDocument/2006/bibliography" SelectedStyle="\APASixthEditionOfficeOnline.xsl" StyleName="APA" Version="6"/>
+<?mso-contentType ?>
+<FormTemplates xmlns="http://schemas.microsoft.com/sharepoint/v3/contenttype/forms">
+  <Display>DocumentLibraryForm</Display>
+  <Edit>DocumentLibraryForm</Edit>
+  <New>DocumentLibraryForm</New>
+</FormTemplates>
 </file>
 
 <file path=customXml/itemProps1.xml><?xml version="1.0" encoding="utf-8"?>
@@ -15668,21 +15462,21 @@
 </file>
 
 <file path=customXml/itemProps2.xml><?xml version="1.0" encoding="utf-8"?>
+<ds:datastoreItem xmlns:ds="http://schemas.openxmlformats.org/officeDocument/2006/customXml" ds:itemID="{E8AB44A3-7C62-4BD2-82ED-8ABC209970FA}">
+  <ds:schemaRefs>
+    <ds:schemaRef ds:uri="http://schemas.openxmlformats.org/officeDocument/2006/bibliography"/>
+  </ds:schemaRefs>
+</ds:datastoreItem>
+</file>
+
+<file path=customXml/itemProps3.xml><?xml version="1.0" encoding="utf-8"?>
+<ds:datastoreItem xmlns:ds="http://schemas.openxmlformats.org/officeDocument/2006/customXml" ds:itemID="{74539193-1767-4295-9991-482DEB3F29DC}"/>
+</file>
+
+<file path=customXml/itemProps4.xml><?xml version="1.0" encoding="utf-8"?>
 <ds:datastoreItem xmlns:ds="http://schemas.openxmlformats.org/officeDocument/2006/customXml" ds:itemID="{81CBDEC1-3B00-44ED-AD36-0268077980BA}">
   <ds:schemaRefs>
     <ds:schemaRef ds:uri="http://schemas.microsoft.com/sharepoint/v3/contenttype/forms"/>
   </ds:schemaRefs>
 </ds:datastoreItem>
-</file>
-
-<file path=customXml/itemProps3.xml><?xml version="1.0" encoding="utf-8"?>
-<ds:datastoreItem xmlns:ds="http://schemas.openxmlformats.org/officeDocument/2006/customXml" ds:itemID="{BE20BCA7-DE9E-4A44-988A-40E417475F47}"/>
-</file>
-
-<file path=customXml/itemProps4.xml><?xml version="1.0" encoding="utf-8"?>
-<ds:datastoreItem xmlns:ds="http://schemas.openxmlformats.org/officeDocument/2006/customXml" ds:itemID="{E8AB44A3-7C62-4BD2-82ED-8ABC209970FA}">
-  <ds:schemaRefs>
-    <ds:schemaRef ds:uri="http://schemas.openxmlformats.org/officeDocument/2006/bibliography"/>
-  </ds:schemaRefs>
-</ds:datastoreItem>
 </file>
--- a/fuentes/CFA5_124108_DU.docx
+++ b/fuentes/CFA5_124108_DU.docx
@@ -2781,103 +2781,91 @@
           <w:szCs w:val="28"/>
           <w:lang w:val="es-419"/>
         </w:rPr>
-        <w:t>Este tipo de ventas requiere de un proceso mucho más minucioso entre el vendedor y el cliente potencial, o lead, donde el primero sirve como consultor desde el primer acercamiento para la posible venta.</w:t>
-      </w:r>
-    </w:p>
-    <w:p>
-      <w:pPr>
+        <w:t xml:space="preserve">Este tipo de ventas requiere de un proceso mucho más minucioso entre el vendedor y el cliente potencial, o </w:t>
+      </w:r>
+      <w:r>
+        <w:rPr>
+          <w:rStyle w:val="Extranjerismo"/>
+        </w:rPr>
+        <w:t>lead</w:t>
+      </w:r>
+      <w:r>
         <w:rPr>
           <w:rFonts w:ascii="Calibri" w:hAnsi="Calibri" w:cs="Calibri"/>
           <w:szCs w:val="28"/>
           <w:lang w:val="es-419"/>
         </w:rPr>
-      </w:pPr>
-      <w:r>
+        <w:t>, donde el primero sirve como consultor desde el primer acercamiento para la posible venta.</w:t>
+      </w:r>
+    </w:p>
+    <w:p>
+      <w:pPr>
         <w:rPr>
           <w:rFonts w:ascii="Calibri" w:hAnsi="Calibri" w:cs="Calibri"/>
           <w:szCs w:val="28"/>
           <w:lang w:val="es-419"/>
         </w:rPr>
-        <w:t>Ejemplos: venta de inmuebles, vehículos, software, etc.</w:t>
-      </w:r>
-    </w:p>
-    <w:p>
-      <w:pPr>
+      </w:pPr>
+      <w:r>
         <w:rPr>
           <w:rFonts w:ascii="Calibri" w:hAnsi="Calibri" w:cs="Calibri"/>
           <w:szCs w:val="28"/>
           <w:lang w:val="es-419"/>
         </w:rPr>
-      </w:pPr>
+        <w:t xml:space="preserve">Ejemplos: venta de inmuebles, vehículos, </w:t>
+      </w:r>
+      <w:r>
+        <w:rPr>
+          <w:rStyle w:val="Extranjerismo"/>
+        </w:rPr>
+        <w:t>software</w:t>
+      </w:r>
       <w:r>
         <w:rPr>
           <w:rFonts w:ascii="Calibri" w:hAnsi="Calibri" w:cs="Calibri"/>
           <w:szCs w:val="28"/>
           <w:lang w:val="es-419"/>
         </w:rPr>
-        <w:t xml:space="preserve">De acuerdo con las ventas simples y complejas antes mencionadas, y teniendo en cuenta los diferentes canales utilizados y diversos factores, según </w:t>
-      </w:r>
-      <w:proofErr w:type="spellStart"/>
-      <w:r>
+        <w:t>, etc.</w:t>
+      </w:r>
+    </w:p>
+    <w:p>
+      <w:pPr>
         <w:rPr>
           <w:rFonts w:ascii="Calibri" w:hAnsi="Calibri" w:cs="Calibri"/>
           <w:szCs w:val="28"/>
           <w:lang w:val="es-419"/>
         </w:rPr>
-        <w:t>Muente</w:t>
-      </w:r>
-      <w:proofErr w:type="spellEnd"/>
+      </w:pPr>
       <w:r>
         <w:rPr>
           <w:rFonts w:ascii="Calibri" w:hAnsi="Calibri" w:cs="Calibri"/>
           <w:szCs w:val="28"/>
           <w:lang w:val="es-419"/>
         </w:rPr>
-        <w:t xml:space="preserve"> (2018), se determinan los principales tipos de venta. Se recomienda revisar la siguiente información para poder adoptar la que pueda servir en un contexto laboral específico. ¿Cuál seleccionaría?</w:t>
-      </w:r>
-    </w:p>
-    <w:p>
-      <w:pPr>
-        <w:rPr>
-          <w:rFonts w:ascii="Calibri" w:hAnsi="Calibri" w:cs="Calibri"/>
-          <w:b/>
-          <w:bCs/>
-          <w:szCs w:val="28"/>
-          <w:lang w:val="es-419"/>
-        </w:rPr>
-      </w:pPr>
-      <w:r>
-        <w:rPr>
-          <w:rFonts w:ascii="Calibri" w:hAnsi="Calibri" w:cs="Calibri"/>
-          <w:b/>
-          <w:bCs/>
-          <w:szCs w:val="28"/>
-          <w:lang w:val="es-419"/>
-        </w:rPr>
-        <w:t>Venta directa o personal</w:t>
-      </w:r>
-    </w:p>
-    <w:p>
-      <w:pPr>
+        <w:t xml:space="preserve">De acuerdo con las ventas simples y complejas antes mencionadas, y teniendo en cuenta los diferentes canales utilizados y diversos factores, según </w:t>
+      </w:r>
+      <w:proofErr w:type="spellStart"/>
+      <w:r>
         <w:rPr>
           <w:rFonts w:ascii="Calibri" w:hAnsi="Calibri" w:cs="Calibri"/>
           <w:szCs w:val="28"/>
           <w:lang w:val="es-419"/>
         </w:rPr>
-      </w:pPr>
+        <w:t>Muente</w:t>
+      </w:r>
+      <w:proofErr w:type="spellEnd"/>
       <w:r>
         <w:rPr>
           <w:rFonts w:ascii="Calibri" w:hAnsi="Calibri" w:cs="Calibri"/>
           <w:szCs w:val="28"/>
           <w:lang w:val="es-419"/>
         </w:rPr>
-        <w:t>En este tipo de venta el cliente debe desplazarse hasta el lugar en que desea adquirir el producto o servicio y el vendedor le ofrecerá las características de este, de esta forma se genera una conexión personal entre los dos con una comunicación directa.</w:t>
-      </w:r>
-    </w:p>
-    <w:p>
-      <w:pPr>
-        <w:spacing w:before="0" w:after="160" w:line="259" w:lineRule="auto"/>
-        <w:ind w:firstLine="0"/>
+        <w:t xml:space="preserve"> (2018), se determinan los principales tipos de venta. Se recomienda revisar la siguiente información para poder adoptar la que pueda servir en un contexto laboral específico. ¿Cuál seleccionaría?</w:t>
+      </w:r>
+    </w:p>
+    <w:p>
+      <w:pPr>
         <w:rPr>
           <w:rFonts w:ascii="Calibri" w:hAnsi="Calibri" w:cs="Calibri"/>
           <w:b/>
@@ -2894,29 +2882,7 @@
           <w:szCs w:val="28"/>
           <w:lang w:val="es-419"/>
         </w:rPr>
-        <w:br w:type="page"/>
-      </w:r>
-    </w:p>
-    <w:p>
-      <w:pPr>
-        <w:rPr>
-          <w:rFonts w:ascii="Calibri" w:hAnsi="Calibri" w:cs="Calibri"/>
-          <w:b/>
-          <w:bCs/>
-          <w:szCs w:val="28"/>
-          <w:lang w:val="es-419"/>
-        </w:rPr>
-      </w:pPr>
-      <w:r>
-        <w:rPr>
-          <w:rFonts w:ascii="Calibri" w:hAnsi="Calibri" w:cs="Calibri"/>
-          <w:b/>
-          <w:bCs/>
-          <w:szCs w:val="28"/>
-          <w:lang w:val="es-419"/>
-        </w:rPr>
-        <w:lastRenderedPageBreak/>
-        <w:t>Venta interna</w:t>
+        <w:t>Venta directa o personal</w:t>
       </w:r>
     </w:p>
     <w:p>
@@ -2933,165 +2899,188 @@
           <w:szCs w:val="28"/>
           <w:lang w:val="es-419"/>
         </w:rPr>
-        <w:t xml:space="preserve">En este tipo de venta, también llamada </w:t>
-      </w:r>
-      <w:proofErr w:type="spellStart"/>
-      <w:r>
-        <w:rPr>
-          <w:rStyle w:val="Extranjerismo"/>
+        <w:t>En este tipo de venta el cliente debe desplazarse hasta el lugar en que desea adquirir el producto o servicio y el vendedor le ofrecerá las características de este, de esta forma se genera una conexión personal entre los dos con una comunicación directa.</w:t>
+      </w:r>
+    </w:p>
+    <w:p>
+      <w:pPr>
+        <w:spacing w:before="0" w:after="160" w:line="259" w:lineRule="auto"/>
+        <w:ind w:firstLine="0"/>
+        <w:rPr>
+          <w:rFonts w:ascii="Calibri" w:hAnsi="Calibri" w:cs="Calibri"/>
+          <w:b/>
+          <w:bCs/>
+          <w:szCs w:val="28"/>
           <w:lang w:val="es-419"/>
         </w:rPr>
-        <w:t>inside</w:t>
-      </w:r>
-      <w:proofErr w:type="spellEnd"/>
-      <w:r>
-        <w:rPr>
-          <w:rStyle w:val="Extranjerismo"/>
+      </w:pPr>
+      <w:r>
+        <w:rPr>
+          <w:rFonts w:ascii="Calibri" w:hAnsi="Calibri" w:cs="Calibri"/>
+          <w:b/>
+          <w:bCs/>
+          <w:szCs w:val="28"/>
           <w:lang w:val="es-419"/>
         </w:rPr>
-        <w:t xml:space="preserve"> sales</w:t>
-      </w:r>
-      <w:r>
+        <w:br w:type="page"/>
+      </w:r>
+    </w:p>
+    <w:p>
+      <w:pPr>
+        <w:rPr>
+          <w:rFonts w:ascii="Calibri" w:hAnsi="Calibri" w:cs="Calibri"/>
+          <w:b/>
+          <w:bCs/>
+          <w:szCs w:val="28"/>
+          <w:lang w:val="es-419"/>
+        </w:rPr>
+      </w:pPr>
+      <w:r>
+        <w:rPr>
+          <w:rFonts w:ascii="Calibri" w:hAnsi="Calibri" w:cs="Calibri"/>
+          <w:b/>
+          <w:bCs/>
+          <w:szCs w:val="28"/>
+          <w:lang w:val="es-419"/>
+        </w:rPr>
+        <w:lastRenderedPageBreak/>
+        <w:t>Venta interna</w:t>
+      </w:r>
+    </w:p>
+    <w:p>
+      <w:pPr>
         <w:rPr>
           <w:rFonts w:ascii="Calibri" w:hAnsi="Calibri" w:cs="Calibri"/>
           <w:szCs w:val="28"/>
           <w:lang w:val="es-419"/>
         </w:rPr>
-        <w:t>, el</w:t>
-      </w:r>
+      </w:pPr>
       <w:r>
         <w:rPr>
           <w:rFonts w:ascii="Calibri" w:hAnsi="Calibri" w:cs="Calibri"/>
           <w:szCs w:val="28"/>
           <w:lang w:val="es-419"/>
         </w:rPr>
-        <w:t xml:space="preserve"> vendedor conoce muy bien a su cliente potencial. De acuerdo con ese conocimiento es que ofrecerá el producto de la manera más adecuada. Además, permite el uso de herramientas de conectividad para evitar desplazamiento y aumentar la productividad.</w:t>
-      </w:r>
-    </w:p>
-    <w:p>
-      <w:pPr>
-        <w:rPr>
-          <w:rFonts w:ascii="Calibri" w:hAnsi="Calibri" w:cs="Calibri"/>
-          <w:b/>
-          <w:bCs/>
-          <w:szCs w:val="28"/>
+        <w:t xml:space="preserve">En este tipo de venta, también llamada </w:t>
+      </w:r>
+      <w:proofErr w:type="spellStart"/>
+      <w:r>
+        <w:rPr>
+          <w:rStyle w:val="Extranjerismo"/>
           <w:lang w:val="es-419"/>
         </w:rPr>
-      </w:pPr>
-      <w:r>
-        <w:rPr>
-          <w:rFonts w:ascii="Calibri" w:hAnsi="Calibri" w:cs="Calibri"/>
-          <w:b/>
-          <w:bCs/>
-          <w:szCs w:val="28"/>
+        <w:t>inside</w:t>
+      </w:r>
+      <w:proofErr w:type="spellEnd"/>
+      <w:r>
+        <w:rPr>
+          <w:rStyle w:val="Extranjerismo"/>
           <w:lang w:val="es-419"/>
         </w:rPr>
-        <w:t xml:space="preserve">Venta </w:t>
-      </w:r>
-      <w:proofErr w:type="spellStart"/>
-      <w:r>
-        <w:rPr>
-          <w:rStyle w:val="Extranjerismo"/>
-          <w:b/>
-          <w:bCs/>
-          <w:lang w:val="es-419"/>
-        </w:rPr>
-        <w:t>inbound</w:t>
-      </w:r>
-      <w:proofErr w:type="spellEnd"/>
-    </w:p>
-    <w:p>
-      <w:pPr>
+        <w:t xml:space="preserve"> sales</w:t>
+      </w:r>
+      <w:r>
         <w:rPr>
           <w:rFonts w:ascii="Calibri" w:hAnsi="Calibri" w:cs="Calibri"/>
           <w:szCs w:val="28"/>
           <w:lang w:val="es-419"/>
         </w:rPr>
-      </w:pPr>
+        <w:t>, el</w:t>
+      </w:r>
       <w:r>
         <w:rPr>
           <w:rFonts w:ascii="Calibri" w:hAnsi="Calibri" w:cs="Calibri"/>
           <w:szCs w:val="28"/>
           <w:lang w:val="es-419"/>
         </w:rPr>
-        <w:t xml:space="preserve">Este tipo de venta sigue el camino del </w:t>
+        <w:t xml:space="preserve"> vendedor conoce muy bien a su cliente potencial. De acuerdo con ese conocimiento es que ofrecerá el producto de la manera más adecuada. Además, permite el uso de herramientas de conectividad para evitar desplazamiento y aumentar la productividad.</w:t>
+      </w:r>
+    </w:p>
+    <w:p>
+      <w:pPr>
+        <w:rPr>
+          <w:rFonts w:ascii="Calibri" w:hAnsi="Calibri" w:cs="Calibri"/>
+          <w:b/>
+          <w:bCs/>
+          <w:szCs w:val="28"/>
+          <w:lang w:val="es-419"/>
+        </w:rPr>
+      </w:pPr>
+      <w:r>
+        <w:rPr>
+          <w:rFonts w:ascii="Calibri" w:hAnsi="Calibri" w:cs="Calibri"/>
+          <w:b/>
+          <w:bCs/>
+          <w:szCs w:val="28"/>
+          <w:lang w:val="es-419"/>
+        </w:rPr>
+        <w:t xml:space="preserve">Venta </w:t>
       </w:r>
       <w:proofErr w:type="spellStart"/>
       <w:r>
         <w:rPr>
           <w:rStyle w:val="Extranjerismo"/>
+          <w:b/>
+          <w:bCs/>
           <w:lang w:val="es-419"/>
         </w:rPr>
         <w:t>inbound</w:t>
       </w:r>
       <w:proofErr w:type="spellEnd"/>
-      <w:r>
-        <w:rPr>
-          <w:rStyle w:val="Extranjerismo"/>
-          <w:lang w:val="es-419"/>
-        </w:rPr>
-        <w:t xml:space="preserve"> marketing</w:t>
-      </w:r>
-      <w:r>
+    </w:p>
+    <w:p>
+      <w:pPr>
         <w:rPr>
           <w:rFonts w:ascii="Calibri" w:hAnsi="Calibri" w:cs="Calibri"/>
           <w:szCs w:val="28"/>
           <w:lang w:val="es-419"/>
         </w:rPr>
-        <w:t>,</w:t>
-      </w:r>
+      </w:pPr>
       <w:r>
         <w:rPr>
           <w:rFonts w:ascii="Calibri" w:hAnsi="Calibri" w:cs="Calibri"/>
           <w:szCs w:val="28"/>
           <w:lang w:val="es-419"/>
         </w:rPr>
-        <w:t xml:space="preserve"> al usar la estrategia de atraer a los clientes para que lleguen al proceso de compra y no se necesita salir a buscarlos. Se deben enviar mensajes persuasivos al enfoque de la venta, con el fin de que los usuarios interesados lleguen al punto que sea planteado. Es de destacar que para este tipo de venta es necesario el uso de un sitio web para la recepción de los leads o clientes potenciales.</w:t>
-      </w:r>
-    </w:p>
-    <w:p>
-      <w:pPr>
-        <w:rPr>
-          <w:rFonts w:ascii="Calibri" w:hAnsi="Calibri" w:cs="Calibri"/>
-          <w:b/>
-          <w:bCs/>
-          <w:szCs w:val="28"/>
+        <w:t xml:space="preserve">Este tipo de venta sigue el camino del </w:t>
+      </w:r>
+      <w:proofErr w:type="spellStart"/>
+      <w:r>
+        <w:rPr>
+          <w:rStyle w:val="Extranjerismo"/>
           <w:lang w:val="es-419"/>
         </w:rPr>
-      </w:pPr>
-      <w:r>
-        <w:rPr>
-          <w:rFonts w:ascii="Calibri" w:hAnsi="Calibri" w:cs="Calibri"/>
-          <w:b/>
-          <w:bCs/>
-          <w:szCs w:val="28"/>
+        <w:t>inbound</w:t>
+      </w:r>
+      <w:proofErr w:type="spellEnd"/>
+      <w:r>
+        <w:rPr>
+          <w:rStyle w:val="Extranjerismo"/>
           <w:lang w:val="es-419"/>
         </w:rPr>
-        <w:t>Ventas en línea</w:t>
-      </w:r>
-    </w:p>
-    <w:p>
-      <w:pPr>
+        <w:t xml:space="preserve"> marketing</w:t>
+      </w:r>
+      <w:r>
         <w:rPr>
           <w:rFonts w:ascii="Calibri" w:hAnsi="Calibri" w:cs="Calibri"/>
           <w:szCs w:val="28"/>
           <w:lang w:val="es-419"/>
         </w:rPr>
-      </w:pPr>
+        <w:t>,</w:t>
+      </w:r>
       <w:r>
         <w:rPr>
           <w:rFonts w:ascii="Calibri" w:hAnsi="Calibri" w:cs="Calibri"/>
           <w:szCs w:val="28"/>
           <w:lang w:val="es-419"/>
         </w:rPr>
-        <w:t xml:space="preserve">Este tipo de ventas también se podrían llamar ventas por Internet o ventas </w:t>
+        <w:t xml:space="preserve"> al usar la estrategia de atraer a los clientes para que lleguen al proceso de compra y no se necesita salir a buscarlos. Se deben enviar mensajes persuasivos al enfoque de la venta, con el fin de que los usuarios interesados lleguen al punto que sea planteado. Es de destacar que para este tipo de venta es necesario el uso de un sitio web para la recepción de los </w:t>
       </w:r>
       <w:r>
         <w:rPr>
           <w:rStyle w:val="Extranjerismo"/>
-          <w:lang w:val="es-419"/>
-        </w:rPr>
-        <w:t>online</w:t>
+        </w:rPr>
+        <w:t>leads</w:t>
       </w:r>
       <w:r>
         <w:rPr>
@@ -3099,14 +3088,67 @@
           <w:szCs w:val="28"/>
           <w:lang w:val="es-419"/>
         </w:rPr>
-        <w:t>,</w:t>
-      </w:r>
-      <w:r>
+        <w:t xml:space="preserve"> o clientes potenciales.</w:t>
+      </w:r>
+    </w:p>
+    <w:p>
+      <w:pPr>
+        <w:rPr>
+          <w:rFonts w:ascii="Calibri" w:hAnsi="Calibri" w:cs="Calibri"/>
+          <w:b/>
+          <w:bCs/>
+          <w:szCs w:val="28"/>
+          <w:lang w:val="es-419"/>
+        </w:rPr>
+      </w:pPr>
+      <w:r>
+        <w:rPr>
+          <w:rFonts w:ascii="Calibri" w:hAnsi="Calibri" w:cs="Calibri"/>
+          <w:b/>
+          <w:bCs/>
+          <w:szCs w:val="28"/>
+          <w:lang w:val="es-419"/>
+        </w:rPr>
+        <w:t>Ventas en línea</w:t>
+      </w:r>
+    </w:p>
+    <w:p>
+      <w:pPr>
         <w:rPr>
           <w:rFonts w:ascii="Calibri" w:hAnsi="Calibri" w:cs="Calibri"/>
           <w:szCs w:val="28"/>
           <w:lang w:val="es-419"/>
         </w:rPr>
+      </w:pPr>
+      <w:r>
+        <w:rPr>
+          <w:rFonts w:ascii="Calibri" w:hAnsi="Calibri" w:cs="Calibri"/>
+          <w:szCs w:val="28"/>
+          <w:lang w:val="es-419"/>
+        </w:rPr>
+        <w:t xml:space="preserve">Este tipo de ventas también se podrían llamar ventas por Internet o ventas </w:t>
+      </w:r>
+      <w:r>
+        <w:rPr>
+          <w:rStyle w:val="Extranjerismo"/>
+          <w:lang w:val="es-419"/>
+        </w:rPr>
+        <w:t>online</w:t>
+      </w:r>
+      <w:r>
+        <w:rPr>
+          <w:rFonts w:ascii="Calibri" w:hAnsi="Calibri" w:cs="Calibri"/>
+          <w:szCs w:val="28"/>
+          <w:lang w:val="es-419"/>
+        </w:rPr>
+        <w:t>,</w:t>
+      </w:r>
+      <w:r>
+        <w:rPr>
+          <w:rFonts w:ascii="Calibri" w:hAnsi="Calibri" w:cs="Calibri"/>
+          <w:szCs w:val="28"/>
+          <w:lang w:val="es-419"/>
+        </w:rPr>
         <w:t xml:space="preserve"> las cuales se llevan a cabo a través de la web, donde varias empresas venden sus productos; pero se debe tener en cuenta el tipo de consumidor al cual se dirigen y la manera de ofertar los productos o servicios.</w:t>
       </w:r>
     </w:p>
@@ -3192,7 +3234,19 @@
         <w:rPr>
           <w:lang w:val="es-419" w:eastAsia="es-CO"/>
         </w:rPr>
-        <w:t xml:space="preserve">Para iniciar el proceso de venta se hace preciso la investigación previa del público al que se desea llegar, identificando los leads, o clientes potenciales, a partir de su condición de compra, el tipo de usuario y las necesidades a satisfacer. Luego se puede continuar con </w:t>
+        <w:t xml:space="preserve">Para iniciar el proceso de venta se hace preciso la investigación previa del público al que se desea llegar, identificando los </w:t>
+      </w:r>
+      <w:r>
+        <w:rPr>
+          <w:rStyle w:val="Extranjerismo"/>
+        </w:rPr>
+        <w:t>leads</w:t>
+      </w:r>
+      <w:r>
+        <w:rPr>
+          <w:lang w:val="es-419" w:eastAsia="es-CO"/>
+        </w:rPr>
+        <w:t xml:space="preserve">, o clientes potenciales, a partir de su condición de compra, el tipo de usuario y las necesidades a satisfacer. Luego se puede continuar con </w:t>
       </w:r>
       <w:r>
         <w:rPr>
@@ -4521,8 +4575,8 @@
           <w:noProof/>
         </w:rPr>
         <w:drawing>
-          <wp:inline distT="0" distB="0" distL="0" distR="0" wp14:anchorId="0DED42E7" wp14:editId="14C2540C">
-            <wp:extent cx="4310743" cy="2424792"/>
+          <wp:inline distT="0" distB="0" distL="0" distR="0" wp14:anchorId="0DED42E7" wp14:editId="5CD628B6">
+            <wp:extent cx="5093573" cy="2865135"/>
             <wp:effectExtent l="0" t="0" r="0" b="0"/>
             <wp:docPr id="1854435317" name="Imagen 1854435317">
               <a:extLst xmlns:a="http://schemas.openxmlformats.org/drawingml/2006/main">
@@ -4564,7 +4618,7 @@
                   <pic:spPr bwMode="auto">
                     <a:xfrm>
                       <a:off x="0" y="0"/>
-                      <a:ext cx="4319315" cy="2429614"/>
+                      <a:ext cx="5093573" cy="2865135"/>
                     </a:xfrm>
                     <a:prstGeom prst="rect">
                       <a:avLst/>
@@ -4583,19 +4637,13 @@
     </w:p>
     <w:p>
       <w:pPr>
-        <w:ind w:left="1415" w:firstLine="1"/>
-      </w:pPr>
-      <w:r>
-        <w:t>Nota. SENA, (2026).</w:t>
-      </w:r>
-    </w:p>
-    <w:p>
-      <w:pPr>
-        <w:rPr>
-          <w:b/>
-          <w:lang w:val="es-419"/>
-        </w:rPr>
-      </w:pPr>
+        <w:ind w:left="1416" w:firstLine="0"/>
+      </w:pPr>
+      <w:r>
+        <w:t>Video: Comunicación asertiva</w:t>
+      </w:r>
+    </w:p>
+    <w:p>
       <w:r>
         <w:t xml:space="preserve">                </w:t>
       </w:r>
@@ -4627,6 +4675,15 @@
           <w:t>Enlace de reproducción del video</w:t>
         </w:r>
       </w:hyperlink>
+    </w:p>
+    <w:p>
+      <w:pPr>
+        <w:spacing w:before="0" w:after="160" w:line="259" w:lineRule="auto"/>
+        <w:ind w:firstLine="0"/>
+      </w:pPr>
+      <w:r>
+        <w:br w:type="page"/>
+      </w:r>
     </w:p>
     <w:tbl>
       <w:tblPr>
@@ -4661,7 +4718,15 @@
                 <w:b/>
                 <w:lang w:val="es-419"/>
               </w:rPr>
-              <w:t>Síntesis del video:</w:t>
+              <w:lastRenderedPageBreak/>
+              <w:t>Transcripción d</w:t>
+            </w:r>
+            <w:r>
+              <w:rPr>
+                <w:b/>
+                <w:lang w:val="es-419"/>
+              </w:rPr>
+              <w:t>el video:</w:t>
             </w:r>
             <w:r>
               <w:rPr>
@@ -4696,15 +4761,7 @@
                 <w:rFonts w:cstheme="minorHAnsi"/>
                 <w:szCs w:val="28"/>
               </w:rPr>
-              <w:t xml:space="preserve">La comunicación asertiva se enfoca en expresar claramente un mensaje de manera simple y oportuna, teniendo presente la inteligencia emocional para saber </w:t>
-            </w:r>
-            <w:r>
-              <w:rPr>
-                <w:rFonts w:cstheme="minorHAnsi"/>
-                <w:szCs w:val="28"/>
-              </w:rPr>
-              <w:lastRenderedPageBreak/>
-              <w:t>cómo responder de la mejor manera ante cualquier situación que se pueda presentar con los clientes</w:t>
+              <w:t>La comunicación asertiva se enfoca en expresar claramente un mensaje de manera simple y oportuna, teniendo presente la inteligencia emocional para saber cómo responder de la mejor manera ante cualquier situación que se pueda presentar con los clientes</w:t>
             </w:r>
             <w:r>
               <w:rPr>
@@ -4790,7 +4847,15 @@
                 <w:rFonts w:cstheme="minorHAnsi"/>
                 <w:szCs w:val="28"/>
               </w:rPr>
-              <w:t>Al hablar de comunicación asertiva, se deben tener en cuenta diversos factores que definen los tipos de comunicación que influyen en el proceso. Según Ariza, ellos son: la comunicación verbal, se enfoca en la emisión de palabras con el hecho de hablar o escribir, y se complementa con la comunicación no verbal, mucho más identificada en un proceso de comunicación cara a cara, ya que esta se centra en la gesticulación y el movimiento del cuerpo para expresar una idea.</w:t>
+              <w:t xml:space="preserve">Al hablar de comunicación asertiva, se deben tener en cuenta diversos factores que definen los tipos de comunicación que influyen en el proceso. Según Ariza, ellos son: la comunicación verbal, se enfoca en la emisión de palabras con el hecho de hablar o escribir, y se complementa con la comunicación no verbal, mucho más </w:t>
+            </w:r>
+            <w:r>
+              <w:rPr>
+                <w:rFonts w:cstheme="minorHAnsi"/>
+                <w:szCs w:val="28"/>
+              </w:rPr>
+              <w:lastRenderedPageBreak/>
+              <w:t>identificada en un proceso de comunicación cara a cara, ya que esta se centra en la gesticulación y el movimiento del cuerpo para expresar una idea.</w:t>
             </w:r>
           </w:p>
           <w:p>
@@ -4805,15 +4870,7 @@
                 <w:rFonts w:cstheme="minorHAnsi"/>
                 <w:szCs w:val="28"/>
               </w:rPr>
-              <w:t xml:space="preserve">Por otro lado, se encuentra la comunicación individual, que parte de un emisor y solo hay un receptor, a diferencia de la comunicación colectiva, donde se dirigen varios emisores a un grupo amplio de receptores. La comunicación directa llega al </w:t>
-            </w:r>
-            <w:r>
-              <w:rPr>
-                <w:rFonts w:cstheme="minorHAnsi"/>
-                <w:szCs w:val="28"/>
-              </w:rPr>
-              <w:lastRenderedPageBreak/>
-              <w:t>receptor en el mismo momento que el emisor genera el mensaje, mientras que, en la comunicación diferida, el mensaje llega después de haberse emitido.</w:t>
+              <w:t>Por otro lado, se encuentra la comunicación individual, que parte de un emisor y solo hay un receptor, a diferencia de la comunicación colectiva, donde se dirigen varios emisores a un grupo amplio de receptores. La comunicación directa llega al receptor en el mismo momento que el emisor genera el mensaje, mientras que, en la comunicación diferida, el mensaje llega después de haberse emitido.</w:t>
             </w:r>
           </w:p>
           <w:p>
@@ -4914,6 +4971,7 @@
                 <w:rFonts w:cstheme="minorHAnsi"/>
                 <w:szCs w:val="28"/>
               </w:rPr>
+              <w:lastRenderedPageBreak/>
               <w:t>La actitud con que se trate a la persona interesada en obtener más información determinará, en gran parte, la reputación de la empresa y los valores determinados por esta. Igualmente, el tono de comunicación define en gran medida la personalidad de la marca, lo cual es un factor determinante para visibilizarse en el mercado.</w:t>
             </w:r>
           </w:p>
@@ -5039,6 +5097,7 @@
           <w:bCs/>
           <w:lang w:val="es-419" w:eastAsia="es-CO"/>
         </w:rPr>
+        <w:lastRenderedPageBreak/>
         <w:t>Concisión</w:t>
       </w:r>
     </w:p>
@@ -5099,152 +5158,158 @@
           <w:bCs/>
           <w:lang w:val="es-419" w:eastAsia="es-CO"/>
         </w:rPr>
+        <w:t>La información en función de cómo la leemos</w:t>
+      </w:r>
+    </w:p>
+    <w:p>
+      <w:pPr>
+        <w:rPr>
+          <w:lang w:val="es-419" w:eastAsia="es-CO"/>
+        </w:rPr>
+      </w:pPr>
+      <w:r>
+        <w:rPr>
+          <w:lang w:val="es-419" w:eastAsia="es-CO"/>
+        </w:rPr>
+        <w:t>Entender qué tipo de usuarios van a leer el texto y redactar en función de ello</w:t>
+      </w:r>
+      <w:r>
+        <w:rPr>
+          <w:lang w:val="es-419" w:eastAsia="es-CO"/>
+        </w:rPr>
+        <w:t>s.</w:t>
+      </w:r>
+    </w:p>
+    <w:p>
+      <w:pPr>
+        <w:rPr>
+          <w:lang w:val="es-419" w:eastAsia="es-CO"/>
+        </w:rPr>
+      </w:pPr>
+      <w:r>
+        <w:rPr>
+          <w:b/>
+          <w:bCs/>
+          <w:lang w:val="es-419" w:eastAsia="es-CO"/>
+        </w:rPr>
+        <w:t>Titular</w:t>
+      </w:r>
+    </w:p>
+    <w:p>
+      <w:pPr>
+        <w:rPr>
+          <w:lang w:val="es-419" w:eastAsia="es-CO"/>
+        </w:rPr>
+      </w:pPr>
+      <w:r>
+        <w:rPr>
+          <w:lang w:val="es-419" w:eastAsia="es-CO"/>
+        </w:rPr>
+        <w:t>Este debe ser llamativo, que genere interés en la lectura, pensando en palabras claves para ser buscado en Internet.</w:t>
+      </w:r>
+    </w:p>
+    <w:p>
+      <w:pPr>
+        <w:rPr>
+          <w:lang w:val="es-419" w:eastAsia="es-CO"/>
+        </w:rPr>
+      </w:pPr>
+      <w:r>
+        <w:rPr>
+          <w:b/>
+          <w:bCs/>
+          <w:lang w:val="es-419" w:eastAsia="es-CO"/>
+        </w:rPr>
+        <w:t>SEO</w:t>
+      </w:r>
+    </w:p>
+    <w:p>
+      <w:pPr>
+        <w:rPr>
+          <w:lang w:val="es-419" w:eastAsia="es-CO"/>
+        </w:rPr>
+      </w:pPr>
+      <w:r>
+        <w:rPr>
+          <w:lang w:val="es-419" w:eastAsia="es-CO"/>
+        </w:rPr>
+        <w:t>Definir palabras clave para el posicionamiento en motores de búsqueda.</w:t>
+      </w:r>
+    </w:p>
+    <w:p>
+      <w:pPr>
+        <w:rPr>
+          <w:lang w:val="es-419" w:eastAsia="es-CO"/>
+        </w:rPr>
+      </w:pPr>
+      <w:r>
+        <w:rPr>
+          <w:b/>
+          <w:bCs/>
+          <w:lang w:val="es-419" w:eastAsia="es-CO"/>
+        </w:rPr>
+        <w:t>Imágenes</w:t>
+      </w:r>
+    </w:p>
+    <w:p>
+      <w:pPr>
+        <w:rPr>
+          <w:lang w:val="es-419" w:eastAsia="es-CO"/>
+        </w:rPr>
+      </w:pPr>
+      <w:r>
+        <w:rPr>
+          <w:lang w:val="es-419" w:eastAsia="es-CO"/>
+        </w:rPr>
+        <w:t>Al incluir elementos gráficos, se atrae mayor atención del lector.</w:t>
+      </w:r>
+    </w:p>
+    <w:p>
+      <w:pPr>
+        <w:rPr>
+          <w:lang w:val="es-419" w:eastAsia="es-CO"/>
+        </w:rPr>
+      </w:pPr>
+      <w:r>
+        <w:rPr>
+          <w:b/>
+          <w:bCs/>
+          <w:lang w:val="es-419" w:eastAsia="es-CO"/>
+        </w:rPr>
+        <w:t>Enlaces</w:t>
+      </w:r>
+    </w:p>
+    <w:p>
+      <w:pPr>
+        <w:rPr>
+          <w:lang w:val="es-419" w:eastAsia="es-CO"/>
+        </w:rPr>
+      </w:pPr>
+      <w:r>
+        <w:rPr>
+          <w:lang w:val="es-419" w:eastAsia="es-CO"/>
+        </w:rPr>
+        <w:t>Vincular datos complementarios genera confianza en el lector.</w:t>
+      </w:r>
+    </w:p>
+    <w:p>
+      <w:pPr>
+        <w:rPr>
+          <w:lang w:val="es-419" w:eastAsia="es-CO"/>
+        </w:rPr>
+      </w:pPr>
+      <w:r>
+        <w:rPr>
+          <w:lang w:val="es-419" w:eastAsia="es-CO"/>
+        </w:rPr>
+        <w:t xml:space="preserve">Los entornos digitales suponen el uso de nuevos dispositivos para visualizar contenidos. De esta manera, es importante tener en cuenta el público que consume los contenidos redactados en la web, además del canal utilizado, ya sea un teléfono celular, tableta o computador, y el medio para el cual se redacta, como un sitio web, una </w:t>
+      </w:r>
+      <w:r>
+        <w:rPr>
+          <w:lang w:val="es-419" w:eastAsia="es-CO"/>
+        </w:rPr>
         <w:lastRenderedPageBreak/>
-        <w:t>La información en función de cómo la leemos</w:t>
-      </w:r>
-    </w:p>
-    <w:p>
-      <w:pPr>
-        <w:rPr>
-          <w:lang w:val="es-419" w:eastAsia="es-CO"/>
-        </w:rPr>
-      </w:pPr>
-      <w:r>
-        <w:rPr>
-          <w:lang w:val="es-419" w:eastAsia="es-CO"/>
-        </w:rPr>
-        <w:t>Entender qué tipo de usuarios van a leer el texto y redactar en función de ello</w:t>
-      </w:r>
-      <w:r>
-        <w:rPr>
-          <w:lang w:val="es-419" w:eastAsia="es-CO"/>
-        </w:rPr>
-        <w:t>s.</w:t>
-      </w:r>
-    </w:p>
-    <w:p>
-      <w:pPr>
-        <w:rPr>
-          <w:lang w:val="es-419" w:eastAsia="es-CO"/>
-        </w:rPr>
-      </w:pPr>
-      <w:r>
-        <w:rPr>
-          <w:b/>
-          <w:bCs/>
-          <w:lang w:val="es-419" w:eastAsia="es-CO"/>
-        </w:rPr>
-        <w:t>Titular</w:t>
-      </w:r>
-    </w:p>
-    <w:p>
-      <w:pPr>
-        <w:rPr>
-          <w:lang w:val="es-419" w:eastAsia="es-CO"/>
-        </w:rPr>
-      </w:pPr>
-      <w:r>
-        <w:rPr>
-          <w:lang w:val="es-419" w:eastAsia="es-CO"/>
-        </w:rPr>
-        <w:t>Este debe ser llamativo, que genere interés en la lectura, pensando en palabras claves para ser buscado en Internet.</w:t>
-      </w:r>
-    </w:p>
-    <w:p>
-      <w:pPr>
-        <w:rPr>
-          <w:lang w:val="es-419" w:eastAsia="es-CO"/>
-        </w:rPr>
-      </w:pPr>
-      <w:r>
-        <w:rPr>
-          <w:b/>
-          <w:bCs/>
-          <w:lang w:val="es-419" w:eastAsia="es-CO"/>
-        </w:rPr>
-        <w:t>SEO</w:t>
-      </w:r>
-    </w:p>
-    <w:p>
-      <w:pPr>
-        <w:rPr>
-          <w:lang w:val="es-419" w:eastAsia="es-CO"/>
-        </w:rPr>
-      </w:pPr>
-      <w:r>
-        <w:rPr>
-          <w:lang w:val="es-419" w:eastAsia="es-CO"/>
-        </w:rPr>
-        <w:t>Definir palabras clave para el posicionamiento en motores de búsqueda.</w:t>
-      </w:r>
-    </w:p>
-    <w:p>
-      <w:pPr>
-        <w:rPr>
-          <w:lang w:val="es-419" w:eastAsia="es-CO"/>
-        </w:rPr>
-      </w:pPr>
-      <w:r>
-        <w:rPr>
-          <w:b/>
-          <w:bCs/>
-          <w:lang w:val="es-419" w:eastAsia="es-CO"/>
-        </w:rPr>
-        <w:t>Imágenes</w:t>
-      </w:r>
-    </w:p>
-    <w:p>
-      <w:pPr>
-        <w:rPr>
-          <w:lang w:val="es-419" w:eastAsia="es-CO"/>
-        </w:rPr>
-      </w:pPr>
-      <w:r>
-        <w:rPr>
-          <w:lang w:val="es-419" w:eastAsia="es-CO"/>
-        </w:rPr>
-        <w:t>Al incluir elementos gráficos, se atrae mayor atención del lector.</w:t>
-      </w:r>
-    </w:p>
-    <w:p>
-      <w:pPr>
-        <w:rPr>
-          <w:lang w:val="es-419" w:eastAsia="es-CO"/>
-        </w:rPr>
-      </w:pPr>
-      <w:r>
-        <w:rPr>
-          <w:b/>
-          <w:bCs/>
-          <w:lang w:val="es-419" w:eastAsia="es-CO"/>
-        </w:rPr>
-        <w:t>Enlaces</w:t>
-      </w:r>
-    </w:p>
-    <w:p>
-      <w:pPr>
-        <w:rPr>
-          <w:lang w:val="es-419" w:eastAsia="es-CO"/>
-        </w:rPr>
-      </w:pPr>
-      <w:r>
-        <w:rPr>
-          <w:lang w:val="es-419" w:eastAsia="es-CO"/>
-        </w:rPr>
-        <w:t>Vincular datos complementarios genera confianza en el lector.</w:t>
-      </w:r>
-    </w:p>
-    <w:p>
-      <w:pPr>
-        <w:rPr>
-          <w:lang w:val="es-419" w:eastAsia="es-CO"/>
-        </w:rPr>
-      </w:pPr>
-      <w:r>
-        <w:rPr>
-          <w:lang w:val="es-419" w:eastAsia="es-CO"/>
-        </w:rPr>
-        <w:t xml:space="preserve">Los entornos digitales suponen el uso de nuevos dispositivos para visualizar contenidos. De esta manera, es importante tener en cuenta el público que consume los contenidos redactados en la web, además del canal utilizado, ya sea un teléfono celular, tableta o computador, y el medio para el cual se redacta, como un sitio web, una publicación para una red social o un artículo </w:t>
+        <w:t xml:space="preserve">publicación para una red social o un artículo </w:t>
       </w:r>
       <w:r>
         <w:rPr>
@@ -5274,34 +5339,18 @@
     </w:p>
     <w:p>
       <w:pPr>
-        <w:spacing w:before="0" w:after="160" w:line="259" w:lineRule="auto"/>
-        <w:ind w:firstLine="0"/>
-        <w:rPr>
-          <w:lang w:val="es-419" w:eastAsia="es-CO"/>
-        </w:rPr>
-      </w:pPr>
-      <w:r>
-        <w:rPr>
-          <w:lang w:val="es-419" w:eastAsia="es-CO"/>
-        </w:rPr>
-        <w:br w:type="page"/>
-      </w:r>
-    </w:p>
-    <w:p>
-      <w:pPr>
-        <w:rPr>
-          <w:b/>
-          <w:bCs/>
-          <w:lang w:val="es-419" w:eastAsia="es-CO"/>
-        </w:rPr>
-      </w:pPr>
-      <w:r>
-        <w:rPr>
-          <w:b/>
-          <w:bCs/>
-          <w:lang w:val="es-419" w:eastAsia="es-CO"/>
-        </w:rPr>
-        <w:lastRenderedPageBreak/>
+        <w:rPr>
+          <w:b/>
+          <w:bCs/>
+          <w:lang w:val="es-419" w:eastAsia="es-CO"/>
+        </w:rPr>
+      </w:pPr>
+      <w:r>
+        <w:rPr>
+          <w:b/>
+          <w:bCs/>
+          <w:lang w:val="es-419" w:eastAsia="es-CO"/>
+        </w:rPr>
         <w:t>Contenido diferenciador</w:t>
       </w:r>
     </w:p>
@@ -5450,6 +5499,7 @@
       </w:pPr>
       <w:bookmarkStart w:id="7" w:name="_Toc225761845"/>
       <w:r>
+        <w:lastRenderedPageBreak/>
         <w:t>Bases para un plan de medios digitales</w:t>
       </w:r>
       <w:bookmarkEnd w:id="7"/>
@@ -5464,70 +5514,221 @@
         <w:rPr>
           <w:lang w:val="es-419" w:eastAsia="es-CO"/>
         </w:rPr>
-        <w:t xml:space="preserve">Según Soria (2016), el plan de medios se define como “el soporte que impulsa la difusión de la campaña de una marca para enviar un mensaje a los targets” (p.40); en otras palabras, es el proceso de comunicación que desarrolla una marca al emplear distintos medios para comunicar eficazmente sus contenidos, lo que a su vez debe </w:t>
-      </w:r>
-      <w:r>
-        <w:rPr>
+        <w:t xml:space="preserve">Según Soria (2016), el plan de medios se define como “el soporte que impulsa la difusión de la campaña de una marca para enviar un mensaje a los </w:t>
+      </w:r>
+      <w:r>
+        <w:rPr>
+          <w:rStyle w:val="Extranjerismo"/>
+        </w:rPr>
+        <w:t>targets</w:t>
+      </w:r>
+      <w:r>
+        <w:rPr>
+          <w:lang w:val="es-419" w:eastAsia="es-CO"/>
+        </w:rPr>
+        <w:t xml:space="preserve">” (p.40); en otras palabras, es el proceso de comunicación que desarrolla una marca al emplear distintos medios para comunicar eficazmente sus contenidos, lo que a su vez debe suponer una optimización de recursos. Dejando a un lado los medios tradicionales, desde el entorno digital los distintos medios usados pueden ser: una página web, redes </w:t>
+      </w:r>
+      <w:r>
+        <w:rPr>
+          <w:lang w:val="es-419" w:eastAsia="es-CO"/>
+        </w:rPr>
+        <w:t xml:space="preserve">sociales, </w:t>
+      </w:r>
+      <w:r>
+        <w:rPr>
+          <w:rStyle w:val="Extranjerismo"/>
+          <w:lang w:val="es-419" w:eastAsia="es-CO"/>
+        </w:rPr>
+        <w:t>blogs</w:t>
+      </w:r>
+      <w:r>
+        <w:rPr>
+          <w:lang w:val="es-419" w:eastAsia="es-CO"/>
+        </w:rPr>
+        <w:t xml:space="preserve"> con la combinación de elementos audiovisuales como videos, fotografías, transmisiones en vivo o </w:t>
+      </w:r>
+      <w:r>
+        <w:rPr>
+          <w:rStyle w:val="Extranjerismo"/>
+        </w:rPr>
+        <w:t>podcasts</w:t>
+      </w:r>
+      <w:r>
+        <w:rPr>
+          <w:lang w:val="es-419" w:eastAsia="es-CO"/>
+        </w:rPr>
+        <w:t>; además de las diferentes plataformas que día a día se posicionan en diversos segmentos del mercado.</w:t>
+      </w:r>
+    </w:p>
+    <w:p>
+      <w:pPr>
+        <w:rPr>
+          <w:lang w:val="es-419" w:eastAsia="es-CO"/>
+        </w:rPr>
+      </w:pPr>
+      <w:r>
+        <w:rPr>
+          <w:lang w:val="es-419" w:eastAsia="es-CO"/>
+        </w:rPr>
+        <w:t>Las técnicas tradicionales que desarrolla una marca en la comunicación externa son adecuadas para utilizarse en el plan de medios adaptado al entorno digital (Soria, 2016), lo cual, al lograr posicionamiento, se traduce en el incremento de ventas y la fidelización de clientes. En el siguiente recurso de aprendizaje, se pueden explorar algunas de ellas</w:t>
+      </w:r>
+      <w:r>
+        <w:rPr>
+          <w:lang w:val="es-419" w:eastAsia="es-CO"/>
+        </w:rPr>
+        <w:t>.</w:t>
+      </w:r>
+    </w:p>
+    <w:p>
+      <w:pPr>
+        <w:rPr>
+          <w:lang w:val="es-419" w:eastAsia="es-CO"/>
+        </w:rPr>
+      </w:pPr>
+      <w:r>
+        <w:rPr>
+          <w:b/>
+          <w:bCs/>
+          <w:lang w:val="es-419" w:eastAsia="es-CO"/>
+        </w:rPr>
+        <w:t>Publicidad</w:t>
+      </w:r>
+    </w:p>
+    <w:p>
+      <w:pPr>
+        <w:rPr>
+          <w:lang w:val="es-419" w:eastAsia="es-CO"/>
+        </w:rPr>
+      </w:pPr>
+      <w:r>
+        <w:rPr>
+          <w:lang w:val="es-419" w:eastAsia="es-CO"/>
+        </w:rPr>
+        <w:t>Se implementa a través de anuncios de contenidos informativos que publiciten lo que desea una marca, para dar a conocer al público y orientar la adquisición del consumidor del bien o servicio.</w:t>
+      </w:r>
+    </w:p>
+    <w:p>
+      <w:pPr>
+        <w:rPr>
+          <w:b/>
+          <w:bCs/>
+          <w:lang w:val="es-419" w:eastAsia="es-CO"/>
+        </w:rPr>
+      </w:pPr>
+      <w:r>
+        <w:rPr>
+          <w:b/>
+          <w:bCs/>
+          <w:lang w:val="es-419" w:eastAsia="es-CO"/>
+        </w:rPr>
+        <w:t>Relaciones públicas</w:t>
+      </w:r>
+    </w:p>
+    <w:p>
+      <w:r>
+        <w:rPr>
+          <w:lang w:val="es-419" w:eastAsia="es-CO"/>
+        </w:rPr>
+        <w:t>Se establece a partir de un diálogo que genera conexiones con públicos externos que posibiliten el posicionamiento de la marca, para generar beneficios a largo plazo, y posibilita el contacto cercano con el público objetivo.</w:t>
+      </w:r>
+      <w:r>
+        <w:t xml:space="preserve"> </w:t>
+      </w:r>
+    </w:p>
+    <w:p>
+      <w:pPr>
+        <w:rPr>
+          <w:b/>
+          <w:bCs/>
+          <w:lang w:val="es-419" w:eastAsia="es-CO"/>
+        </w:rPr>
+      </w:pPr>
+      <w:r>
+        <w:rPr>
+          <w:b/>
+          <w:bCs/>
           <w:lang w:val="es-419" w:eastAsia="es-CO"/>
         </w:rPr>
         <w:lastRenderedPageBreak/>
-        <w:t xml:space="preserve">suponer una optimización de recursos. Dejando a un lado los medios tradicionales, desde el entorno digital los distintos medios usados pueden ser: una página web, redes </w:t>
-      </w:r>
-      <w:r>
-        <w:rPr>
-          <w:lang w:val="es-419" w:eastAsia="es-CO"/>
-        </w:rPr>
-        <w:t xml:space="preserve">sociales, </w:t>
+        <w:t>Responsabilidad social corporativa</w:t>
+      </w:r>
+    </w:p>
+    <w:p>
+      <w:pPr>
+        <w:rPr>
+          <w:lang w:val="es-419" w:eastAsia="es-CO"/>
+        </w:rPr>
+      </w:pPr>
+      <w:r>
+        <w:rPr>
+          <w:lang w:val="es-419" w:eastAsia="es-CO"/>
+        </w:rPr>
+        <w:t>El propósito es lograr una imagen favorable de la marca a través de acciones no lucrativas que permitan conectar con el público, dando a conocer un beneficio a entidades que necesitan ayuda.</w:t>
+      </w:r>
+    </w:p>
+    <w:p>
+      <w:pPr>
+        <w:rPr>
+          <w:lang w:val="es-419" w:eastAsia="es-CO"/>
+        </w:rPr>
+      </w:pPr>
+      <w:r>
+        <w:rPr>
+          <w:lang w:val="es-419" w:eastAsia="es-CO"/>
+        </w:rPr>
+        <w:t xml:space="preserve">Según el portal web </w:t>
+      </w:r>
+      <w:proofErr w:type="spellStart"/>
+      <w:r>
+        <w:rPr>
+          <w:lang w:val="es-419" w:eastAsia="es-CO"/>
+        </w:rPr>
+        <w:t>Hubspot</w:t>
+      </w:r>
+      <w:proofErr w:type="spellEnd"/>
+      <w:r>
+        <w:rPr>
+          <w:lang w:val="es-419" w:eastAsia="es-CO"/>
+        </w:rPr>
+        <w:t>, se definen tres razones para hacer uso de un plan de medios digitales. La primera se enfoca en generar conciencia de marca, al estar presente en los motores de búsqueda para que los clientes se conecten constantemente con la empresa. Otra es el aprovechamiento máximo de la inversión en los medios digitales, determinando cuáles son los canales más adecuados según el público objetivo para realizar campañas d</w:t>
+      </w:r>
+      <w:r>
+        <w:rPr>
+          <w:lang w:val="es-419" w:eastAsia="es-CO"/>
+        </w:rPr>
+        <w:t xml:space="preserve">e </w:t>
       </w:r>
       <w:r>
         <w:rPr>
           <w:rStyle w:val="Extranjerismo"/>
           <w:lang w:val="es-419" w:eastAsia="es-CO"/>
         </w:rPr>
-        <w:t>blogs</w:t>
-      </w:r>
-      <w:r>
-        <w:rPr>
-          <w:lang w:val="es-419" w:eastAsia="es-CO"/>
-        </w:rPr>
-        <w:t xml:space="preserve"> con la combinación de elementos audiovisuales como videos, fotografías, transmisiones en vivo o </w:t>
-      </w:r>
-      <w:r>
-        <w:rPr>
-          <w:lang w:val="es-419" w:eastAsia="es-CO"/>
-        </w:rPr>
-        <w:t>p</w:t>
-      </w:r>
-      <w:r>
-        <w:rPr>
-          <w:lang w:val="es-419" w:eastAsia="es-CO"/>
-        </w:rPr>
-        <w:t>o</w:t>
-      </w:r>
-      <w:r>
-        <w:rPr>
-          <w:lang w:val="es-419" w:eastAsia="es-CO"/>
-        </w:rPr>
-        <w:t>dcasts</w:t>
-      </w:r>
-      <w:r>
-        <w:rPr>
-          <w:lang w:val="es-419" w:eastAsia="es-CO"/>
-        </w:rPr>
-        <w:t>; además de las diferentes plataformas que día a día se posicionan en diversos segmentos del mercado.</w:t>
-      </w:r>
-    </w:p>
-    <w:p>
-      <w:pPr>
-        <w:rPr>
-          <w:lang w:val="es-419" w:eastAsia="es-CO"/>
-        </w:rPr>
-      </w:pPr>
-      <w:r>
-        <w:rPr>
-          <w:lang w:val="es-419" w:eastAsia="es-CO"/>
-        </w:rPr>
-        <w:t>Las técnicas tradicionales que desarrolla una marca en la comunicación externa son adecuadas para utilizarse en el plan de medios adaptado al entorno digital (Soria, 2016), lo cual, al lograr posicionamiento, se traduce en el incremento de ventas y la fidelización de clientes. En el siguiente recurso de aprendizaje, se pueden explorar algunas de ellas</w:t>
+        <w:t>marketing</w:t>
+      </w:r>
+      <w:r>
+        <w:rPr>
+          <w:lang w:val="es-419" w:eastAsia="es-CO"/>
+        </w:rPr>
+        <w:t xml:space="preserve"> efectivas. Por último, está conseguir un seguimiento y llevar a cabo un monitoreo eficaz de las campañas, lo que supone una gran ventaja del entorno digital, ya que se puede medir todo lo que sea necesario. Esto permite direccionar la estrategia para buscar los mejores resultados.</w:t>
+      </w:r>
+    </w:p>
+    <w:p>
+      <w:pPr>
+        <w:rPr>
+          <w:lang w:val="es-419" w:eastAsia="es-CO"/>
+        </w:rPr>
+      </w:pPr>
+      <w:r>
+        <w:rPr>
+          <w:lang w:val="es-419" w:eastAsia="es-CO"/>
+        </w:rPr>
+        <w:t xml:space="preserve">A continuación, </w:t>
+      </w:r>
+      <w:r>
+        <w:rPr>
+          <w:lang w:val="es-419" w:eastAsia="es-CO"/>
+        </w:rPr>
+        <w:t>puede encontrar más información sobre el plan de medios digitales</w:t>
       </w:r>
       <w:r>
         <w:rPr>
@@ -5539,328 +5740,164 @@
     <w:p>
       <w:pPr>
         <w:rPr>
-          <w:lang w:val="es-419" w:eastAsia="es-CO"/>
-        </w:rPr>
-      </w:pPr>
-      <w:r>
-        <w:rPr>
-          <w:b/>
-          <w:bCs/>
-          <w:lang w:val="es-419" w:eastAsia="es-CO"/>
-        </w:rPr>
-        <w:t>Publicidad</w:t>
-      </w:r>
-    </w:p>
-    <w:p>
-      <w:pPr>
-        <w:rPr>
-          <w:lang w:val="es-419" w:eastAsia="es-CO"/>
-        </w:rPr>
-      </w:pPr>
-      <w:r>
-        <w:rPr>
-          <w:lang w:val="es-419" w:eastAsia="es-CO"/>
-        </w:rPr>
-        <w:t>Se implementa a través de anuncios de contenidos informativos que publiciten lo que desea una marca, para dar a conocer al público y orientar la adquisición del consumidor del bien o servicio.</w:t>
-      </w:r>
-    </w:p>
-    <w:p>
-      <w:pPr>
-        <w:rPr>
-          <w:b/>
-          <w:bCs/>
-          <w:lang w:val="es-419" w:eastAsia="es-CO"/>
-        </w:rPr>
-      </w:pPr>
-      <w:r>
-        <w:rPr>
-          <w:b/>
-          <w:bCs/>
-          <w:lang w:val="es-419" w:eastAsia="es-CO"/>
-        </w:rPr>
-        <w:t>Relaciones públicas</w:t>
-      </w:r>
-    </w:p>
-    <w:p>
-      <w:r>
-        <w:rPr>
-          <w:lang w:val="es-419" w:eastAsia="es-CO"/>
-        </w:rPr>
-        <w:t>Se establece a partir de un diálogo que genera conexiones con públicos externos que posibiliten el posicionamiento de la marca, para generar beneficios a largo plazo, y posibilita el contacto cercano con el público objetivo.</w:t>
-      </w:r>
-      <w:r>
-        <w:t xml:space="preserve"> </w:t>
-      </w:r>
-    </w:p>
-    <w:p>
-      <w:pPr>
-        <w:rPr>
-          <w:b/>
-          <w:bCs/>
-          <w:lang w:val="es-419" w:eastAsia="es-CO"/>
-        </w:rPr>
-      </w:pPr>
-      <w:r>
-        <w:rPr>
-          <w:b/>
-          <w:bCs/>
-          <w:lang w:val="es-419" w:eastAsia="es-CO"/>
-        </w:rPr>
-        <w:t>Responsabilidad social corporativa</w:t>
-      </w:r>
-    </w:p>
-    <w:p>
-      <w:pPr>
-        <w:rPr>
-          <w:lang w:val="es-419" w:eastAsia="es-CO"/>
-        </w:rPr>
-      </w:pPr>
-      <w:r>
-        <w:rPr>
-          <w:lang w:val="es-419" w:eastAsia="es-CO"/>
-        </w:rPr>
-        <w:t>El propósito es lograr una imagen favorable de la marca a través de acciones no lucrativas que permitan conectar con el público, dando a conocer un beneficio a entidades que necesitan ayuda.</w:t>
-      </w:r>
-    </w:p>
-    <w:p>
-      <w:pPr>
-        <w:rPr>
-          <w:lang w:val="es-419" w:eastAsia="es-CO"/>
-        </w:rPr>
-      </w:pPr>
-      <w:r>
-        <w:rPr>
+          <w:b/>
+          <w:bCs/>
+          <w:lang w:val="es-419" w:eastAsia="es-CO"/>
+        </w:rPr>
+      </w:pPr>
+      <w:r>
+        <w:rPr>
+          <w:b/>
+          <w:bCs/>
+          <w:lang w:val="es-419" w:eastAsia="es-CO"/>
+        </w:rPr>
+        <w:t>Plan de medios digitales</w:t>
+      </w:r>
+    </w:p>
+    <w:p>
+      <w:pPr>
+        <w:rPr>
+          <w:lang w:val="es-419" w:eastAsia="es-CO"/>
+        </w:rPr>
+      </w:pPr>
+      <w:r>
+        <w:rPr>
+          <w:lang w:val="es-419" w:eastAsia="es-CO"/>
+        </w:rPr>
+        <w:t>Según Soria (2016), toda empresa requiere de la estructura de un plan de medios que busque la consecución de los objetivos propuestos por esta, encontrando el camino más adecuado según sus necesidades e intereses. Con ello, se define una serie de fases.</w:t>
+      </w:r>
+    </w:p>
+    <w:p>
+      <w:pPr>
+        <w:rPr>
+          <w:lang w:val="es-419" w:eastAsia="es-CO"/>
+        </w:rPr>
+      </w:pPr>
+      <w:r>
+        <w:rPr>
+          <w:lang w:val="es-419" w:eastAsia="es-CO"/>
+        </w:rPr>
+        <w:t xml:space="preserve">Un plan de medios determina las tácticas </w:t>
+      </w:r>
+      <w:r>
+        <w:rPr>
+          <w:lang w:val="es-419" w:eastAsia="es-CO"/>
+        </w:rPr>
+        <w:t xml:space="preserve">de </w:t>
+      </w:r>
+      <w:r>
+        <w:rPr>
+          <w:rStyle w:val="Extranjerismo"/>
+          <w:lang w:val="es-419" w:eastAsia="es-CO"/>
+        </w:rPr>
+        <w:t>marketing</w:t>
+      </w:r>
+      <w:r>
+        <w:rPr>
+          <w:lang w:val="es-419" w:eastAsia="es-CO"/>
+        </w:rPr>
+        <w:t xml:space="preserve"> para</w:t>
+      </w:r>
+      <w:r>
+        <w:rPr>
+          <w:lang w:val="es-419" w:eastAsia="es-CO"/>
+        </w:rPr>
+        <w:t xml:space="preserve"> una campaña de un bien o servicio.</w:t>
+      </w:r>
+    </w:p>
+    <w:p>
+      <w:pPr>
+        <w:rPr>
+          <w:lang w:val="es-419" w:eastAsia="es-CO"/>
+        </w:rPr>
+      </w:pPr>
+      <w:r>
+        <w:rPr>
+          <w:b/>
+          <w:bCs/>
           <w:lang w:val="es-419" w:eastAsia="es-CO"/>
         </w:rPr>
         <w:lastRenderedPageBreak/>
-        <w:t xml:space="preserve">Según el portal web </w:t>
-      </w:r>
-      <w:proofErr w:type="spellStart"/>
-      <w:r>
-        <w:rPr>
-          <w:lang w:val="es-419" w:eastAsia="es-CO"/>
-        </w:rPr>
-        <w:t>Hubspot</w:t>
-      </w:r>
-      <w:proofErr w:type="spellEnd"/>
-      <w:r>
-        <w:rPr>
-          <w:lang w:val="es-419" w:eastAsia="es-CO"/>
-        </w:rPr>
-        <w:t>, se definen tres razones para hacer uso de un plan de medios digitales. La primera se enfoca en generar conciencia de marca, al estar presente en los motores de búsqueda para que los clientes se conecten constantemente con la empresa. Otra es el aprovechamiento máximo de la inversión en los medios digitales, determinando cuáles son los canales más adecuados según el público objetivo para realizar campañas d</w:t>
-      </w:r>
-      <w:r>
-        <w:rPr>
-          <w:lang w:val="es-419" w:eastAsia="es-CO"/>
-        </w:rPr>
-        <w:t xml:space="preserve">e </w:t>
+        <w:t>¿Qué se debe considerar al desarrollar un plan de medios digitales? A continuación, algunas ideas.</w:t>
+      </w:r>
+    </w:p>
+    <w:p>
+      <w:pPr>
+        <w:rPr>
+          <w:lang w:val="es-419" w:eastAsia="es-CO"/>
+        </w:rPr>
+      </w:pPr>
+      <w:r>
+        <w:rPr>
+          <w:b/>
+          <w:bCs/>
+          <w:lang w:val="es-419" w:eastAsia="es-CO"/>
+        </w:rPr>
+        <w:t>Investigar</w:t>
+      </w:r>
+    </w:p>
+    <w:p>
+      <w:pPr>
+        <w:rPr>
+          <w:lang w:val="es-419" w:eastAsia="es-CO"/>
+        </w:rPr>
+      </w:pPr>
+      <w:r>
+        <w:rPr>
+          <w:lang w:val="es-419" w:eastAsia="es-CO"/>
+        </w:rPr>
+        <w:t>Análisis del entorno en que se desenvuelve la marca, así como su público objetivo y los medios que este consume, además de todos los elementos que cada marca establece.</w:t>
+      </w:r>
+    </w:p>
+    <w:p>
+      <w:pPr>
+        <w:rPr>
+          <w:b/>
+          <w:bCs/>
+          <w:lang w:val="es-419" w:eastAsia="es-CO"/>
+        </w:rPr>
+      </w:pPr>
+      <w:r>
+        <w:rPr>
+          <w:b/>
+          <w:bCs/>
+          <w:lang w:val="es-419" w:eastAsia="es-CO"/>
+        </w:rPr>
+        <w:t>Plantear objetivos</w:t>
+      </w:r>
+    </w:p>
+    <w:p>
+      <w:pPr>
+        <w:rPr>
+          <w:lang w:val="es-419" w:eastAsia="es-CO"/>
+        </w:rPr>
+      </w:pPr>
+      <w:r>
+        <w:rPr>
+          <w:lang w:val="es-419" w:eastAsia="es-CO"/>
+        </w:rPr>
+        <w:t>Se caracteriza por definir qué se quiere obtener con el plan de medios. De acuerdo con los intereses de la marca, se determinan los objetivos.</w:t>
+      </w:r>
+    </w:p>
+    <w:p>
+      <w:pPr>
+        <w:rPr>
+          <w:b/>
+          <w:bCs/>
+          <w:lang w:val="es-419" w:eastAsia="es-CO"/>
+        </w:rPr>
+      </w:pPr>
+      <w:r>
+        <w:rPr>
+          <w:b/>
+          <w:bCs/>
+          <w:lang w:val="es-419" w:eastAsia="es-CO"/>
+        </w:rPr>
+        <w:t xml:space="preserve">Determinar público o </w:t>
       </w:r>
       <w:r>
         <w:rPr>
           <w:rStyle w:val="Extranjerismo"/>
-          <w:lang w:val="es-419" w:eastAsia="es-CO"/>
-        </w:rPr>
-        <w:t>marketing</w:t>
-      </w:r>
-      <w:r>
-        <w:rPr>
-          <w:lang w:val="es-419" w:eastAsia="es-CO"/>
-        </w:rPr>
-        <w:t xml:space="preserve"> efectivas. Por último, está conseguir un seguimiento y llevar a cabo un monitoreo eficaz de las campañas, lo que supone una gran ventaja del entorno digital, ya que se puede medir todo lo que sea necesario. Esto permite direccionar la estrategia para buscar los mejores resultados.</w:t>
-      </w:r>
-    </w:p>
-    <w:p>
-      <w:pPr>
-        <w:rPr>
-          <w:lang w:val="es-419" w:eastAsia="es-CO"/>
-        </w:rPr>
-      </w:pPr>
-      <w:r>
-        <w:rPr>
-          <w:lang w:val="es-419" w:eastAsia="es-CO"/>
-        </w:rPr>
-        <w:t xml:space="preserve">A continuación, </w:t>
-      </w:r>
-      <w:r>
-        <w:rPr>
-          <w:lang w:val="es-419" w:eastAsia="es-CO"/>
-        </w:rPr>
-        <w:t>puede encontrar más información sobre el plan de medios digitales</w:t>
-      </w:r>
-      <w:r>
-        <w:rPr>
-          <w:lang w:val="es-419" w:eastAsia="es-CO"/>
-        </w:rPr>
-        <w:t>.</w:t>
-      </w:r>
-    </w:p>
-    <w:p>
-      <w:pPr>
-        <w:rPr>
-          <w:b/>
-          <w:bCs/>
-          <w:lang w:val="es-419" w:eastAsia="es-CO"/>
-        </w:rPr>
-      </w:pPr>
-      <w:r>
-        <w:rPr>
-          <w:b/>
-          <w:bCs/>
-          <w:lang w:val="es-419" w:eastAsia="es-CO"/>
-        </w:rPr>
-        <w:t>Plan de medios digitales</w:t>
-      </w:r>
-    </w:p>
-    <w:p>
-      <w:pPr>
-        <w:rPr>
-          <w:lang w:val="es-419" w:eastAsia="es-CO"/>
-        </w:rPr>
-      </w:pPr>
-      <w:r>
-        <w:rPr>
-          <w:lang w:val="es-419" w:eastAsia="es-CO"/>
-        </w:rPr>
-        <w:t>Según Soria (2016), toda empresa requiere de la estructura de un plan de medios que busque la consecución de los objetivos propuestos por esta, encontrando el camino más adecuado según sus necesidades e intereses. Con ello, se define una serie de fases.</w:t>
-      </w:r>
-    </w:p>
-    <w:p>
-      <w:pPr>
-        <w:rPr>
-          <w:lang w:val="es-419" w:eastAsia="es-CO"/>
-        </w:rPr>
-      </w:pPr>
-      <w:r>
-        <w:rPr>
-          <w:lang w:val="es-419" w:eastAsia="es-CO"/>
-        </w:rPr>
-        <w:t xml:space="preserve">Un plan de medios determina las tácticas </w:t>
-      </w:r>
-      <w:r>
-        <w:rPr>
-          <w:lang w:val="es-419" w:eastAsia="es-CO"/>
-        </w:rPr>
-        <w:t xml:space="preserve">de </w:t>
-      </w:r>
-      <w:r>
-        <w:rPr>
-          <w:rStyle w:val="Extranjerismo"/>
-          <w:lang w:val="es-419" w:eastAsia="es-CO"/>
-        </w:rPr>
-        <w:t>marketing</w:t>
-      </w:r>
-      <w:r>
-        <w:rPr>
-          <w:lang w:val="es-419" w:eastAsia="es-CO"/>
-        </w:rPr>
-        <w:t xml:space="preserve"> para</w:t>
-      </w:r>
-      <w:r>
-        <w:rPr>
-          <w:lang w:val="es-419" w:eastAsia="es-CO"/>
-        </w:rPr>
-        <w:t xml:space="preserve"> una campaña de un bien o servicio.</w:t>
-      </w:r>
-    </w:p>
-    <w:p>
-      <w:pPr>
-        <w:rPr>
-          <w:lang w:val="es-419" w:eastAsia="es-CO"/>
-        </w:rPr>
-      </w:pPr>
-      <w:r>
-        <w:rPr>
-          <w:b/>
-          <w:bCs/>
-          <w:lang w:val="es-419" w:eastAsia="es-CO"/>
-        </w:rPr>
-        <w:t>¿Qué se debe considerar al desarrollar un plan de medios digitales? A continuación, algunas ideas.</w:t>
-      </w:r>
-      <w:r>
-        <w:rPr>
-          <w:lang w:val="es-419" w:eastAsia="es-CO"/>
-        </w:rPr>
-        <w:br w:type="page"/>
-      </w:r>
-    </w:p>
-    <w:p>
-      <w:pPr>
-        <w:rPr>
-          <w:lang w:val="es-419" w:eastAsia="es-CO"/>
-        </w:rPr>
-      </w:pPr>
-      <w:r>
-        <w:rPr>
-          <w:b/>
-          <w:bCs/>
-          <w:lang w:val="es-419" w:eastAsia="es-CO"/>
-        </w:rPr>
-        <w:lastRenderedPageBreak/>
-        <w:t>Investigar</w:t>
-      </w:r>
-    </w:p>
-    <w:p>
-      <w:pPr>
-        <w:rPr>
-          <w:lang w:val="es-419" w:eastAsia="es-CO"/>
-        </w:rPr>
-      </w:pPr>
-      <w:r>
-        <w:rPr>
-          <w:lang w:val="es-419" w:eastAsia="es-CO"/>
-        </w:rPr>
-        <w:t>Análisis del entorno en que se desenvuelve la marca, así como su público objetivo y los medios que este consume, además de todos los elementos que cada marca establece.</w:t>
-      </w:r>
-    </w:p>
-    <w:p>
-      <w:pPr>
-        <w:rPr>
-          <w:b/>
-          <w:bCs/>
-          <w:lang w:val="es-419" w:eastAsia="es-CO"/>
-        </w:rPr>
-      </w:pPr>
-      <w:r>
-        <w:rPr>
-          <w:b/>
-          <w:bCs/>
-          <w:lang w:val="es-419" w:eastAsia="es-CO"/>
-        </w:rPr>
-        <w:t>Plantear objetivos</w:t>
-      </w:r>
-    </w:p>
-    <w:p>
-      <w:pPr>
-        <w:rPr>
-          <w:lang w:val="es-419" w:eastAsia="es-CO"/>
-        </w:rPr>
-      </w:pPr>
-      <w:r>
-        <w:rPr>
-          <w:lang w:val="es-419" w:eastAsia="es-CO"/>
-        </w:rPr>
-        <w:t>Se caracteriza por definir qué se quiere obtener con el plan de medios. De acuerdo con los intereses de la marca, se determinan los objetivos.</w:t>
-      </w:r>
-    </w:p>
-    <w:p>
-      <w:pPr>
-        <w:rPr>
-          <w:b/>
-          <w:bCs/>
-          <w:lang w:val="es-419" w:eastAsia="es-CO"/>
-        </w:rPr>
-      </w:pPr>
-      <w:r>
-        <w:rPr>
-          <w:b/>
-          <w:bCs/>
-          <w:lang w:val="es-419" w:eastAsia="es-CO"/>
-        </w:rPr>
-        <w:t xml:space="preserve">Determinar público o </w:t>
-      </w:r>
-      <w:r>
-        <w:rPr>
-          <w:rStyle w:val="Extranjerismo"/>
           <w:b/>
           <w:bCs/>
           <w:lang w:val="es-419" w:eastAsia="es-CO"/>
@@ -5968,81 +6005,6 @@
         </w:rPr>
         <w:t>El plan de medios debe ser adaptado a un tiempo, de acuerdo con la investigación previa, los objetivos propuestos, el público y la estrategia definidos.</w:t>
       </w:r>
-    </w:p>
-    <w:p>
-      <w:pPr>
-        <w:rPr>
-          <w:lang w:val="es-419" w:eastAsia="es-CO"/>
-        </w:rPr>
-      </w:pPr>
-      <w:r>
-        <w:rPr>
-          <w:b/>
-          <w:bCs/>
-          <w:lang w:val="es-419" w:eastAsia="es-CO"/>
-        </w:rPr>
-        <w:t>Evaluar</w:t>
-      </w:r>
-    </w:p>
-    <w:p>
-      <w:pPr>
-        <w:rPr>
-          <w:lang w:val="es-419" w:eastAsia="es-CO"/>
-        </w:rPr>
-      </w:pPr>
-      <w:r>
-        <w:rPr>
-          <w:lang w:val="es-419" w:eastAsia="es-CO"/>
-        </w:rPr>
-        <w:t>Se identifica si el plan logró los resultados esperados, se generan los informes y se determina qué aspectos se deben mejorar.</w:t>
-      </w:r>
-    </w:p>
-    <w:p>
-      <w:pPr>
-        <w:rPr>
-          <w:lang w:val="es-419" w:eastAsia="es-CO"/>
-        </w:rPr>
-      </w:pPr>
-      <w:r>
-        <w:rPr>
-          <w:lang w:val="es-419" w:eastAsia="es-CO"/>
-        </w:rPr>
-        <w:lastRenderedPageBreak/>
-        <w:t>¿Qué inquietudes deja este tema?</w:t>
-      </w:r>
-    </w:p>
-    <w:p>
-      <w:pPr>
-        <w:rPr>
-          <w:lang w:val="es-419" w:eastAsia="es-CO"/>
-        </w:rPr>
-      </w:pPr>
-      <w:r>
-        <w:rPr>
-          <w:lang w:val="es-419" w:eastAsia="es-CO"/>
-        </w:rPr>
-        <w:t>¿Qué se ha estudiado hasta ahora?</w:t>
-      </w:r>
-    </w:p>
-    <w:p>
-      <w:pPr>
-        <w:rPr>
-          <w:lang w:val="es-419" w:eastAsia="es-CO"/>
-        </w:rPr>
-      </w:pPr>
-      <w:r>
-        <w:rPr>
-          <w:lang w:val="es-419" w:eastAsia="es-CO"/>
-        </w:rPr>
-        <w:t>Todo esto resulta muy útil cuando se planea y se implementa en el contexto laboral.</w:t>
-      </w:r>
-    </w:p>
-    <w:p>
-      <w:pPr>
-        <w:rPr>
-          <w:lang w:val="es-419" w:eastAsia="es-CO"/>
-        </w:rPr>
-      </w:pPr>
     </w:p>
     <w:p>
       <w:pPr>
@@ -6061,6 +6023,96 @@
     </w:p>
     <w:p>
       <w:pPr>
+        <w:rPr>
+          <w:lang w:val="es-419" w:eastAsia="es-CO"/>
+        </w:rPr>
+      </w:pPr>
+      <w:r>
+        <w:rPr>
+          <w:b/>
+          <w:bCs/>
+          <w:lang w:val="es-419" w:eastAsia="es-CO"/>
+        </w:rPr>
+        <w:lastRenderedPageBreak/>
+        <w:t>Evaluar</w:t>
+      </w:r>
+    </w:p>
+    <w:p>
+      <w:pPr>
+        <w:rPr>
+          <w:lang w:val="es-419" w:eastAsia="es-CO"/>
+        </w:rPr>
+      </w:pPr>
+      <w:r>
+        <w:rPr>
+          <w:lang w:val="es-419" w:eastAsia="es-CO"/>
+        </w:rPr>
+        <w:t>Se identifica si el plan logró los resultados esperados, se generan los informes y se determina qué aspectos se deben mejorar.</w:t>
+      </w:r>
+    </w:p>
+    <w:p>
+      <w:pPr>
+        <w:rPr>
+          <w:lang w:val="es-419" w:eastAsia="es-CO"/>
+        </w:rPr>
+      </w:pPr>
+      <w:r>
+        <w:rPr>
+          <w:lang w:val="es-419" w:eastAsia="es-CO"/>
+        </w:rPr>
+        <w:t>¿Qué inquietudes deja este tema?</w:t>
+      </w:r>
+    </w:p>
+    <w:p>
+      <w:pPr>
+        <w:rPr>
+          <w:lang w:val="es-419" w:eastAsia="es-CO"/>
+        </w:rPr>
+      </w:pPr>
+      <w:r>
+        <w:rPr>
+          <w:lang w:val="es-419" w:eastAsia="es-CO"/>
+        </w:rPr>
+        <w:t>¿Qué se ha estudiado hasta ahora?</w:t>
+      </w:r>
+    </w:p>
+    <w:p>
+      <w:pPr>
+        <w:rPr>
+          <w:lang w:val="es-419" w:eastAsia="es-CO"/>
+        </w:rPr>
+      </w:pPr>
+      <w:r>
+        <w:rPr>
+          <w:lang w:val="es-419" w:eastAsia="es-CO"/>
+        </w:rPr>
+        <w:t>Todo esto resulta muy útil cuando se planea y se implementa en el contexto laboral.</w:t>
+      </w:r>
+    </w:p>
+    <w:p>
+      <w:pPr>
+        <w:rPr>
+          <w:lang w:val="es-419" w:eastAsia="es-CO"/>
+        </w:rPr>
+      </w:pPr>
+    </w:p>
+    <w:p>
+      <w:pPr>
+        <w:spacing w:before="0" w:after="160" w:line="259" w:lineRule="auto"/>
+        <w:ind w:firstLine="0"/>
+        <w:rPr>
+          <w:lang w:val="es-419" w:eastAsia="es-CO"/>
+        </w:rPr>
+      </w:pPr>
+      <w:r>
+        <w:rPr>
+          <w:lang w:val="es-419" w:eastAsia="es-CO"/>
+        </w:rPr>
+        <w:br w:type="page"/>
+      </w:r>
+    </w:p>
+    <w:p>
+      <w:pPr>
         <w:pStyle w:val="Ttulo1"/>
       </w:pPr>
       <w:bookmarkStart w:id="8" w:name="_Toc225761846"/>
@@ -6275,7 +6327,19 @@
         <w:rPr>
           <w:lang w:val="es-419" w:eastAsia="es-CO"/>
         </w:rPr>
-        <w:t>Las soluciones tecnológicas a través de los sistemas de recopilación y organización de datos permiten obtener información de los clientes, lo que, a su vez, permite el éxito de un proceso de ventas. A partir de la automatización de los procesos, se pueden deducir infinidad de datos que sean necesarios según la estrategia de marketing; en ellos está el verdadero valor para la empresa.</w:t>
+        <w:t xml:space="preserve">Las soluciones tecnológicas a través de los sistemas de recopilación y organización de datos permiten obtener información de los clientes, lo que, a su vez, permite el éxito de un proceso de ventas. A partir de la automatización de los procesos, se pueden deducir infinidad de datos que sean necesarios según la estrategia de </w:t>
+      </w:r>
+      <w:r>
+        <w:rPr>
+          <w:rStyle w:val="Extranjerismo"/>
+        </w:rPr>
+        <w:t>marketing</w:t>
+      </w:r>
+      <w:r>
+        <w:rPr>
+          <w:lang w:val="es-419" w:eastAsia="es-CO"/>
+        </w:rPr>
+        <w:t>; en ellos está el verdadero valor para la empresa.</w:t>
       </w:r>
     </w:p>
     <w:p>
@@ -7261,7 +7325,19 @@
         <w:rPr>
           <w:lang w:val="es-419" w:eastAsia="es-CO"/>
         </w:rPr>
-        <w:t xml:space="preserve"> (2018), el lead puede ubicarse en uno de los siguientes escenarios:</w:t>
+        <w:t xml:space="preserve"> (2018), el </w:t>
+      </w:r>
+      <w:r>
+        <w:rPr>
+          <w:rStyle w:val="Extranjerismo"/>
+        </w:rPr>
+        <w:t>lead</w:t>
+      </w:r>
+      <w:r>
+        <w:rPr>
+          <w:lang w:val="es-419" w:eastAsia="es-CO"/>
+        </w:rPr>
+        <w:t xml:space="preserve"> puede ubicarse en uno de los siguientes escenarios:</w:t>
       </w:r>
     </w:p>
     <w:p>
@@ -7385,7 +7461,19 @@
         <w:rPr>
           <w:lang w:val="es-419" w:eastAsia="es-CO"/>
         </w:rPr>
-        <w:t>la empresa encaminará sus esfuerzos para concretar la venta. Por ello, en este punto es tan importante automatizar e invertir en el software que mejor se acomode a las circunstancias de la empresa.</w:t>
+        <w:t xml:space="preserve">la empresa encaminará sus esfuerzos para concretar la venta. Por ello, en este punto es tan importante automatizar e invertir en el </w:t>
+      </w:r>
+      <w:r>
+        <w:rPr>
+          <w:rStyle w:val="Extranjerismo"/>
+        </w:rPr>
+        <w:t>software</w:t>
+      </w:r>
+      <w:r>
+        <w:rPr>
+          <w:lang w:val="es-419" w:eastAsia="es-CO"/>
+        </w:rPr>
+        <w:t xml:space="preserve"> que mejor se acomode a las circunstancias de la empresa.</w:t>
       </w:r>
     </w:p>
     <w:p>
@@ -7550,16 +7638,24 @@
           <w:lang w:val="es-419" w:eastAsia="es-CO"/>
         </w:rPr>
       </w:pPr>
+    </w:p>
+    <w:p>
+      <w:pPr>
+        <w:ind w:firstLine="0"/>
+        <w:rPr>
+          <w:lang w:val="es-419" w:eastAsia="es-CO"/>
+        </w:rPr>
+      </w:pPr>
       <w:r>
         <w:rPr>
           <w:noProof/>
           <w:lang w:val="es-419" w:eastAsia="es-CO"/>
         </w:rPr>
         <w:drawing>
-          <wp:inline distT="0" distB="0" distL="0" distR="0" wp14:anchorId="5819B849" wp14:editId="22AAC425">
-            <wp:extent cx="5456054" cy="1947083"/>
-            <wp:effectExtent l="0" t="0" r="0" b="0"/>
-            <wp:docPr id="1339812386" name="Imagen 5" descr="La imagen presenta un esquema sobre la interacción con clientes en el proceso de venta, organizado en cuatro ejes principales: primero, los fundamentos de la venta, que incluyen el proceso, los canales y el social selling; segundo, la comunicación asertiva con clientes, enfocada en la redacción y planificación de medios digitales; tercero, la introducción al CRM como herramienta de gestión; y cuarto, la fidelización y mantenimiento del servicio al cliente en redes sociales, mediante la implementación, generación de bases de datos y trazabilidad del servicio."/>
+          <wp:inline distT="0" distB="0" distL="0" distR="0" wp14:anchorId="325593AF" wp14:editId="7046E57C">
+            <wp:extent cx="6393269" cy="2281544"/>
+            <wp:effectExtent l="0" t="0" r="7620" b="5080"/>
+            <wp:docPr id="923557928" name="Imagen 5" descr="La imagen presenta un esquema sobre la interacción con clientes en el proceso de venta, organizado en cuatro ejes principales: primero, los fundamentos de la venta, que incluyen el proceso, los canales y el social selling; segundo, la comunicación asertiva con clientes, enfocada en la redacción y planificación de medios digitales; tercero, la introducción al CRM como herramienta de gestión; y cuarto, la fidelización y mantenimiento del servicio al cliente en redes sociales, mediante la implementación, generación de bases de datos y trazabilidad del servicio."/>
             <wp:cNvGraphicFramePr>
               <a:graphicFrameLocks xmlns:a="http://schemas.openxmlformats.org/drawingml/2006/main" noChangeAspect="1"/>
             </wp:cNvGraphicFramePr>
@@ -7567,7 +7663,7 @@
               <a:graphicData uri="http://schemas.openxmlformats.org/drawingml/2006/picture">
                 <pic:pic xmlns:pic="http://schemas.openxmlformats.org/drawingml/2006/picture">
                   <pic:nvPicPr>
-                    <pic:cNvPr id="1339812386" name="Imagen 5" descr="La imagen presenta un esquema sobre la interacción con clientes en el proceso de venta, organizado en cuatro ejes principales: primero, los fundamentos de la venta, que incluyen el proceso, los canales y el social selling; segundo, la comunicación asertiva con clientes, enfocada en la redacción y planificación de medios digitales; tercero, la introducción al CRM como herramienta de gestión; y cuarto, la fidelización y mantenimiento del servicio al cliente en redes sociales, mediante la implementación, generación de bases de datos y trazabilidad del servicio."/>
+                    <pic:cNvPr id="923557928" name="Imagen 5" descr="La imagen presenta un esquema sobre la interacción con clientes en el proceso de venta, organizado en cuatro ejes principales: primero, los fundamentos de la venta, que incluyen el proceso, los canales y el social selling; segundo, la comunicación asertiva con clientes, enfocada en la redacción y planificación de medios digitales; tercero, la introducción al CRM como herramienta de gestión; y cuarto, la fidelización y mantenimiento del servicio al cliente en redes sociales, mediante la implementación, generación de bases de datos y trazabilidad del servicio."/>
                     <pic:cNvPicPr>
                       <a:picLocks noChangeAspect="1" noChangeArrowheads="1"/>
                     </pic:cNvPicPr>
@@ -7588,7 +7684,7 @@
                   <pic:spPr bwMode="auto">
                     <a:xfrm>
                       <a:off x="0" y="0"/>
-                      <a:ext cx="5471319" cy="1952530"/>
+                      <a:ext cx="6409002" cy="2287159"/>
                     </a:xfrm>
                     <a:prstGeom prst="rect">
                       <a:avLst/>
@@ -7604,14 +7700,6 @@
     </w:p>
     <w:p>
       <w:pPr>
-        <w:ind w:firstLine="0"/>
-        <w:rPr>
-          <w:lang w:val="es-419" w:eastAsia="es-CO"/>
-        </w:rPr>
-      </w:pPr>
-    </w:p>
-    <w:p>
-      <w:pPr>
         <w:pStyle w:val="Titulosgenerales"/>
       </w:pPr>
       <w:bookmarkStart w:id="14" w:name="_Toc225761852"/>
@@ -7789,383 +7877,152 @@
       </w:r>
     </w:p>
     <w:p>
-      <w:pPr>
-        <w:pStyle w:val="Normal0"/>
-        <w:ind w:firstLine="708"/>
-        <w:rPr>
-          <w:rFonts w:asciiTheme="minorHAnsi" w:hAnsiTheme="minorHAnsi" w:cstheme="minorHAnsi"/>
-          <w:sz w:val="28"/>
-          <w:szCs w:val="28"/>
-        </w:rPr>
-      </w:pPr>
-      <w:r>
-        <w:rPr>
-          <w:rFonts w:asciiTheme="minorHAnsi" w:hAnsiTheme="minorHAnsi" w:cstheme="minorHAnsi"/>
-          <w:sz w:val="28"/>
-          <w:szCs w:val="28"/>
-        </w:rPr>
+      <w:r>
         <w:t>Ariza, F. y Ariza, J. (2014). Comunicación empresarial y atención al cliente. McGraw-</w:t>
       </w:r>
       <w:r>
-        <w:rPr>
-          <w:rFonts w:asciiTheme="minorHAnsi" w:hAnsiTheme="minorHAnsi" w:cstheme="minorHAnsi"/>
-          <w:sz w:val="28"/>
-          <w:szCs w:val="28"/>
-        </w:rPr>
         <w:t>Hill Interamericana.</w:t>
       </w:r>
       <w:r>
-        <w:rPr>
-          <w:rFonts w:asciiTheme="minorHAnsi" w:hAnsiTheme="minorHAnsi" w:cstheme="minorHAnsi"/>
-          <w:sz w:val="28"/>
-          <w:szCs w:val="28"/>
-        </w:rPr>
         <w:t xml:space="preserve"> </w:t>
       </w:r>
     </w:p>
     <w:p>
-      <w:pPr>
-        <w:pStyle w:val="Normal0"/>
-        <w:ind w:firstLine="708"/>
-        <w:rPr>
-          <w:rFonts w:asciiTheme="minorHAnsi" w:hAnsiTheme="minorHAnsi" w:cstheme="minorHAnsi"/>
-          <w:sz w:val="28"/>
-          <w:szCs w:val="28"/>
-        </w:rPr>
-      </w:pPr>
-    </w:p>
-    <w:p>
-      <w:pPr>
-        <w:pStyle w:val="Normal0"/>
-        <w:ind w:firstLine="708"/>
-        <w:rPr>
-          <w:rFonts w:asciiTheme="minorHAnsi" w:hAnsiTheme="minorHAnsi" w:cstheme="minorHAnsi"/>
-          <w:sz w:val="28"/>
-          <w:szCs w:val="28"/>
-        </w:rPr>
-      </w:pPr>
-      <w:r>
-        <w:rPr>
-          <w:rFonts w:asciiTheme="minorHAnsi" w:hAnsiTheme="minorHAnsi" w:cstheme="minorHAnsi"/>
-          <w:sz w:val="28"/>
-          <w:szCs w:val="28"/>
-        </w:rPr>
+      <w:r>
         <w:t xml:space="preserve">Ariño, J. (2018). Ventas para emprendedores: Todo lo que </w:t>
       </w:r>
       <w:r>
-        <w:rPr>
-          <w:rFonts w:asciiTheme="minorHAnsi" w:hAnsiTheme="minorHAnsi" w:cstheme="minorHAnsi"/>
-          <w:sz w:val="28"/>
-          <w:szCs w:val="28"/>
-        </w:rPr>
         <w:t>necesitas saber. ECOE.</w:t>
       </w:r>
       <w:r>
-        <w:rPr>
-          <w:rFonts w:asciiTheme="minorHAnsi" w:hAnsiTheme="minorHAnsi" w:cstheme="minorHAnsi"/>
-          <w:sz w:val="28"/>
-          <w:szCs w:val="28"/>
-        </w:rPr>
         <w:t xml:space="preserve"> </w:t>
       </w:r>
     </w:p>
     <w:p>
-      <w:pPr>
-        <w:pStyle w:val="Normal0"/>
-        <w:ind w:firstLine="708"/>
-        <w:rPr>
-          <w:rFonts w:asciiTheme="minorHAnsi" w:hAnsiTheme="minorHAnsi" w:cstheme="minorHAnsi"/>
-          <w:sz w:val="28"/>
-          <w:szCs w:val="28"/>
-        </w:rPr>
-      </w:pPr>
-    </w:p>
-    <w:p>
-      <w:pPr>
-        <w:pStyle w:val="Normal0"/>
-        <w:ind w:firstLine="708"/>
-        <w:rPr>
-          <w:rFonts w:asciiTheme="minorHAnsi" w:hAnsiTheme="minorHAnsi" w:cstheme="minorHAnsi"/>
-          <w:sz w:val="28"/>
-          <w:szCs w:val="28"/>
-        </w:rPr>
-      </w:pPr>
-      <w:r>
-        <w:rPr>
-          <w:rFonts w:asciiTheme="minorHAnsi" w:hAnsiTheme="minorHAnsi" w:cstheme="minorHAnsi"/>
-          <w:sz w:val="28"/>
-          <w:szCs w:val="28"/>
-        </w:rPr>
+      <w:r>
         <w:t>Contreras, N. (</w:t>
       </w:r>
       <w:proofErr w:type="gramStart"/>
       <w:r>
-        <w:rPr>
-          <w:rFonts w:asciiTheme="minorHAnsi" w:hAnsiTheme="minorHAnsi" w:cstheme="minorHAnsi"/>
-          <w:sz w:val="28"/>
-          <w:szCs w:val="28"/>
-        </w:rPr>
         <w:t>Marzo</w:t>
       </w:r>
       <w:proofErr w:type="gramEnd"/>
       <w:r>
-        <w:rPr>
-          <w:rFonts w:asciiTheme="minorHAnsi" w:hAnsiTheme="minorHAnsi" w:cstheme="minorHAnsi"/>
-          <w:sz w:val="28"/>
-          <w:szCs w:val="28"/>
-        </w:rPr>
-        <w:t xml:space="preserve"> 12 de 2019). Social </w:t>
-      </w:r>
-      <w:proofErr w:type="spellStart"/>
-      <w:r>
-        <w:rPr>
-          <w:rFonts w:asciiTheme="minorHAnsi" w:hAnsiTheme="minorHAnsi" w:cstheme="minorHAnsi"/>
-          <w:sz w:val="28"/>
-          <w:szCs w:val="28"/>
-        </w:rPr>
-        <w:t>selling</w:t>
-      </w:r>
-      <w:proofErr w:type="spellEnd"/>
-      <w:r>
-        <w:rPr>
-          <w:rFonts w:asciiTheme="minorHAnsi" w:hAnsiTheme="minorHAnsi" w:cstheme="minorHAnsi"/>
-          <w:sz w:val="28"/>
-          <w:szCs w:val="28"/>
-        </w:rPr>
+        <w:t xml:space="preserve"> 12 de 2019). </w:t>
+      </w:r>
+      <w:r>
+        <w:rPr>
+          <w:rStyle w:val="Extranjerismo"/>
+        </w:rPr>
+        <w:t>Social selling</w:t>
+      </w:r>
+      <w:r>
         <w:t xml:space="preserve">: La guía de ventas en redes sociales. Hootsuite. </w:t>
       </w:r>
       <w:hyperlink r:id="rId17" w:anchor=":%7E:text=El%20social%20selling%20es%20el,significativas%20con%20los%20clientes%20potenciales" w:history="1">
         <w:r>
           <w:rPr>
             <w:rStyle w:val="Hipervnculo"/>
-            <w:rFonts w:asciiTheme="minorHAnsi" w:hAnsiTheme="minorHAnsi" w:cstheme="minorHAnsi"/>
-            <w:sz w:val="28"/>
+            <w:rFonts w:cstheme="minorHAnsi"/>
             <w:szCs w:val="28"/>
           </w:rPr>
           <w:t>https://blog.hootsuite.com/es/social-selling-venta-en-redes-sociales/#:%7E:text=El%20social%20selling%20es%20el,significativas%20con%20los%20clientes%20potenciales</w:t>
         </w:r>
       </w:hyperlink>
-    </w:p>
-    <w:p>
-      <w:pPr>
-        <w:pStyle w:val="Normal0"/>
-        <w:ind w:firstLine="708"/>
-        <w:rPr>
-          <w:rFonts w:asciiTheme="minorHAnsi" w:hAnsiTheme="minorHAnsi" w:cstheme="minorHAnsi"/>
-          <w:sz w:val="28"/>
-          <w:szCs w:val="28"/>
-        </w:rPr>
-      </w:pPr>
-      <w:r>
-        <w:rPr>
-          <w:rFonts w:asciiTheme="minorHAnsi" w:hAnsiTheme="minorHAnsi" w:cstheme="minorHAnsi"/>
-          <w:sz w:val="28"/>
-          <w:szCs w:val="28"/>
-        </w:rPr>
+      <w:r>
         <w:t xml:space="preserve"> </w:t>
       </w:r>
     </w:p>
     <w:p>
-      <w:pPr>
-        <w:pStyle w:val="Normal0"/>
-        <w:ind w:firstLine="708"/>
-        <w:rPr>
-          <w:rFonts w:asciiTheme="minorHAnsi" w:hAnsiTheme="minorHAnsi" w:cstheme="minorHAnsi"/>
-          <w:sz w:val="28"/>
-          <w:szCs w:val="28"/>
-        </w:rPr>
-      </w:pPr>
       <w:proofErr w:type="spellStart"/>
       <w:r>
-        <w:rPr>
-          <w:rFonts w:asciiTheme="minorHAnsi" w:hAnsiTheme="minorHAnsi" w:cstheme="minorHAnsi"/>
-          <w:sz w:val="28"/>
-          <w:szCs w:val="28"/>
-        </w:rPr>
         <w:t>Creatiburón</w:t>
       </w:r>
       <w:proofErr w:type="spellEnd"/>
       <w:r>
-        <w:rPr>
-          <w:rFonts w:asciiTheme="minorHAnsi" w:hAnsiTheme="minorHAnsi" w:cstheme="minorHAnsi"/>
-          <w:sz w:val="28"/>
-          <w:szCs w:val="28"/>
-        </w:rPr>
         <w:t>. (</w:t>
       </w:r>
       <w:proofErr w:type="gramStart"/>
       <w:r>
-        <w:rPr>
-          <w:rFonts w:asciiTheme="minorHAnsi" w:hAnsiTheme="minorHAnsi" w:cstheme="minorHAnsi"/>
-          <w:sz w:val="28"/>
-          <w:szCs w:val="28"/>
-        </w:rPr>
         <w:t>Octubre</w:t>
       </w:r>
       <w:proofErr w:type="gramEnd"/>
       <w:r>
-        <w:rPr>
-          <w:rFonts w:asciiTheme="minorHAnsi" w:hAnsiTheme="minorHAnsi" w:cstheme="minorHAnsi"/>
-          <w:sz w:val="28"/>
-          <w:szCs w:val="28"/>
-        </w:rPr>
         <w:t xml:space="preserve"> 10 de 2016). Fidelización de clientes: te doy la receta para conseguir clientes leales. </w:t>
       </w:r>
       <w:proofErr w:type="spellStart"/>
       <w:r>
-        <w:rPr>
-          <w:rFonts w:asciiTheme="minorHAnsi" w:hAnsiTheme="minorHAnsi" w:cstheme="minorHAnsi"/>
-          <w:sz w:val="28"/>
-          <w:szCs w:val="28"/>
-        </w:rPr>
         <w:t>Creatiburón</w:t>
       </w:r>
       <w:proofErr w:type="spellEnd"/>
       <w:r>
-        <w:rPr>
-          <w:rFonts w:asciiTheme="minorHAnsi" w:hAnsiTheme="minorHAnsi" w:cstheme="minorHAnsi"/>
-          <w:sz w:val="28"/>
-          <w:szCs w:val="28"/>
-        </w:rPr>
-        <w:t xml:space="preserve">: Diseño web. Diseño gráfico. Marketing online. </w:t>
+        <w:t xml:space="preserve">: Diseño web. Diseño gráfico. </w:t>
+      </w:r>
+      <w:r>
+        <w:rPr>
+          <w:rStyle w:val="Extranjerismo"/>
+        </w:rPr>
+        <w:t>Marketing online</w:t>
+      </w:r>
+      <w:r>
+        <w:t xml:space="preserve">. </w:t>
       </w:r>
       <w:hyperlink r:id="rId18" w:history="1">
         <w:r>
           <w:rPr>
             <w:rStyle w:val="Hipervnculo"/>
-            <w:rFonts w:asciiTheme="minorHAnsi" w:hAnsiTheme="minorHAnsi" w:cstheme="minorHAnsi"/>
-            <w:sz w:val="28"/>
+            <w:rFonts w:cstheme="minorHAnsi"/>
             <w:szCs w:val="28"/>
           </w:rPr>
           <w:t>https://www.creatiburon.com/fidelizacion-de-clientes/</w:t>
         </w:r>
       </w:hyperlink>
       <w:r>
-        <w:rPr>
-          <w:rFonts w:asciiTheme="minorHAnsi" w:hAnsiTheme="minorHAnsi" w:cstheme="minorHAnsi"/>
-          <w:sz w:val="28"/>
-          <w:szCs w:val="28"/>
-        </w:rPr>
         <w:t xml:space="preserve"> </w:t>
       </w:r>
     </w:p>
     <w:p>
-      <w:pPr>
-        <w:pStyle w:val="Normal0"/>
-        <w:ind w:firstLine="708"/>
-        <w:rPr>
-          <w:rFonts w:asciiTheme="minorHAnsi" w:hAnsiTheme="minorHAnsi" w:cstheme="minorHAnsi"/>
-          <w:sz w:val="28"/>
-          <w:szCs w:val="28"/>
-        </w:rPr>
-      </w:pPr>
-    </w:p>
-    <w:p>
-      <w:pPr>
-        <w:pStyle w:val="Normal0"/>
-        <w:ind w:firstLine="708"/>
-        <w:rPr>
-          <w:rFonts w:asciiTheme="minorHAnsi" w:hAnsiTheme="minorHAnsi" w:cstheme="minorHAnsi"/>
-          <w:sz w:val="28"/>
-          <w:szCs w:val="28"/>
-        </w:rPr>
-      </w:pPr>
-      <w:r>
-        <w:rPr>
-          <w:rFonts w:asciiTheme="minorHAnsi" w:hAnsiTheme="minorHAnsi" w:cstheme="minorHAnsi"/>
-          <w:sz w:val="28"/>
-          <w:szCs w:val="28"/>
-        </w:rPr>
-        <w:t xml:space="preserve">García, B. y Gutiérrez, A. (2013). Marketing de fidelización (1st ed.). Ediciones </w:t>
-      </w:r>
-      <w:r>
-        <w:rPr>
-          <w:rFonts w:asciiTheme="minorHAnsi" w:hAnsiTheme="minorHAnsi" w:cstheme="minorHAnsi"/>
-          <w:sz w:val="28"/>
-          <w:szCs w:val="28"/>
-        </w:rPr>
+      <w:r>
+        <w:t xml:space="preserve">García, B. y Gutiérrez, A. (2013). </w:t>
+      </w:r>
+      <w:r>
+        <w:rPr>
+          <w:rStyle w:val="Extranjerismo"/>
+        </w:rPr>
+        <w:t>Marketing</w:t>
+      </w:r>
+      <w:r>
+        <w:t xml:space="preserve"> de fidelización (1st ed.). Ediciones </w:t>
+      </w:r>
+      <w:r>
         <w:t>Pirámide.</w:t>
       </w:r>
       <w:r>
-        <w:rPr>
-          <w:rFonts w:asciiTheme="minorHAnsi" w:hAnsiTheme="minorHAnsi" w:cstheme="minorHAnsi"/>
-          <w:sz w:val="28"/>
-          <w:szCs w:val="28"/>
-        </w:rPr>
-        <w:t xml:space="preserve"> </w:t>
-      </w:r>
-    </w:p>
-    <w:p>
-      <w:pPr>
-        <w:pStyle w:val="Normal0"/>
-        <w:ind w:firstLine="708"/>
-        <w:rPr>
-          <w:rFonts w:asciiTheme="minorHAnsi" w:hAnsiTheme="minorHAnsi" w:cstheme="minorHAnsi"/>
-          <w:sz w:val="28"/>
-          <w:szCs w:val="28"/>
-        </w:rPr>
-      </w:pPr>
-      <w:r>
-        <w:rPr>
-          <w:rFonts w:asciiTheme="minorHAnsi" w:hAnsiTheme="minorHAnsi" w:cstheme="minorHAnsi"/>
-          <w:sz w:val="28"/>
-          <w:szCs w:val="28"/>
-        </w:rPr>
-        <w:t xml:space="preserve"> </w:t>
-      </w:r>
-    </w:p>
-    <w:p>
-      <w:pPr>
-        <w:pStyle w:val="Normal0"/>
-        <w:ind w:firstLine="708"/>
-        <w:rPr>
-          <w:rFonts w:asciiTheme="minorHAnsi" w:hAnsiTheme="minorHAnsi" w:cstheme="minorHAnsi"/>
-          <w:sz w:val="28"/>
-          <w:szCs w:val="28"/>
-        </w:rPr>
-      </w:pPr>
+        <w:t xml:space="preserve">  </w:t>
+      </w:r>
+    </w:p>
+    <w:p>
       <w:proofErr w:type="spellStart"/>
       <w:r>
-        <w:rPr>
-          <w:rFonts w:asciiTheme="minorHAnsi" w:hAnsiTheme="minorHAnsi" w:cstheme="minorHAnsi"/>
-          <w:sz w:val="28"/>
-          <w:szCs w:val="28"/>
-        </w:rPr>
         <w:t>Hotmart</w:t>
       </w:r>
       <w:proofErr w:type="spellEnd"/>
       <w:r>
-        <w:rPr>
-          <w:rFonts w:asciiTheme="minorHAnsi" w:hAnsiTheme="minorHAnsi" w:cstheme="minorHAnsi"/>
-          <w:sz w:val="28"/>
-          <w:szCs w:val="28"/>
-        </w:rPr>
         <w:t>. (</w:t>
       </w:r>
       <w:proofErr w:type="gramStart"/>
       <w:r>
-        <w:rPr>
-          <w:rFonts w:asciiTheme="minorHAnsi" w:hAnsiTheme="minorHAnsi" w:cstheme="minorHAnsi"/>
-          <w:sz w:val="28"/>
-          <w:szCs w:val="28"/>
-        </w:rPr>
         <w:t>Abril</w:t>
       </w:r>
       <w:proofErr w:type="gramEnd"/>
       <w:r>
-        <w:rPr>
-          <w:rFonts w:asciiTheme="minorHAnsi" w:hAnsiTheme="minorHAnsi" w:cstheme="minorHAnsi"/>
-          <w:sz w:val="28"/>
-          <w:szCs w:val="28"/>
-        </w:rPr>
         <w:t xml:space="preserve"> 28 de 2021). Canales de venta: ¿cuáles son los más eficientes hoy en día? </w:t>
       </w:r>
       <w:hyperlink r:id="rId19" w:anchor=":%7E:text=Los%20canales%20de%20venta%20son,con%20el%20negocio%20que%20ofreces" w:history="1">
         <w:r>
           <w:rPr>
             <w:rStyle w:val="Hipervnculo"/>
-            <w:rFonts w:asciiTheme="minorHAnsi" w:hAnsiTheme="minorHAnsi" w:cstheme="minorHAnsi"/>
-            <w:sz w:val="28"/>
+            <w:rFonts w:cstheme="minorHAnsi"/>
             <w:szCs w:val="28"/>
           </w:rPr>
           <w:t>https://blog.hotmart.com/es/canales-de-venta/#:%7E:text=Los%20canales%20de%20venta%20son,con%20el%20negocio%20que%20ofreces</w:t>
@@ -8173,623 +8030,254 @@
       </w:hyperlink>
     </w:p>
     <w:p>
-      <w:pPr>
-        <w:pStyle w:val="Normal0"/>
-        <w:ind w:firstLine="708"/>
-        <w:rPr>
-          <w:rFonts w:asciiTheme="minorHAnsi" w:hAnsiTheme="minorHAnsi" w:cstheme="minorHAnsi"/>
-          <w:sz w:val="28"/>
-          <w:szCs w:val="28"/>
-        </w:rPr>
-      </w:pPr>
-      <w:r>
-        <w:rPr>
-          <w:rFonts w:asciiTheme="minorHAnsi" w:hAnsiTheme="minorHAnsi" w:cstheme="minorHAnsi"/>
-          <w:sz w:val="28"/>
-          <w:szCs w:val="28"/>
-        </w:rPr>
+      <w:r>
+        <w:t xml:space="preserve"> IMF Business School. (</w:t>
+      </w:r>
+      <w:proofErr w:type="gramStart"/>
+      <w:r>
+        <w:t>Junio</w:t>
+      </w:r>
+      <w:proofErr w:type="gramEnd"/>
+      <w:r>
+        <w:t xml:space="preserve"> 22 de 2020). Redacción en medios digitales: El reto </w:t>
+      </w:r>
+      <w:r>
+        <w:t xml:space="preserve">para los </w:t>
+      </w:r>
+      <w:proofErr w:type="spellStart"/>
+      <w:r>
+        <w:t>Marketers</w:t>
+      </w:r>
+      <w:proofErr w:type="spellEnd"/>
+      <w:r>
+        <w:t>.</w:t>
+      </w:r>
+      <w:r>
         <w:t xml:space="preserve"> </w:t>
       </w:r>
     </w:p>
     <w:p>
-      <w:pPr>
-        <w:pStyle w:val="Normal0"/>
-        <w:ind w:firstLine="708"/>
-        <w:rPr>
-          <w:rFonts w:asciiTheme="minorHAnsi" w:hAnsiTheme="minorHAnsi" w:cstheme="minorHAnsi"/>
-          <w:sz w:val="28"/>
-          <w:szCs w:val="28"/>
-        </w:rPr>
-      </w:pPr>
-      <w:r>
-        <w:rPr>
-          <w:rFonts w:asciiTheme="minorHAnsi" w:hAnsiTheme="minorHAnsi" w:cstheme="minorHAnsi"/>
-          <w:sz w:val="28"/>
-          <w:szCs w:val="28"/>
-        </w:rPr>
-        <w:t>IMF Business School. (</w:t>
+      <w:proofErr w:type="spellStart"/>
+      <w:r>
+        <w:t>Leadera</w:t>
+      </w:r>
+      <w:proofErr w:type="spellEnd"/>
+      <w:r>
+        <w:t xml:space="preserve"> Marketing </w:t>
+      </w:r>
+      <w:proofErr w:type="spellStart"/>
+      <w:r>
+        <w:t>Solutions</w:t>
+      </w:r>
+      <w:proofErr w:type="spellEnd"/>
+      <w:r>
+        <w:t>. (</w:t>
       </w:r>
       <w:proofErr w:type="gramStart"/>
       <w:r>
-        <w:rPr>
-          <w:rFonts w:asciiTheme="minorHAnsi" w:hAnsiTheme="minorHAnsi" w:cstheme="minorHAnsi"/>
-          <w:sz w:val="28"/>
-          <w:szCs w:val="28"/>
-        </w:rPr>
-        <w:t>Junio</w:t>
+        <w:t>Octubre</w:t>
       </w:r>
       <w:proofErr w:type="gramEnd"/>
       <w:r>
-        <w:rPr>
-          <w:rFonts w:asciiTheme="minorHAnsi" w:hAnsiTheme="minorHAnsi" w:cstheme="minorHAnsi"/>
-          <w:sz w:val="28"/>
-          <w:szCs w:val="28"/>
-        </w:rPr>
-        <w:t xml:space="preserve"> 22 de 2020). Redacción en medios digitales: El reto </w:t>
-      </w:r>
-      <w:r>
-        <w:rPr>
-          <w:rFonts w:asciiTheme="minorHAnsi" w:hAnsiTheme="minorHAnsi" w:cstheme="minorHAnsi"/>
-          <w:sz w:val="28"/>
-          <w:szCs w:val="28"/>
-        </w:rPr>
-        <w:t xml:space="preserve">para los </w:t>
-      </w:r>
-      <w:proofErr w:type="spellStart"/>
-      <w:r>
-        <w:rPr>
-          <w:rFonts w:asciiTheme="minorHAnsi" w:hAnsiTheme="minorHAnsi" w:cstheme="minorHAnsi"/>
-          <w:sz w:val="28"/>
-          <w:szCs w:val="28"/>
-        </w:rPr>
-        <w:t>Marketers</w:t>
-      </w:r>
-      <w:proofErr w:type="spellEnd"/>
-      <w:r>
-        <w:rPr>
-          <w:rFonts w:asciiTheme="minorHAnsi" w:hAnsiTheme="minorHAnsi" w:cstheme="minorHAnsi"/>
-          <w:sz w:val="28"/>
-          <w:szCs w:val="28"/>
-        </w:rPr>
-        <w:t>.</w:t>
-      </w:r>
-      <w:r>
-        <w:rPr>
-          <w:rFonts w:asciiTheme="minorHAnsi" w:hAnsiTheme="minorHAnsi" w:cstheme="minorHAnsi"/>
-          <w:sz w:val="28"/>
-          <w:szCs w:val="28"/>
-        </w:rPr>
-        <w:t xml:space="preserve"> </w:t>
-      </w:r>
-    </w:p>
-    <w:p>
-      <w:pPr>
-        <w:pStyle w:val="Normal0"/>
-        <w:ind w:firstLine="708"/>
-        <w:rPr>
-          <w:rFonts w:asciiTheme="minorHAnsi" w:hAnsiTheme="minorHAnsi" w:cstheme="minorHAnsi"/>
-          <w:sz w:val="28"/>
-          <w:szCs w:val="28"/>
-        </w:rPr>
-      </w:pPr>
-    </w:p>
-    <w:p>
-      <w:pPr>
-        <w:pStyle w:val="Normal0"/>
-        <w:ind w:firstLine="708"/>
-        <w:rPr>
-          <w:rFonts w:asciiTheme="minorHAnsi" w:hAnsiTheme="minorHAnsi" w:cstheme="minorHAnsi"/>
-          <w:sz w:val="28"/>
-          <w:szCs w:val="28"/>
-        </w:rPr>
-      </w:pPr>
-      <w:proofErr w:type="spellStart"/>
-      <w:r>
-        <w:rPr>
-          <w:rFonts w:asciiTheme="minorHAnsi" w:hAnsiTheme="minorHAnsi" w:cstheme="minorHAnsi"/>
-          <w:sz w:val="28"/>
-          <w:szCs w:val="28"/>
-        </w:rPr>
-        <w:t>Leadera</w:t>
-      </w:r>
-      <w:proofErr w:type="spellEnd"/>
-      <w:r>
-        <w:rPr>
-          <w:rFonts w:asciiTheme="minorHAnsi" w:hAnsiTheme="minorHAnsi" w:cstheme="minorHAnsi"/>
-          <w:sz w:val="28"/>
-          <w:szCs w:val="28"/>
-        </w:rPr>
-        <w:t xml:space="preserve"> Marketing </w:t>
-      </w:r>
-      <w:proofErr w:type="spellStart"/>
-      <w:r>
-        <w:rPr>
-          <w:rFonts w:asciiTheme="minorHAnsi" w:hAnsiTheme="minorHAnsi" w:cstheme="minorHAnsi"/>
-          <w:sz w:val="28"/>
-          <w:szCs w:val="28"/>
-        </w:rPr>
-        <w:t>Solutions</w:t>
-      </w:r>
-      <w:proofErr w:type="spellEnd"/>
-      <w:r>
-        <w:rPr>
-          <w:rFonts w:asciiTheme="minorHAnsi" w:hAnsiTheme="minorHAnsi" w:cstheme="minorHAnsi"/>
-          <w:sz w:val="28"/>
-          <w:szCs w:val="28"/>
-        </w:rPr>
-        <w:t>. (</w:t>
-      </w:r>
-      <w:proofErr w:type="gramStart"/>
-      <w:r>
-        <w:rPr>
-          <w:rFonts w:asciiTheme="minorHAnsi" w:hAnsiTheme="minorHAnsi" w:cstheme="minorHAnsi"/>
-          <w:sz w:val="28"/>
-          <w:szCs w:val="28"/>
-        </w:rPr>
-        <w:t>Octubre</w:t>
-      </w:r>
-      <w:proofErr w:type="gramEnd"/>
-      <w:r>
-        <w:rPr>
-          <w:rFonts w:asciiTheme="minorHAnsi" w:hAnsiTheme="minorHAnsi" w:cstheme="minorHAnsi"/>
-          <w:sz w:val="28"/>
-          <w:szCs w:val="28"/>
-        </w:rPr>
-        <w:t xml:space="preserve"> 19 de 2018). Sistemas para mantener la trazabilidad de leads. </w:t>
+        <w:t xml:space="preserve"> 19 de 2018). Sistemas para mantener la trazabilidad de </w:t>
+      </w:r>
+      <w:r>
+        <w:rPr>
+          <w:rStyle w:val="Extranjerismo"/>
+        </w:rPr>
+        <w:t>leads</w:t>
+      </w:r>
+      <w:r>
+        <w:t xml:space="preserve">. </w:t>
       </w:r>
       <w:hyperlink r:id="rId20" w:history="1">
         <w:r>
           <w:rPr>
             <w:rStyle w:val="Hipervnculo"/>
-            <w:rFonts w:asciiTheme="minorHAnsi" w:hAnsiTheme="minorHAnsi" w:cstheme="minorHAnsi"/>
-            <w:sz w:val="28"/>
+            <w:rFonts w:cstheme="minorHAnsi"/>
             <w:szCs w:val="28"/>
           </w:rPr>
           <w:t>https://www.leaderasolutions.com/blog/trazabilidad-de-leads</w:t>
         </w:r>
       </w:hyperlink>
       <w:r>
-        <w:rPr>
-          <w:rFonts w:asciiTheme="minorHAnsi" w:hAnsiTheme="minorHAnsi" w:cstheme="minorHAnsi"/>
-          <w:sz w:val="28"/>
-          <w:szCs w:val="28"/>
-        </w:rPr>
         <w:t xml:space="preserve"> </w:t>
       </w:r>
     </w:p>
-    <w:p>
-      <w:pPr>
-        <w:pStyle w:val="Normal0"/>
-        <w:ind w:firstLine="708"/>
-        <w:rPr>
-          <w:rFonts w:asciiTheme="minorHAnsi" w:hAnsiTheme="minorHAnsi" w:cstheme="minorHAnsi"/>
-          <w:sz w:val="28"/>
-          <w:szCs w:val="28"/>
-        </w:rPr>
-      </w:pPr>
-    </w:p>
-    <w:p>
-      <w:pPr>
-        <w:pStyle w:val="Normal0"/>
-        <w:ind w:firstLine="708"/>
-        <w:rPr>
-          <w:rFonts w:asciiTheme="minorHAnsi" w:hAnsiTheme="minorHAnsi" w:cstheme="minorHAnsi"/>
-          <w:sz w:val="28"/>
-          <w:szCs w:val="28"/>
-        </w:rPr>
-      </w:pPr>
+    <w:p/>
+    <w:p>
       <w:proofErr w:type="spellStart"/>
       <w:r>
-        <w:rPr>
-          <w:rFonts w:asciiTheme="minorHAnsi" w:hAnsiTheme="minorHAnsi" w:cstheme="minorHAnsi"/>
-          <w:sz w:val="28"/>
-          <w:szCs w:val="28"/>
-        </w:rPr>
+        <w:lastRenderedPageBreak/>
         <w:t>Muente</w:t>
       </w:r>
       <w:proofErr w:type="spellEnd"/>
       <w:r>
-        <w:rPr>
-          <w:rFonts w:asciiTheme="minorHAnsi" w:hAnsiTheme="minorHAnsi" w:cstheme="minorHAnsi"/>
-          <w:sz w:val="28"/>
-          <w:szCs w:val="28"/>
-        </w:rPr>
         <w:t>, G. (</w:t>
       </w:r>
       <w:proofErr w:type="gramStart"/>
       <w:r>
-        <w:rPr>
-          <w:rFonts w:asciiTheme="minorHAnsi" w:hAnsiTheme="minorHAnsi" w:cstheme="minorHAnsi"/>
-          <w:sz w:val="28"/>
-          <w:szCs w:val="28"/>
-        </w:rPr>
         <w:t>Mayo</w:t>
       </w:r>
       <w:proofErr w:type="gramEnd"/>
       <w:r>
-        <w:rPr>
-          <w:rFonts w:asciiTheme="minorHAnsi" w:hAnsiTheme="minorHAnsi" w:cstheme="minorHAnsi"/>
-          <w:sz w:val="28"/>
-          <w:szCs w:val="28"/>
-        </w:rPr>
         <w:t xml:space="preserve"> 22 de 2018). Tipos de ventas: ¿cuáles existen y en qué se distinguen? Rock Content - ES. </w:t>
       </w:r>
       <w:hyperlink r:id="rId21" w:history="1">
         <w:r>
           <w:rPr>
             <w:rStyle w:val="Hipervnculo"/>
-            <w:rFonts w:asciiTheme="minorHAnsi" w:hAnsiTheme="minorHAnsi" w:cstheme="minorHAnsi"/>
-            <w:sz w:val="28"/>
+            <w:rFonts w:cstheme="minorHAnsi"/>
             <w:szCs w:val="28"/>
           </w:rPr>
           <w:t>https://rockcontent.com/es/blog/tipos-de-ventas/</w:t>
         </w:r>
       </w:hyperlink>
       <w:r>
-        <w:rPr>
-          <w:rFonts w:asciiTheme="minorHAnsi" w:hAnsiTheme="minorHAnsi" w:cstheme="minorHAnsi"/>
-          <w:sz w:val="28"/>
-          <w:szCs w:val="28"/>
-        </w:rPr>
         <w:t xml:space="preserve"> </w:t>
       </w:r>
       <w:r>
-        <w:rPr>
-          <w:rFonts w:asciiTheme="minorHAnsi" w:hAnsiTheme="minorHAnsi" w:cstheme="minorHAnsi"/>
-          <w:sz w:val="28"/>
-          <w:szCs w:val="28"/>
-        </w:rPr>
         <w:t xml:space="preserve"> </w:t>
       </w:r>
     </w:p>
     <w:p>
-      <w:pPr>
-        <w:pStyle w:val="Normal0"/>
-        <w:ind w:firstLine="708"/>
-        <w:rPr>
-          <w:rFonts w:asciiTheme="minorHAnsi" w:hAnsiTheme="minorHAnsi" w:cstheme="minorHAnsi"/>
-          <w:sz w:val="28"/>
-          <w:szCs w:val="28"/>
-        </w:rPr>
-      </w:pPr>
-      <w:r>
-        <w:rPr>
-          <w:rFonts w:asciiTheme="minorHAnsi" w:hAnsiTheme="minorHAnsi" w:cstheme="minorHAnsi"/>
-          <w:sz w:val="28"/>
-          <w:szCs w:val="28"/>
-        </w:rPr>
-        <w:lastRenderedPageBreak/>
+      <w:r>
         <w:t>Pastrana, C. (</w:t>
       </w:r>
       <w:proofErr w:type="gramStart"/>
       <w:r>
-        <w:rPr>
-          <w:rFonts w:asciiTheme="minorHAnsi" w:hAnsiTheme="minorHAnsi" w:cstheme="minorHAnsi"/>
-          <w:sz w:val="28"/>
-          <w:szCs w:val="28"/>
-        </w:rPr>
         <w:t>Febrero</w:t>
       </w:r>
       <w:proofErr w:type="gramEnd"/>
       <w:r>
-        <w:rPr>
-          <w:rFonts w:asciiTheme="minorHAnsi" w:hAnsiTheme="minorHAnsi" w:cstheme="minorHAnsi"/>
-          <w:sz w:val="28"/>
-          <w:szCs w:val="28"/>
-        </w:rPr>
         <w:t xml:space="preserve"> 10 de 2014). Cómo escribir en Internet: técnicas de redacción periodística. IEBS. </w:t>
       </w:r>
       <w:hyperlink r:id="rId22" w:history="1">
         <w:r>
           <w:rPr>
             <w:rStyle w:val="Hipervnculo"/>
-            <w:rFonts w:asciiTheme="minorHAnsi" w:hAnsiTheme="minorHAnsi" w:cstheme="minorHAnsi"/>
-            <w:sz w:val="28"/>
+            <w:rFonts w:cstheme="minorHAnsi"/>
             <w:szCs w:val="28"/>
           </w:rPr>
           <w:t>https://www.iebschool.com/blog/redaccion-medios-online-comunicacion-digital/</w:t>
         </w:r>
       </w:hyperlink>
       <w:r>
-        <w:rPr>
-          <w:rFonts w:asciiTheme="minorHAnsi" w:hAnsiTheme="minorHAnsi" w:cstheme="minorHAnsi"/>
-          <w:sz w:val="28"/>
-          <w:szCs w:val="28"/>
-        </w:rPr>
         <w:t xml:space="preserve"> </w:t>
       </w:r>
     </w:p>
     <w:p>
-      <w:pPr>
-        <w:pStyle w:val="Normal0"/>
-        <w:ind w:firstLine="708"/>
-        <w:rPr>
-          <w:rFonts w:asciiTheme="minorHAnsi" w:hAnsiTheme="minorHAnsi" w:cstheme="minorHAnsi"/>
-          <w:sz w:val="28"/>
-          <w:szCs w:val="28"/>
-        </w:rPr>
-      </w:pPr>
-    </w:p>
-    <w:p>
-      <w:pPr>
-        <w:pStyle w:val="Normal0"/>
-        <w:ind w:firstLine="708"/>
-        <w:rPr>
-          <w:rFonts w:asciiTheme="minorHAnsi" w:hAnsiTheme="minorHAnsi" w:cstheme="minorHAnsi"/>
-          <w:sz w:val="28"/>
-          <w:szCs w:val="28"/>
-        </w:rPr>
-      </w:pPr>
-      <w:r>
-        <w:rPr>
-          <w:rFonts w:asciiTheme="minorHAnsi" w:hAnsiTheme="minorHAnsi" w:cstheme="minorHAnsi"/>
-          <w:sz w:val="28"/>
-          <w:szCs w:val="28"/>
-        </w:rPr>
+      <w:r>
         <w:t>RD Station. (</w:t>
       </w:r>
       <w:proofErr w:type="spellStart"/>
       <w:r>
-        <w:rPr>
-          <w:rFonts w:asciiTheme="minorHAnsi" w:hAnsiTheme="minorHAnsi" w:cstheme="minorHAnsi"/>
-          <w:sz w:val="28"/>
-          <w:szCs w:val="28"/>
-        </w:rPr>
         <w:t>n.d</w:t>
       </w:r>
       <w:proofErr w:type="spellEnd"/>
       <w:r>
-        <w:rPr>
-          <w:rFonts w:asciiTheme="minorHAnsi" w:hAnsiTheme="minorHAnsi" w:cstheme="minorHAnsi"/>
-          <w:sz w:val="28"/>
-          <w:szCs w:val="28"/>
-        </w:rPr>
         <w:t xml:space="preserve">.). Ventas: estrategias, técnicas y todo lo que necesitas saber. </w:t>
       </w:r>
       <w:hyperlink r:id="rId23" w:history="1">
         <w:r>
           <w:rPr>
             <w:rStyle w:val="Hipervnculo"/>
-            <w:rFonts w:asciiTheme="minorHAnsi" w:hAnsiTheme="minorHAnsi" w:cstheme="minorHAnsi"/>
-            <w:sz w:val="28"/>
+            <w:rFonts w:cstheme="minorHAnsi"/>
             <w:szCs w:val="28"/>
           </w:rPr>
           <w:t>https://www.rdstation.com/mx/ventas/</w:t>
         </w:r>
       </w:hyperlink>
       <w:r>
-        <w:rPr>
-          <w:rFonts w:asciiTheme="minorHAnsi" w:hAnsiTheme="minorHAnsi" w:cstheme="minorHAnsi"/>
-          <w:sz w:val="28"/>
-          <w:szCs w:val="28"/>
-        </w:rPr>
         <w:t xml:space="preserve"> </w:t>
       </w:r>
     </w:p>
     <w:p>
-      <w:pPr>
-        <w:pStyle w:val="Normal0"/>
-        <w:ind w:firstLine="708"/>
-        <w:rPr>
-          <w:rFonts w:asciiTheme="minorHAnsi" w:hAnsiTheme="minorHAnsi" w:cstheme="minorHAnsi"/>
-          <w:sz w:val="28"/>
-          <w:szCs w:val="28"/>
-        </w:rPr>
-      </w:pPr>
-    </w:p>
-    <w:p>
-      <w:pPr>
-        <w:pStyle w:val="Normal0"/>
-        <w:ind w:firstLine="708"/>
-        <w:rPr>
-          <w:rFonts w:asciiTheme="minorHAnsi" w:hAnsiTheme="minorHAnsi" w:cstheme="minorHAnsi"/>
-          <w:sz w:val="28"/>
-          <w:szCs w:val="28"/>
-        </w:rPr>
-      </w:pPr>
-      <w:r>
-        <w:rPr>
-          <w:rFonts w:asciiTheme="minorHAnsi" w:hAnsiTheme="minorHAnsi" w:cstheme="minorHAnsi"/>
-          <w:sz w:val="28"/>
-          <w:szCs w:val="28"/>
-        </w:rPr>
+      <w:r>
         <w:t xml:space="preserve">Soria, M. (2016). Plan de medios de comunicación e Internet (1ª ed.). CEP. </w:t>
       </w:r>
       <w:hyperlink r:id="rId24" w:history="1">
         <w:r>
           <w:rPr>
             <w:rStyle w:val="Hipervnculo"/>
-            <w:rFonts w:asciiTheme="minorHAnsi" w:hAnsiTheme="minorHAnsi" w:cstheme="minorHAnsi"/>
-            <w:sz w:val="28"/>
+            <w:rFonts w:cstheme="minorHAnsi"/>
             <w:szCs w:val="28"/>
           </w:rPr>
           <w:t>https://elibro-net.bdigital.sena.edu.co/es/ereader/senavirtual/51054?page=43</w:t>
         </w:r>
       </w:hyperlink>
       <w:r>
-        <w:rPr>
-          <w:rFonts w:asciiTheme="minorHAnsi" w:hAnsiTheme="minorHAnsi" w:cstheme="minorHAnsi"/>
-          <w:sz w:val="28"/>
-          <w:szCs w:val="28"/>
-        </w:rPr>
         <w:t xml:space="preserve"> </w:t>
       </w:r>
     </w:p>
     <w:p>
-      <w:pPr>
-        <w:pStyle w:val="Normal0"/>
-        <w:ind w:firstLine="708"/>
-        <w:rPr>
-          <w:rFonts w:asciiTheme="minorHAnsi" w:hAnsiTheme="minorHAnsi" w:cstheme="minorHAnsi"/>
-          <w:sz w:val="28"/>
-          <w:szCs w:val="28"/>
-        </w:rPr>
-      </w:pPr>
-    </w:p>
-    <w:p>
-      <w:pPr>
-        <w:pStyle w:val="Normal0"/>
-        <w:ind w:firstLine="708"/>
-        <w:rPr>
-          <w:rFonts w:asciiTheme="minorHAnsi" w:hAnsiTheme="minorHAnsi" w:cstheme="minorHAnsi"/>
-          <w:sz w:val="28"/>
-          <w:szCs w:val="28"/>
-        </w:rPr>
-      </w:pPr>
       <w:proofErr w:type="spellStart"/>
       <w:r>
-        <w:rPr>
-          <w:rFonts w:asciiTheme="minorHAnsi" w:hAnsiTheme="minorHAnsi" w:cstheme="minorHAnsi"/>
-          <w:sz w:val="28"/>
-          <w:szCs w:val="28"/>
-        </w:rPr>
         <w:t>Tenebit</w:t>
       </w:r>
       <w:proofErr w:type="spellEnd"/>
       <w:r>
-        <w:rPr>
-          <w:rFonts w:asciiTheme="minorHAnsi" w:hAnsiTheme="minorHAnsi" w:cstheme="minorHAnsi"/>
-          <w:sz w:val="28"/>
-          <w:szCs w:val="28"/>
-        </w:rPr>
         <w:t>. (</w:t>
       </w:r>
       <w:proofErr w:type="gramStart"/>
       <w:r>
-        <w:rPr>
-          <w:rFonts w:asciiTheme="minorHAnsi" w:hAnsiTheme="minorHAnsi" w:cstheme="minorHAnsi"/>
-          <w:sz w:val="28"/>
-          <w:szCs w:val="28"/>
-        </w:rPr>
         <w:t>Enero</w:t>
       </w:r>
       <w:proofErr w:type="gramEnd"/>
       <w:r>
-        <w:rPr>
-          <w:rFonts w:asciiTheme="minorHAnsi" w:hAnsiTheme="minorHAnsi" w:cstheme="minorHAnsi"/>
-          <w:sz w:val="28"/>
-          <w:szCs w:val="28"/>
-        </w:rPr>
         <w:t xml:space="preserve"> 7 de 2020). 3 </w:t>
       </w:r>
       <w:proofErr w:type="gramStart"/>
       <w:r>
-        <w:rPr>
-          <w:rFonts w:asciiTheme="minorHAnsi" w:hAnsiTheme="minorHAnsi" w:cstheme="minorHAnsi"/>
-          <w:sz w:val="28"/>
-          <w:szCs w:val="28"/>
-        </w:rPr>
         <w:t>Pilares</w:t>
       </w:r>
       <w:proofErr w:type="gramEnd"/>
       <w:r>
-        <w:rPr>
-          <w:rFonts w:asciiTheme="minorHAnsi" w:hAnsiTheme="minorHAnsi" w:cstheme="minorHAnsi"/>
-          <w:sz w:val="28"/>
-          <w:szCs w:val="28"/>
-        </w:rPr>
         <w:t xml:space="preserve"> para implementar un CRM exitoso en tu empresa. </w:t>
       </w:r>
       <w:hyperlink r:id="rId25" w:history="1">
         <w:r>
           <w:rPr>
             <w:rStyle w:val="Hipervnculo"/>
-            <w:rFonts w:asciiTheme="minorHAnsi" w:hAnsiTheme="minorHAnsi" w:cstheme="minorHAnsi"/>
-            <w:sz w:val="28"/>
+            <w:rFonts w:cstheme="minorHAnsi"/>
             <w:szCs w:val="28"/>
           </w:rPr>
           <w:t>https://www.tenebit.com.co/conoce-los-3-pilares-fundamentales-al-momento-de-implementar-una-estrategia-crm-exitosa/</w:t>
         </w:r>
       </w:hyperlink>
       <w:r>
-        <w:rPr>
-          <w:rFonts w:asciiTheme="minorHAnsi" w:hAnsiTheme="minorHAnsi" w:cstheme="minorHAnsi"/>
-          <w:sz w:val="28"/>
-          <w:szCs w:val="28"/>
-        </w:rPr>
         <w:t xml:space="preserve"> </w:t>
       </w:r>
     </w:p>
     <w:p>
-      <w:pPr>
-        <w:pStyle w:val="Normal0"/>
-        <w:ind w:firstLine="708"/>
-        <w:rPr>
-          <w:rFonts w:asciiTheme="minorHAnsi" w:hAnsiTheme="minorHAnsi" w:cstheme="minorHAnsi"/>
-          <w:sz w:val="28"/>
-          <w:szCs w:val="28"/>
-        </w:rPr>
-      </w:pPr>
-    </w:p>
-    <w:p>
-      <w:pPr>
-        <w:pStyle w:val="Normal0"/>
-        <w:ind w:firstLine="708"/>
-        <w:rPr>
-          <w:rFonts w:asciiTheme="minorHAnsi" w:hAnsiTheme="minorHAnsi" w:cstheme="minorHAnsi"/>
-          <w:sz w:val="28"/>
-          <w:szCs w:val="28"/>
-        </w:rPr>
-      </w:pPr>
       <w:proofErr w:type="spellStart"/>
       <w:r>
-        <w:rPr>
-          <w:rFonts w:asciiTheme="minorHAnsi" w:hAnsiTheme="minorHAnsi" w:cstheme="minorHAnsi"/>
-          <w:sz w:val="28"/>
-          <w:szCs w:val="28"/>
-        </w:rPr>
         <w:t>Zendesk</w:t>
       </w:r>
       <w:proofErr w:type="spellEnd"/>
       <w:r>
-        <w:rPr>
-          <w:rFonts w:asciiTheme="minorHAnsi" w:hAnsiTheme="minorHAnsi" w:cstheme="minorHAnsi"/>
-          <w:sz w:val="28"/>
-          <w:szCs w:val="28"/>
-        </w:rPr>
         <w:t>. (</w:t>
       </w:r>
       <w:proofErr w:type="gramStart"/>
       <w:r>
-        <w:rPr>
-          <w:rFonts w:asciiTheme="minorHAnsi" w:hAnsiTheme="minorHAnsi" w:cstheme="minorHAnsi"/>
-          <w:sz w:val="28"/>
-          <w:szCs w:val="28"/>
-        </w:rPr>
         <w:t>Septiembre</w:t>
       </w:r>
       <w:proofErr w:type="gramEnd"/>
       <w:r>
-        <w:rPr>
-          <w:rFonts w:asciiTheme="minorHAnsi" w:hAnsiTheme="minorHAnsi" w:cstheme="minorHAnsi"/>
-          <w:sz w:val="28"/>
-          <w:szCs w:val="28"/>
-        </w:rPr>
         <w:t xml:space="preserve"> 29 de 2020). Conoce las 7 etapas del proceso de ventas. </w:t>
       </w:r>
       <w:hyperlink r:id="rId26" w:history="1">
         <w:r>
           <w:rPr>
             <w:rStyle w:val="Hipervnculo"/>
-            <w:rFonts w:asciiTheme="minorHAnsi" w:hAnsiTheme="minorHAnsi" w:cstheme="minorHAnsi"/>
-            <w:sz w:val="28"/>
+            <w:rFonts w:cstheme="minorHAnsi"/>
             <w:szCs w:val="28"/>
           </w:rPr>
           <w:t>https://www.zendesk.com.mx/blog/etapas-proceso-ventas/</w:t>
         </w:r>
       </w:hyperlink>
     </w:p>
-    <w:p>
-      <w:pPr>
-        <w:pStyle w:val="Normal0"/>
-        <w:ind w:firstLine="708"/>
-        <w:rPr>
-          <w:rFonts w:asciiTheme="minorHAnsi" w:hAnsiTheme="minorHAnsi" w:cstheme="minorHAnsi"/>
-          <w:sz w:val="28"/>
-          <w:szCs w:val="28"/>
-        </w:rPr>
-      </w:pPr>
-    </w:p>
+    <w:p/>
     <w:p>
       <w:pPr>
         <w:pStyle w:val="Titulosgenerales"/>
@@ -8944,7 +8432,7 @@
               </w:rPr>
             </w:pPr>
             <w:r>
-              <w:t>Dirección General</w:t>
+              <w:t>Centro Agroturístico - Regional Santander</w:t>
             </w:r>
           </w:p>
         </w:tc>
@@ -9057,7 +8545,21 @@
                 <w:rFonts w:cs="Calibri"/>
                 <w:szCs w:val="24"/>
               </w:rPr>
-              <w:t>Centro Industrial del Diseño y la Manufactura Regional - Santander</w:t>
+              <w:t>Centro Industrial del Diseño y la Manufactura</w:t>
+            </w:r>
+            <w:r>
+              <w:rPr>
+                <w:rFonts w:cs="Calibri"/>
+                <w:szCs w:val="24"/>
+              </w:rPr>
+              <w:t xml:space="preserve"> - </w:t>
+            </w:r>
+            <w:r>
+              <w:rPr>
+                <w:rFonts w:cs="Calibri"/>
+                <w:szCs w:val="24"/>
+              </w:rPr>
+              <w:t>Regional Santander</w:t>
             </w:r>
           </w:p>
         </w:tc>
@@ -10076,7 +9578,6 @@
         <w:docPartUnique/>
       </w:docPartObj>
     </w:sdtPr>
-    <w:sdtEndPr/>
     <w:sdtContent>
       <w:p>
         <w:pPr>
@@ -10104,7 +9605,6 @@
         <w:docPartUnique/>
       </w:docPartObj>
     </w:sdtPr>
-    <w:sdtEndPr/>
     <w:sdtContent>
       <w:p>
         <w:pPr>
@@ -14893,6 +14393,46 @@
       <w:iCs/>
     </w:rPr>
   </w:style>
+  <w:style w:type="paragraph" w:styleId="Asuntodelcomentario">
+    <w:name w:val="annotation subject"/>
+    <w:basedOn w:val="Textocomentario"/>
+    <w:next w:val="Textocomentario"/>
+    <w:link w:val="AsuntodelcomentarioCar"/>
+    <w:uiPriority w:val="99"/>
+    <w:semiHidden/>
+    <w:unhideWhenUsed/>
+    <w:rsid w:val="00965D92"/>
+    <w:pPr>
+      <w:spacing w:before="160" w:after="120"/>
+      <w:ind w:firstLine="709"/>
+    </w:pPr>
+    <w:rPr>
+      <w:rFonts w:asciiTheme="minorHAnsi" w:eastAsiaTheme="minorHAnsi" w:hAnsiTheme="minorHAnsi" w:cstheme="minorBidi"/>
+      <w:b/>
+      <w:bCs/>
+      <w:kern w:val="2"/>
+      <w:lang w:eastAsia="en-US"/>
+      <w14:ligatures w14:val="standardContextual"/>
+    </w:rPr>
+  </w:style>
+  <w:style w:type="character" w:customStyle="1" w:styleId="AsuntodelcomentarioCar">
+    <w:name w:val="Asunto del comentario Car"/>
+    <w:basedOn w:val="TextocomentarioCar"/>
+    <w:link w:val="Asuntodelcomentario"/>
+    <w:uiPriority w:val="99"/>
+    <w:semiHidden/>
+    <w:rsid w:val="00965D92"/>
+    <w:rPr>
+      <w:rFonts w:ascii="Arial" w:eastAsia="Arial" w:hAnsi="Arial" w:cs="Arial"/>
+      <w:b/>
+      <w:bCs/>
+      <w:kern w:val="0"/>
+      <w:sz w:val="20"/>
+      <w:szCs w:val="20"/>
+      <w:lang w:eastAsia="es-CO"/>
+      <w14:ligatures w14:val="none"/>
+    </w:rPr>
+  </w:style>
 </w:styles>
 </file>
 
@@ -15192,21 +14732,10 @@
 </file>
 
 <file path=customXml/item1.xml><?xml version="1.0" encoding="utf-8"?>
-<p:properties xmlns:p="http://schemas.microsoft.com/office/2006/metadata/properties" xmlns:xsi="http://www.w3.org/2001/XMLSchema-instance" xmlns:pc="http://schemas.microsoft.com/office/infopath/2007/PartnerControls">
-  <documentManagement>
-    <TaxCatchAll xmlns="13c90a0b-73bc-4dc0-be5f-28d77b615beb" xsi:nil="true"/>
-    <lcf76f155ced4ddcb4097134ff3c332f xmlns="13c93bba-48ce-428c-bfe5-88b42c19b028">
-      <Terms xmlns="http://schemas.microsoft.com/office/infopath/2007/PartnerControls"/>
-    </lcf76f155ced4ddcb4097134ff3c332f>
-  </documentManagement>
-</p:properties>
+<b:Sources xmlns:b="http://schemas.openxmlformats.org/officeDocument/2006/bibliography" xmlns="http://schemas.openxmlformats.org/officeDocument/2006/bibliography" SelectedStyle="\APASixthEditionOfficeOnline.xsl" StyleName="APA" Version="6"/>
 </file>
 
 <file path=customXml/item2.xml><?xml version="1.0" encoding="utf-8"?>
-<b:Sources xmlns:b="http://schemas.openxmlformats.org/officeDocument/2006/bibliography" xmlns="http://schemas.openxmlformats.org/officeDocument/2006/bibliography" SelectedStyle="\APASixthEditionOfficeOnline.xsl" StyleName="APA" Version="6"/>
-</file>
-
-<file path=customXml/item3.xml><?xml version="1.0" encoding="utf-8"?>
 <ct:contentTypeSchema xmlns:ct="http://schemas.microsoft.com/office/2006/metadata/contentType" xmlns:ma="http://schemas.microsoft.com/office/2006/metadata/properties/metaAttributes" ct:_="" ma:_="" ma:contentTypeName="Documento" ma:contentTypeID="0x0101006A81D6BD42E8DF4C91013959704817E1" ma:contentTypeVersion="15" ma:contentTypeDescription="Crear nuevo documento." ma:contentTypeScope="" ma:versionID="bf4f72ffd194f0963ff564daca6869f7">
   <xsd:schema xmlns:xsd="http://www.w3.org/2001/XMLSchema" xmlns:xs="http://www.w3.org/2001/XMLSchema" xmlns:p="http://schemas.microsoft.com/office/2006/metadata/properties" xmlns:ns2="13c90a0b-73bc-4dc0-be5f-28d77b615beb" xmlns:ns3="13c93bba-48ce-428c-bfe5-88b42c19b028" targetNamespace="http://schemas.microsoft.com/office/2006/metadata/properties" ma:root="true" ma:fieldsID="8718d6f4873a5b1392a45044efa78385" ns2:_="" ns3:_="">
     <xsd:import namespace="13c90a0b-73bc-4dc0-be5f-28d77b615beb"/>
@@ -15441,7 +14970,7 @@
 </ct:contentTypeSchema>
 </file>
 
-<file path=customXml/item4.xml><?xml version="1.0" encoding="utf-8"?>
+<file path=customXml/item3.xml><?xml version="1.0" encoding="utf-8"?>
 <?mso-contentType ?>
 <FormTemplates xmlns="http://schemas.microsoft.com/sharepoint/v3/contenttype/forms">
   <Display>DocumentLibraryForm</Display>
@@ -15450,7 +14979,38 @@
 </FormTemplates>
 </file>
 
+<file path=customXml/item4.xml><?xml version="1.0" encoding="utf-8"?>
+<p:properties xmlns:p="http://schemas.microsoft.com/office/2006/metadata/properties" xmlns:xsi="http://www.w3.org/2001/XMLSchema-instance" xmlns:pc="http://schemas.microsoft.com/office/infopath/2007/PartnerControls">
+  <documentManagement>
+    <TaxCatchAll xmlns="13c90a0b-73bc-4dc0-be5f-28d77b615beb" xsi:nil="true"/>
+    <lcf76f155ced4ddcb4097134ff3c332f xmlns="13c93bba-48ce-428c-bfe5-88b42c19b028">
+      <Terms xmlns="http://schemas.microsoft.com/office/infopath/2007/PartnerControls"/>
+    </lcf76f155ced4ddcb4097134ff3c332f>
+  </documentManagement>
+</p:properties>
+</file>
+
 <file path=customXml/itemProps1.xml><?xml version="1.0" encoding="utf-8"?>
+<ds:datastoreItem xmlns:ds="http://schemas.openxmlformats.org/officeDocument/2006/customXml" ds:itemID="{E8AB44A3-7C62-4BD2-82ED-8ABC209970FA}">
+  <ds:schemaRefs>
+    <ds:schemaRef ds:uri="http://schemas.openxmlformats.org/officeDocument/2006/bibliography"/>
+  </ds:schemaRefs>
+</ds:datastoreItem>
+</file>
+
+<file path=customXml/itemProps2.xml><?xml version="1.0" encoding="utf-8"?>
+<ds:datastoreItem xmlns:ds="http://schemas.openxmlformats.org/officeDocument/2006/customXml" ds:itemID="{331A0C30-01B0-4E7D-8FB5-98724722F239}"/>
+</file>
+
+<file path=customXml/itemProps3.xml><?xml version="1.0" encoding="utf-8"?>
+<ds:datastoreItem xmlns:ds="http://schemas.openxmlformats.org/officeDocument/2006/customXml" ds:itemID="{81CBDEC1-3B00-44ED-AD36-0268077980BA}">
+  <ds:schemaRefs>
+    <ds:schemaRef ds:uri="http://schemas.microsoft.com/sharepoint/v3/contenttype/forms"/>
+  </ds:schemaRefs>
+</ds:datastoreItem>
+</file>
+
+<file path=customXml/itemProps4.xml><?xml version="1.0" encoding="utf-8"?>
 <ds:datastoreItem xmlns:ds="http://schemas.openxmlformats.org/officeDocument/2006/customXml" ds:itemID="{1145D752-ACC1-45E1-AB53-0C756F67FC7F}">
   <ds:schemaRefs>
     <ds:schemaRef ds:uri="http://schemas.microsoft.com/office/2006/metadata/properties"/>
@@ -15459,24 +15019,4 @@
     <ds:schemaRef ds:uri="a70d3c18-0869-45a1-9f75-4b4b8f0f32be"/>
   </ds:schemaRefs>
 </ds:datastoreItem>
-</file>
-
-<file path=customXml/itemProps2.xml><?xml version="1.0" encoding="utf-8"?>
-<ds:datastoreItem xmlns:ds="http://schemas.openxmlformats.org/officeDocument/2006/customXml" ds:itemID="{E8AB44A3-7C62-4BD2-82ED-8ABC209970FA}">
-  <ds:schemaRefs>
-    <ds:schemaRef ds:uri="http://schemas.openxmlformats.org/officeDocument/2006/bibliography"/>
-  </ds:schemaRefs>
-</ds:datastoreItem>
-</file>
-
-<file path=customXml/itemProps3.xml><?xml version="1.0" encoding="utf-8"?>
-<ds:datastoreItem xmlns:ds="http://schemas.openxmlformats.org/officeDocument/2006/customXml" ds:itemID="{74539193-1767-4295-9991-482DEB3F29DC}"/>
-</file>
-
-<file path=customXml/itemProps4.xml><?xml version="1.0" encoding="utf-8"?>
-<ds:datastoreItem xmlns:ds="http://schemas.openxmlformats.org/officeDocument/2006/customXml" ds:itemID="{81CBDEC1-3B00-44ED-AD36-0268077980BA}">
-  <ds:schemaRefs>
-    <ds:schemaRef ds:uri="http://schemas.microsoft.com/sharepoint/v3/contenttype/forms"/>
-  </ds:schemaRefs>
-</ds:datastoreItem>
 </file>